--- a/Escopo inicial do Projeto UniGames/Game_Completo.docx
+++ b/Escopo inicial do Projeto UniGames/Game_Completo.docx
@@ -4,7 +4,10 @@
   <w:body>
     <w:p>
       <w:pPr>
-        <w:spacing w:after="40"/>
+        <w:pageBreakBefore w:val="0"/>
+        <w:widowControl/>
+        <w:spacing w:after="100" w:before="0" w:line="259" w:lineRule="auto"/>
+        <w:ind w:firstLine="0" w:left="0"/>
         <w:jc w:val="center"/>
         <w:rPr>
           <w:rFonts w:ascii="Arial" w:hAnsi="Arial"/>
@@ -15,7 +18,7 @@
       </w:pPr>
       <w:r>
         <w:rPr>
-          <w:rFonts w:ascii="Arial" w:hAnsi="Arial" w:eastAsia="SimSun" w:cs="Arial"/>
+          <w:rFonts w:ascii="Calibri" w:hAnsi="Calibri" w:eastAsia="SimSun" w:cs="Arial"/>
           <w:i w:val="0"/>
           <w:iCs w:val="0"/>
           <w:color w:val="000000"/>
@@ -27,7 +30,7 @@
         </w:rPr>
         <w:drawing>
           <wp:inline distT="0" distB="0" distL="114300" distR="114300">
-            <wp:extent cx="3533775" cy="2286000"/>
+            <wp:extent cx="2160000" cy="1397304"/>
             <wp:effectExtent l="0" t="0" r="1905" b="0"/>
             <wp:docPr id="1" name="Imagem 1" descr="IMG_256"/>
             <wp:cNvGraphicFramePr>
@@ -51,7 +54,7 @@
                   <pic:spPr>
                     <a:xfrm>
                       <a:off x="0" y="0"/>
-                      <a:ext cx="3533775" cy="2286000"/>
+                      <a:ext cx="2160000" cy="1397304"/>
                     </a:xfrm>
                     <a:prstGeom prst="rect">
                       <a:avLst/>
@@ -70,14 +73,17 @@
     </w:p>
     <w:p>
       <w:pPr>
-        <w:spacing w:after="40"/>
+        <w:pageBreakBefore w:val="0"/>
+        <w:widowControl/>
+        <w:spacing w:after="60" w:before="0" w:line="259" w:lineRule="auto"/>
+        <w:ind w:firstLine="0" w:left="0"/>
         <w:jc w:val="center"/>
       </w:pPr>
       <w:r>
         <w:rPr>
-          <w:rFonts w:ascii="Arial" w:hAnsi="Arial"/>
+          <w:rFonts w:ascii="Calibri" w:hAnsi="Calibri"/>
           <w:b/>
-          <w:color w:val="00529B"/>
+          <w:color w:val="000000"/>
           <w:sz w:val="24"/>
         </w:rPr>
         <w:t>CESED / UNIFACISA — Sistemas de Informação</w:t>
@@ -85,7 +91,10 @@
     </w:p>
     <w:p>
       <w:pPr>
-        <w:spacing w:after="360"/>
+        <w:pageBreakBefore w:val="0"/>
+        <w:widowControl/>
+        <w:spacing w:after="120" w:before="0" w:line="259" w:lineRule="auto"/>
+        <w:ind w:firstLine="0" w:left="0"/>
         <w:jc w:val="center"/>
         <w:rPr>
           <w:rFonts w:hint="default" w:ascii="Arial" w:hAnsi="Arial"/>
@@ -97,38 +106,38 @@
       </w:pPr>
       <w:r>
         <w:rPr>
-          <w:rFonts w:ascii="Arial" w:hAnsi="Arial"/>
+          <w:rFonts w:ascii="Calibri" w:hAnsi="Calibri"/>
           <w:i/>
-          <w:color w:val="646464"/>
-          <w:sz w:val="19"/>
+          <w:color w:val="000000"/>
+          <w:sz w:val="20"/>
         </w:rPr>
         <w:t xml:space="preserve">Competência: </w:t>
       </w:r>
       <w:r>
         <w:rPr>
-          <w:rFonts w:hint="default" w:ascii="Arial" w:hAnsi="Arial"/>
+          <w:rFonts w:hint="default" w:ascii="Calibri" w:hAnsi="Calibri"/>
           <w:i/>
-          <w:color w:val="646464"/>
-          <w:sz w:val="19"/>
+          <w:color w:val="000000"/>
+          <w:sz w:val="20"/>
           <w:lang w:val="pt-BR"/>
         </w:rPr>
         <w:t xml:space="preserve">Integrar interfaces e serviço web </w:t>
       </w:r>
       <w:r>
         <w:rPr>
-          <w:rFonts w:ascii="Arial" w:hAnsi="Arial"/>
+          <w:rFonts w:ascii="Calibri" w:hAnsi="Calibri"/>
           <w:i/>
-          <w:color w:val="646464"/>
-          <w:sz w:val="19"/>
+          <w:color w:val="000000"/>
+          <w:sz w:val="20"/>
         </w:rPr>
         <w:t>| Docente: Prof. Sheila Maria | Período: 2026</w:t>
       </w:r>
       <w:r>
         <w:rPr>
-          <w:rFonts w:hint="default" w:ascii="Arial" w:hAnsi="Arial"/>
+          <w:rFonts w:hint="default" w:ascii="Calibri" w:hAnsi="Calibri"/>
           <w:i/>
-          <w:color w:val="646464"/>
-          <w:sz w:val="19"/>
+          <w:color w:val="000000"/>
+          <w:sz w:val="20"/>
           <w:lang w:val="pt-BR"/>
         </w:rPr>
         <w:t>.2</w:t>
@@ -136,20 +145,11 @@
     </w:p>
     <w:p>
       <w:pPr>
-        <w:spacing w:after="360"/>
-        <w:jc w:val="center"/>
-        <w:rPr>
-          <w:rFonts w:hint="default" w:ascii="Arial" w:hAnsi="Arial"/>
-          <w:i/>
-          <w:color w:val="646464"/>
-          <w:sz w:val="19"/>
-          <w:lang w:val="pt-BR"/>
-        </w:rPr>
-      </w:pPr>
-    </w:p>
-    <w:p>
-      <w:pPr>
-        <w:spacing w:after="360"/>
+        <w:pStyle w:val="17"/>
+        <w:pageBreakBefore w:val="0"/>
+        <w:widowControl/>
+        <w:spacing w:after="240" w:before="160" w:line="259" w:lineRule="auto"/>
+        <w:ind w:firstLine="0" w:left="0"/>
         <w:jc w:val="center"/>
         <w:rPr>
           <w:rFonts w:hint="default" w:ascii="Arial" w:hAnsi="Arial"/>
@@ -166,13 +166,13 @@
       </w:pPr>
       <w:r>
         <w:rPr>
-          <w:rFonts w:hint="default" w:ascii="Arial" w:hAnsi="Arial"/>
+          <w:rFonts w:hint="default" w:ascii="Calibri" w:hAnsi="Calibri"/>
           <w:b/>
           <w:bCs/>
           <w:i w:val="0"/>
           <w:iCs/>
-          <w:color w:val="auto"/>
-          <w:sz w:val="28"/>
+          <w:color w:val="000000"/>
+          <w:sz w:val="36"/>
           <w:szCs w:val="28"/>
           <w:shd w:val="clear" w:color="auto" w:fill="auto"/>
           <w:lang w:val="pt-BR"/>
@@ -182,429 +182,469 @@
     </w:p>
     <w:p>
       <w:pPr>
-        <w:spacing w:after="40"/>
+        <w:pageBreakBefore w:val="0"/>
+        <w:widowControl/>
+        <w:spacing w:after="100" w:before="0" w:line="259" w:lineRule="auto"/>
+        <w:ind w:firstLine="0" w:left="0"/>
       </w:pPr>
       <w:r>
         <w:rPr>
-          <w:rFonts w:ascii="Arial" w:hAnsi="Arial"/>
+          <w:rFonts w:ascii="Calibri" w:hAnsi="Calibri"/>
           <w:b/>
-          <w:color w:val="282828"/>
-          <w:sz w:val="21"/>
+          <w:color w:val="000000"/>
+          <w:sz w:val="22"/>
         </w:rPr>
         <w:t>Discentes:</w:t>
       </w:r>
     </w:p>
     <w:p>
       <w:pPr>
-        <w:spacing w:after="40"/>
-        <w:ind w:left="360"/>
+        <w:pageBreakBefore w:val="0"/>
+        <w:widowControl/>
+        <w:spacing w:after="60" w:before="0" w:line="259" w:lineRule="auto"/>
+        <w:ind w:left="0" w:firstLine="0"/>
       </w:pPr>
       <w:r>
         <w:rPr>
-          <w:rFonts w:ascii="Arial" w:hAnsi="Arial"/>
-          <w:color w:val="282828"/>
-          <w:sz w:val="20"/>
+          <w:rFonts w:ascii="Calibri" w:hAnsi="Calibri"/>
+          <w:color w:val="000000"/>
+          <w:sz w:val="22"/>
         </w:rPr>
         <w:t>•  Elian Barros</w:t>
       </w:r>
     </w:p>
     <w:p>
       <w:pPr>
-        <w:spacing w:after="40"/>
-        <w:ind w:left="360"/>
+        <w:pageBreakBefore w:val="0"/>
+        <w:widowControl/>
+        <w:spacing w:after="60" w:before="0" w:line="259" w:lineRule="auto"/>
+        <w:ind w:left="0" w:firstLine="0"/>
       </w:pPr>
       <w:r>
         <w:rPr>
-          <w:rFonts w:ascii="Arial" w:hAnsi="Arial"/>
-          <w:color w:val="282828"/>
-          <w:sz w:val="20"/>
+          <w:rFonts w:ascii="Calibri" w:hAnsi="Calibri"/>
+          <w:color w:val="000000"/>
+          <w:sz w:val="22"/>
         </w:rPr>
         <w:t>•  Igor Morais</w:t>
       </w:r>
     </w:p>
     <w:p>
       <w:pPr>
-        <w:spacing w:after="40"/>
-        <w:ind w:left="360"/>
+        <w:pageBreakBefore w:val="0"/>
+        <w:widowControl/>
+        <w:spacing w:after="60" w:before="0" w:line="259" w:lineRule="auto"/>
+        <w:ind w:left="0" w:firstLine="0"/>
       </w:pPr>
       <w:r>
         <w:rPr>
-          <w:rFonts w:ascii="Arial" w:hAnsi="Arial"/>
-          <w:color w:val="282828"/>
-          <w:sz w:val="20"/>
+          <w:rFonts w:ascii="Calibri" w:hAnsi="Calibri"/>
+          <w:color w:val="000000"/>
+          <w:sz w:val="22"/>
         </w:rPr>
         <w:t>•  José Artur</w:t>
       </w:r>
     </w:p>
     <w:p>
       <w:pPr>
-        <w:spacing w:after="40"/>
-        <w:ind w:left="360"/>
+        <w:pageBreakBefore w:val="0"/>
+        <w:widowControl/>
+        <w:spacing w:after="60" w:before="0" w:line="259" w:lineRule="auto"/>
+        <w:ind w:left="0" w:firstLine="0"/>
       </w:pPr>
       <w:r>
         <w:rPr>
-          <w:rFonts w:ascii="Arial" w:hAnsi="Arial"/>
-          <w:color w:val="282828"/>
-          <w:sz w:val="20"/>
+          <w:rFonts w:ascii="Calibri" w:hAnsi="Calibri"/>
+          <w:color w:val="000000"/>
+          <w:sz w:val="22"/>
         </w:rPr>
         <w:t>•  Rafael Barbosa</w:t>
       </w:r>
     </w:p>
     <w:p>
       <w:pPr>
-        <w:spacing w:after="40"/>
-        <w:ind w:left="360"/>
+        <w:pageBreakBefore w:val="0"/>
+        <w:widowControl/>
+        <w:spacing w:after="60" w:before="0" w:line="259" w:lineRule="auto"/>
+        <w:ind w:left="0" w:firstLine="0"/>
       </w:pPr>
       <w:r>
         <w:rPr>
-          <w:rFonts w:ascii="Arial" w:hAnsi="Arial"/>
-          <w:color w:val="282828"/>
-          <w:sz w:val="20"/>
+          <w:rFonts w:ascii="Calibri" w:hAnsi="Calibri"/>
+          <w:color w:val="000000"/>
+          <w:sz w:val="22"/>
         </w:rPr>
         <w:t>•  Renner Farias</w:t>
       </w:r>
     </w:p>
     <w:p>
       <w:pPr>
+        <w:pStyle w:val="2"/>
         <w:keepNext/>
-        <w:spacing w:before="360" w:after="120"/>
+        <w:pageBreakBefore w:val="0"/>
+        <w:widowControl/>
+        <w:spacing w:before="240" w:after="100" w:line="259" w:lineRule="auto"/>
+        <w:ind w:firstLine="0" w:left="0"/>
       </w:pPr>
       <w:r>
-        <w:rPr>
-          <w:rFonts w:ascii="Arial" w:hAnsi="Arial"/>
-          <w:b/>
-          <w:color w:val="00529B"/>
-          <w:sz w:val="28"/>
-        </w:rPr>
-        <w:t>1. Nome do Projeto</w:t>
+        <w:t>1 Nome do Projeto</w:t>
       </w:r>
     </w:p>
     <w:p>
       <w:pPr>
-        <w:spacing w:after="120" w:line="276" w:lineRule="auto"/>
+        <w:pageBreakBefore w:val="0"/>
+        <w:widowControl/>
+        <w:spacing w:after="100" w:line="259" w:lineRule="auto" w:before="0"/>
+        <w:ind w:firstLine="0" w:left="0"/>
       </w:pPr>
       <w:r>
         <w:rPr>
-          <w:rFonts w:ascii="Arial" w:hAnsi="Arial"/>
-          <w:color w:val="282828"/>
-          <w:sz w:val="21"/>
+          <w:rFonts w:ascii="Calibri" w:hAnsi="Calibri"/>
+          <w:color w:val="000000"/>
+          <w:sz w:val="22"/>
         </w:rPr>
         <w:t>UniGames</w:t>
       </w:r>
     </w:p>
     <w:p>
       <w:pPr>
+        <w:pStyle w:val="2"/>
         <w:keepNext/>
-        <w:spacing w:before="360" w:after="120"/>
+        <w:pageBreakBefore w:val="0"/>
+        <w:widowControl/>
+        <w:spacing w:before="240" w:after="100" w:line="259" w:lineRule="auto"/>
+        <w:ind w:firstLine="0" w:left="0"/>
       </w:pPr>
       <w:r>
-        <w:rPr>
-          <w:rFonts w:ascii="Arial" w:hAnsi="Arial"/>
-          <w:b/>
-          <w:color w:val="00529B"/>
-          <w:sz w:val="28"/>
-        </w:rPr>
-        <w:t>2. Problema</w:t>
+        <w:t>2 Problema</w:t>
       </w:r>
     </w:p>
     <w:p>
       <w:pPr>
-        <w:spacing w:after="120" w:line="276" w:lineRule="auto"/>
-        <w:ind w:firstLine="720" w:firstLineChars="0"/>
+        <w:pageBreakBefore w:val="0"/>
+        <w:widowControl/>
+        <w:spacing w:after="100" w:line="259" w:lineRule="auto" w:before="0"/>
+        <w:ind w:firstLineChars="0" w:firstLine="0" w:left="0"/>
       </w:pPr>
       <w:r>
         <w:rPr>
-          <w:rFonts w:ascii="Arial" w:hAnsi="Arial"/>
-          <w:color w:val="282828"/>
-          <w:sz w:val="21"/>
+          <w:rFonts w:ascii="Calibri" w:hAnsi="Calibri"/>
+          <w:color w:val="000000"/>
+          <w:sz w:val="22"/>
         </w:rPr>
         <w:t>Jogadores ao irem em busca de um novo jogo para adquirir precisam pesquisar em diversas lojas e plataformas para escolherem qual se adequa melhor ao seu estilo e orçamento, perdendo tempo e dificultando o processo de compra. Nosso sistema pretende reunir as informações dessas diferentes plataformas e lojas em um único local, centralizando preços, plataformas disponíveis e histórico de valores para facilitar a tomada de decisão dos gamers.</w:t>
       </w:r>
     </w:p>
     <w:p>
       <w:pPr>
+        <w:pStyle w:val="2"/>
         <w:keepNext/>
-        <w:spacing w:before="360" w:after="120"/>
-        <w:rPr>
-          <w:rFonts w:ascii="Arial" w:hAnsi="Arial"/>
-          <w:b/>
-          <w:color w:val="00529B"/>
-          <w:sz w:val="28"/>
-        </w:rPr>
+        <w:pageBreakBefore w:val="0"/>
+        <w:widowControl/>
+        <w:spacing w:before="240" w:after="100" w:line="259" w:lineRule="auto"/>
+        <w:ind w:firstLine="0" w:left="0"/>
       </w:pPr>
-    </w:p>
-    <w:p>
-      <w:pPr>
-        <w:keepNext/>
-        <w:spacing w:before="360" w:after="120"/>
-      </w:pPr>
-      <w:bookmarkStart w:id="0" w:name="_GoBack"/>
-      <w:bookmarkEnd w:id="0"/>
       <w:r>
-        <w:rPr>
-          <w:rFonts w:ascii="Arial" w:hAnsi="Arial"/>
-          <w:b/>
-          <w:color w:val="00529B"/>
-          <w:sz w:val="28"/>
-        </w:rPr>
-        <w:t>3. Público-Alvo</w:t>
+        <w:t>3 Público Alvo</w:t>
       </w:r>
     </w:p>
     <w:p>
       <w:pPr>
-        <w:spacing w:after="120" w:line="276" w:lineRule="auto"/>
+        <w:pageBreakBefore w:val="0"/>
+        <w:widowControl/>
+        <w:spacing w:after="60" w:line="259" w:lineRule="auto" w:before="0"/>
+        <w:ind w:firstLine="0" w:left="0"/>
       </w:pPr>
       <w:r>
         <w:rPr>
-          <w:rFonts w:ascii="Arial" w:hAnsi="Arial"/>
+          <w:rFonts w:ascii="Calibri" w:hAnsi="Calibri"/>
           <w:b/>
-          <w:color w:val="282828"/>
-          <w:sz w:val="21"/>
+          <w:color w:val="000000"/>
+          <w:sz w:val="22"/>
         </w:rPr>
         <w:t xml:space="preserve">• Jogadores no geral: </w:t>
       </w:r>
       <w:r>
         <w:rPr>
-          <w:rFonts w:ascii="Arial" w:hAnsi="Arial"/>
-          <w:color w:val="282828"/>
-          <w:sz w:val="21"/>
+          <w:rFonts w:ascii="Calibri" w:hAnsi="Calibri"/>
+          <w:color w:val="000000"/>
+          <w:sz w:val="22"/>
         </w:rPr>
         <w:t>Jogadores no geral que buscam comparar preços e encontrar os melhores jogos/ofertas.</w:t>
       </w:r>
     </w:p>
     <w:p>
       <w:pPr>
-        <w:spacing w:after="120" w:line="276" w:lineRule="auto"/>
+        <w:pageBreakBefore w:val="0"/>
+        <w:widowControl/>
+        <w:spacing w:after="60" w:line="259" w:lineRule="auto" w:before="0"/>
+        <w:ind w:firstLine="0" w:left="0"/>
       </w:pPr>
       <w:r>
         <w:rPr>
-          <w:rFonts w:ascii="Arial" w:hAnsi="Arial"/>
+          <w:rFonts w:ascii="Calibri" w:hAnsi="Calibri"/>
           <w:b/>
-          <w:color w:val="282828"/>
-          <w:sz w:val="21"/>
+          <w:color w:val="000000"/>
+          <w:sz w:val="22"/>
         </w:rPr>
         <w:t xml:space="preserve">• Revendedores (Usuários): </w:t>
       </w:r>
       <w:r>
         <w:rPr>
-          <w:rFonts w:ascii="Arial" w:hAnsi="Arial"/>
-          <w:color w:val="282828"/>
-          <w:sz w:val="21"/>
+          <w:rFonts w:ascii="Calibri" w:hAnsi="Calibri"/>
+          <w:color w:val="000000"/>
+          <w:sz w:val="22"/>
         </w:rPr>
         <w:t>Jogadores que desejam anunciar ou revender seus jogos usados/mídia física.</w:t>
       </w:r>
     </w:p>
     <w:p>
       <w:pPr>
+        <w:pStyle w:val="2"/>
         <w:keepNext/>
-        <w:spacing w:before="360" w:after="120"/>
+        <w:pageBreakBefore w:val="0"/>
+        <w:widowControl/>
+        <w:spacing w:before="240" w:after="100" w:line="259" w:lineRule="auto"/>
+        <w:ind w:firstLine="0" w:left="0"/>
       </w:pPr>
       <w:r>
-        <w:rPr>
-          <w:rFonts w:ascii="Arial" w:hAnsi="Arial"/>
-          <w:b/>
-          <w:color w:val="00529B"/>
-          <w:sz w:val="28"/>
-        </w:rPr>
-        <w:t>4. Objetivo da Solução</w:t>
+        <w:t>4 Objetivo da Solução</w:t>
       </w:r>
     </w:p>
     <w:p>
       <w:pPr>
-        <w:spacing w:after="120" w:line="276" w:lineRule="auto"/>
-        <w:ind w:firstLine="720" w:firstLineChars="0"/>
+        <w:pageBreakBefore w:val="0"/>
+        <w:widowControl/>
+        <w:spacing w:after="100" w:line="259" w:lineRule="auto" w:before="0"/>
+        <w:ind w:firstLineChars="0" w:firstLine="0" w:left="0"/>
       </w:pPr>
       <w:r>
         <w:rPr>
-          <w:rFonts w:ascii="Arial" w:hAnsi="Arial"/>
-          <w:color w:val="282828"/>
-          <w:sz w:val="21"/>
+          <w:rFonts w:ascii="Calibri" w:hAnsi="Calibri"/>
+          <w:color w:val="000000"/>
+          <w:sz w:val="22"/>
         </w:rPr>
         <w:t>Desenvolver uma aplicação WEB para permitir a centralização, consulta e acompanhamento de jogos e preços de diferentes plataformas, automatizando a comparação de ofertas e o gerenciamento de perfis de revenda de jogos.</w:t>
       </w:r>
     </w:p>
     <w:p>
       <w:pPr>
+        <w:pStyle w:val="2"/>
         <w:keepNext/>
-        <w:spacing w:before="360" w:after="120"/>
+        <w:pageBreakBefore w:val="0"/>
+        <w:widowControl/>
+        <w:spacing w:before="240" w:after="100" w:line="259" w:lineRule="auto"/>
+        <w:ind w:firstLine="0" w:left="0"/>
       </w:pPr>
       <w:r>
-        <w:rPr>
-          <w:rFonts w:ascii="Arial" w:hAnsi="Arial"/>
-          <w:b/>
-          <w:color w:val="00529B"/>
-          <w:sz w:val="28"/>
-        </w:rPr>
-        <w:t>5. Escopo da Solução</w:t>
+        <w:t>5 Escopo da Solução</w:t>
       </w:r>
     </w:p>
     <w:p>
       <w:pPr>
-        <w:spacing w:after="120" w:line="276" w:lineRule="auto"/>
+        <w:keepNext/>
+        <w:pageBreakBefore w:val="0"/>
+        <w:widowControl/>
+        <w:spacing w:after="100" w:line="259" w:lineRule="auto" w:before="140"/>
+        <w:ind w:firstLine="0" w:left="0"/>
       </w:pPr>
       <w:r>
         <w:rPr>
-          <w:rFonts w:ascii="Arial" w:hAnsi="Arial"/>
-          <w:color w:val="282828"/>
-          <w:sz w:val="21"/>
+          <w:rFonts w:ascii="Calibri" w:hAnsi="Calibri"/>
+          <w:b/>
+          <w:color w:val="000000"/>
+          <w:sz w:val="22"/>
         </w:rPr>
         <w:t>Funcionalidades Previstas:</w:t>
       </w:r>
     </w:p>
     <w:p>
       <w:pPr>
-        <w:spacing w:after="40"/>
-        <w:ind w:left="360"/>
+        <w:pageBreakBefore w:val="0"/>
+        <w:widowControl/>
+        <w:spacing w:after="60" w:before="0" w:line="259" w:lineRule="auto"/>
+        <w:ind w:left="0" w:firstLine="0"/>
       </w:pPr>
       <w:r>
         <w:rPr>
-          <w:rFonts w:ascii="Arial" w:hAnsi="Arial"/>
-          <w:sz w:val="20"/>
+          <w:rFonts w:ascii="Calibri" w:hAnsi="Calibri"/>
+          <w:color w:val="000000"/>
+          <w:sz w:val="22"/>
         </w:rPr>
         <w:t>•  Cadastro e edição de perfil de usuários;</w:t>
       </w:r>
     </w:p>
     <w:p>
       <w:pPr>
-        <w:spacing w:after="40"/>
-        <w:ind w:left="360"/>
+        <w:pageBreakBefore w:val="0"/>
+        <w:widowControl/>
+        <w:spacing w:after="60" w:before="0" w:line="259" w:lineRule="auto"/>
+        <w:ind w:left="0" w:firstLine="0"/>
       </w:pPr>
       <w:r>
         <w:rPr>
-          <w:rFonts w:ascii="Arial" w:hAnsi="Arial"/>
-          <w:sz w:val="20"/>
+          <w:rFonts w:ascii="Calibri" w:hAnsi="Calibri"/>
+          <w:color w:val="000000"/>
+          <w:sz w:val="22"/>
         </w:rPr>
         <w:t>•  Login e autenticação (JWT);</w:t>
       </w:r>
     </w:p>
     <w:p>
       <w:pPr>
-        <w:spacing w:after="40"/>
-        <w:ind w:left="360"/>
+        <w:pageBreakBefore w:val="0"/>
+        <w:widowControl/>
+        <w:spacing w:after="60" w:before="0" w:line="259" w:lineRule="auto"/>
+        <w:ind w:left="0" w:firstLine="0"/>
       </w:pPr>
       <w:r>
         <w:rPr>
-          <w:rFonts w:ascii="Arial" w:hAnsi="Arial"/>
-          <w:sz w:val="20"/>
+          <w:rFonts w:ascii="Calibri" w:hAnsi="Calibri"/>
+          <w:color w:val="000000"/>
+          <w:sz w:val="22"/>
         </w:rPr>
         <w:t>•  Consulta de preços, ofertas e plataformas com filtros de pesquisa;</w:t>
       </w:r>
     </w:p>
     <w:p>
       <w:pPr>
-        <w:spacing w:after="40"/>
-        <w:ind w:left="360"/>
+        <w:pageBreakBefore w:val="0"/>
+        <w:widowControl/>
+        <w:spacing w:after="60" w:before="0" w:line="259" w:lineRule="auto"/>
+        <w:ind w:left="0" w:firstLine="0"/>
       </w:pPr>
       <w:r>
         <w:rPr>
-          <w:rFonts w:ascii="Arial" w:hAnsi="Arial"/>
-          <w:sz w:val="20"/>
+          <w:rFonts w:ascii="Calibri" w:hAnsi="Calibri"/>
+          <w:color w:val="000000"/>
+          <w:sz w:val="22"/>
         </w:rPr>
         <w:t>•  Cadastro e gerenciamento de jogos para revenda de mídia física;</w:t>
       </w:r>
     </w:p>
     <w:p>
       <w:pPr>
-        <w:spacing w:after="40"/>
-        <w:ind w:left="360"/>
+        <w:pageBreakBefore w:val="0"/>
+        <w:widowControl/>
+        <w:spacing w:after="60" w:before="0" w:line="259" w:lineRule="auto"/>
+        <w:ind w:left="0" w:firstLine="0"/>
       </w:pPr>
       <w:r>
         <w:rPr>
-          <w:rFonts w:ascii="Arial" w:hAnsi="Arial"/>
-          <w:sz w:val="20"/>
+          <w:rFonts w:ascii="Calibri" w:hAnsi="Calibri"/>
+          <w:color w:val="000000"/>
+          <w:sz w:val="22"/>
         </w:rPr>
         <w:t>•  Histórico de preços por jogo;</w:t>
       </w:r>
     </w:p>
     <w:p>
       <w:pPr>
-        <w:spacing w:after="40"/>
-        <w:ind w:left="360"/>
+        <w:pageBreakBefore w:val="0"/>
+        <w:widowControl/>
+        <w:spacing w:after="60" w:before="0" w:line="259" w:lineRule="auto"/>
+        <w:ind w:left="0" w:firstLine="0"/>
       </w:pPr>
       <w:r>
         <w:rPr>
-          <w:rFonts w:ascii="Arial" w:hAnsi="Arial"/>
-          <w:sz w:val="20"/>
+          <w:rFonts w:ascii="Calibri" w:hAnsi="Calibri"/>
+          <w:color w:val="000000"/>
+          <w:sz w:val="22"/>
         </w:rPr>
         <w:t>•  Dashboard com principais ofertas e destaques;</w:t>
       </w:r>
     </w:p>
     <w:p>
       <w:pPr>
-        <w:spacing w:after="40"/>
-        <w:ind w:left="360"/>
+        <w:pageBreakBefore w:val="0"/>
+        <w:widowControl/>
+        <w:spacing w:after="60" w:before="0" w:line="259" w:lineRule="auto"/>
+        <w:ind w:left="0" w:firstLine="0"/>
       </w:pPr>
       <w:r>
         <w:rPr>
-          <w:rFonts w:ascii="Arial" w:hAnsi="Arial"/>
-          <w:sz w:val="20"/>
+          <w:rFonts w:ascii="Calibri" w:hAnsi="Calibri"/>
+          <w:color w:val="000000"/>
+          <w:sz w:val="22"/>
         </w:rPr>
         <w:t>•  Emissão/Visualização de relatórios de atividades e vendas.</w:t>
       </w:r>
     </w:p>
     <w:p>
       <w:pPr>
-        <w:spacing w:after="40" w:line="276" w:lineRule="auto"/>
+        <w:keepNext/>
+        <w:pageBreakBefore w:val="0"/>
+        <w:widowControl/>
+        <w:spacing w:after="100" w:line="259" w:lineRule="auto" w:before="140"/>
+        <w:ind w:firstLine="0" w:left="0"/>
       </w:pPr>
       <w:r>
         <w:rPr>
-          <w:rFonts w:ascii="Arial" w:hAnsi="Arial"/>
-          <w:color w:val="282828"/>
-          <w:sz w:val="21"/>
+          <w:rFonts w:ascii="Calibri" w:hAnsi="Calibri"/>
+          <w:b/>
+          <w:color w:val="000000"/>
+          <w:sz w:val="22"/>
         </w:rPr>
         <w:t>Fora do Escopo:</w:t>
       </w:r>
     </w:p>
     <w:p>
       <w:pPr>
-        <w:spacing w:after="40"/>
-        <w:ind w:left="360"/>
+        <w:pageBreakBefore w:val="0"/>
+        <w:widowControl/>
+        <w:spacing w:after="60" w:before="0" w:line="259" w:lineRule="auto"/>
+        <w:ind w:left="0" w:firstLine="0"/>
       </w:pPr>
       <w:r>
         <w:rPr>
-          <w:rFonts w:ascii="Arial" w:hAnsi="Arial"/>
-          <w:sz w:val="20"/>
+          <w:rFonts w:ascii="Calibri" w:hAnsi="Calibri"/>
+          <w:color w:val="000000"/>
+          <w:sz w:val="22"/>
         </w:rPr>
         <w:t>•  Gateway/Processamento direto de pagamentos online (compras direcionadas para lojas parceiras ou combinadas entre revendedores);</w:t>
       </w:r>
     </w:p>
     <w:p>
       <w:pPr>
-        <w:spacing w:after="40"/>
-        <w:ind w:left="360"/>
+        <w:pageBreakBefore w:val="0"/>
+        <w:widowControl/>
+        <w:spacing w:after="60" w:before="0" w:line="259" w:lineRule="auto"/>
+        <w:ind w:left="0" w:firstLine="0"/>
       </w:pPr>
       <w:r>
         <w:rPr>
-          <w:rFonts w:ascii="Arial" w:hAnsi="Arial"/>
-          <w:sz w:val="20"/>
+          <w:rFonts w:ascii="Calibri" w:hAnsi="Calibri"/>
+          <w:color w:val="000000"/>
+          <w:sz w:val="22"/>
         </w:rPr>
         <w:t>•  Sistema de frete e logística integrada automatizada.</w:t>
       </w:r>
     </w:p>
     <w:p>
       <w:pPr>
+        <w:pStyle w:val="2"/>
         <w:keepNext/>
-        <w:spacing w:before="360" w:after="120"/>
+        <w:pageBreakBefore w:val="0"/>
+        <w:widowControl/>
+        <w:spacing w:before="240" w:after="100" w:line="259" w:lineRule="auto"/>
+        <w:ind w:firstLine="0" w:left="0"/>
       </w:pPr>
       <w:r>
-        <w:rPr>
-          <w:rFonts w:ascii="Arial" w:hAnsi="Arial"/>
-          <w:b/>
-          <w:color w:val="00529B"/>
-          <w:sz w:val="28"/>
-        </w:rPr>
-        <w:t>6. Entidades do Sistema</w:t>
+        <w:t>6 Entidades do Sistema</w:t>
       </w:r>
     </w:p>
     <w:p>
       <w:pPr>
-        <w:spacing w:after="120" w:line="276" w:lineRule="auto"/>
+        <w:pageBreakBefore w:val="0"/>
+        <w:widowControl/>
+        <w:spacing w:after="100" w:line="259" w:lineRule="auto" w:before="0"/>
+        <w:ind w:firstLine="0" w:left="0"/>
       </w:pPr>
       <w:r>
         <w:rPr>
-          <w:rFonts w:ascii="Arial" w:hAnsi="Arial"/>
-          <w:color w:val="282828"/>
-          <w:sz w:val="21"/>
+          <w:rFonts w:ascii="Calibri" w:hAnsi="Calibri"/>
+          <w:color w:val="000000"/>
+          <w:sz w:val="22"/>
         </w:rPr>
         <w:t>Definição das principais entidades que deverão ser armazenadas no banco de dados NoSQL (MongoDB):</w:t>
       </w:r>
@@ -621,10 +661,18 @@
           <w:bottom w:w="0" w:type="dxa"/>
           <w:right w:w="108" w:type="dxa"/>
         </w:tblCellMar>
+        <w:tblBorders>
+          <w:top w:val="single" w:sz="4" w:color="D9D9D9"/>
+          <w:left w:val="single" w:sz="4" w:color="D9D9D9"/>
+          <w:bottom w:val="single" w:sz="4" w:color="D9D9D9"/>
+          <w:right w:val="single" w:sz="4" w:color="D9D9D9"/>
+          <w:insideH w:val="single" w:sz="4" w:color="D9D9D9"/>
+          <w:insideV w:val="single" w:sz="4" w:color="D9D9D9"/>
+        </w:tblBorders>
       </w:tblPr>
       <w:tblGrid>
-        <w:gridCol w:w="4680"/>
-        <w:gridCol w:w="4680"/>
+        <w:gridCol w:w="2835"/>
+        <w:gridCol w:w="6520"/>
       </w:tblGrid>
       <w:tr>
         <w:tblPrEx>
@@ -637,28 +685,39 @@
         </w:tblPrEx>
         <w:trPr>
           <w:jc w:val="center"/>
+          <w:cantSplit/>
+          <w:tblHeader/>
         </w:trPr>
         <w:tc>
           <w:tcPr>
-            <w:tcW w:w="2880" w:type="dxa"/>
+            <w:tcW w:w="2835" w:type="dxa"/>
+            <w:vAlign w:val="center"/>
             <w:tcBorders>
-              <w:top w:val="single" w:color="CCCCCC" w:sz="4" w:space="0"/>
-              <w:left w:val="nil"/>
-              <w:bottom w:val="single" w:color="CCCCCC" w:sz="4" w:space="0"/>
-              <w:right w:val="nil"/>
+              <w:top w:val="single" w:sz="4" w:color="D9D9D9"/>
+              <w:left w:val="single" w:sz="4" w:color="D9D9D9"/>
+              <w:bottom w:val="single" w:sz="4" w:color="D9D9D9"/>
+              <w:right w:val="single" w:sz="4" w:color="D9D9D9"/>
             </w:tcBorders>
-            <w:shd w:val="clear" w:color="auto" w:fill="00529B"/>
+            <w:shd w:fill="174A75"/>
+            <w:tcMar>
+              <w:top w:w="90" w:type="dxa"/>
+              <w:left w:w="90" w:type="dxa"/>
+              <w:bottom w:w="90" w:type="dxa"/>
+              <w:right w:w="90" w:type="dxa"/>
+            </w:tcMar>
           </w:tcPr>
           <w:p>
             <w:pPr>
+              <w:keepNext w:val="0"/>
+              <w:spacing w:after="40" w:before="40" w:line="252" w:lineRule="auto"/>
               <w:jc w:val="left"/>
             </w:pPr>
             <w:r>
               <w:rPr>
-                <w:rFonts w:ascii="Arial" w:hAnsi="Arial"/>
+                <w:rFonts w:ascii="Calibri" w:hAnsi="Calibri"/>
                 <w:b/>
                 <w:color w:val="FFFFFF"/>
-                <w:sz w:val="20"/>
+                <w:sz w:val="21"/>
               </w:rPr>
               <w:t>Entidade</w:t>
             </w:r>
@@ -666,25 +725,34 @@
         </w:tc>
         <w:tc>
           <w:tcPr>
-            <w:tcW w:w="6480" w:type="dxa"/>
+            <w:tcW w:w="6520" w:type="dxa"/>
+            <w:vAlign w:val="center"/>
             <w:tcBorders>
-              <w:top w:val="single" w:color="CCCCCC" w:sz="4" w:space="0"/>
-              <w:left w:val="nil"/>
-              <w:bottom w:val="single" w:color="CCCCCC" w:sz="4" w:space="0"/>
-              <w:right w:val="nil"/>
+              <w:top w:val="single" w:sz="4" w:color="D9D9D9"/>
+              <w:left w:val="single" w:sz="4" w:color="D9D9D9"/>
+              <w:bottom w:val="single" w:sz="4" w:color="D9D9D9"/>
+              <w:right w:val="single" w:sz="4" w:color="D9D9D9"/>
             </w:tcBorders>
-            <w:shd w:val="clear" w:color="auto" w:fill="00529B"/>
+            <w:shd w:fill="174A75"/>
+            <w:tcMar>
+              <w:top w:w="90" w:type="dxa"/>
+              <w:left w:w="90" w:type="dxa"/>
+              <w:bottom w:w="90" w:type="dxa"/>
+              <w:right w:w="90" w:type="dxa"/>
+            </w:tcMar>
           </w:tcPr>
           <w:p>
             <w:pPr>
+              <w:keepNext w:val="0"/>
+              <w:spacing w:after="40" w:before="40" w:line="252" w:lineRule="auto"/>
               <w:jc w:val="left"/>
             </w:pPr>
             <w:r>
               <w:rPr>
-                <w:rFonts w:ascii="Arial" w:hAnsi="Arial"/>
+                <w:rFonts w:ascii="Calibri" w:hAnsi="Calibri"/>
                 <w:b/>
                 <w:color w:val="FFFFFF"/>
-                <w:sz w:val="20"/>
+                <w:sz w:val="21"/>
               </w:rPr>
               <w:t>Descrição</w:t>
             </w:r>
@@ -702,23 +770,37 @@
         </w:tblPrEx>
         <w:trPr>
           <w:jc w:val="center"/>
+          <w:cantSplit/>
         </w:trPr>
         <w:tc>
           <w:tcPr>
-            <w:tcW w:w="2880" w:type="dxa"/>
+            <w:tcW w:w="2835" w:type="dxa"/>
+            <w:vAlign w:val="center"/>
             <w:tcBorders>
-              <w:top w:val="single" w:color="CCCCCC" w:sz="4" w:space="0"/>
-              <w:left w:val="nil"/>
-              <w:bottom w:val="single" w:color="CCCCCC" w:sz="4" w:space="0"/>
-              <w:right w:val="nil"/>
+              <w:top w:val="single" w:sz="4" w:color="D9D9D9"/>
+              <w:left w:val="single" w:sz="4" w:color="D9D9D9"/>
+              <w:bottom w:val="single" w:sz="4" w:color="D9D9D9"/>
+              <w:right w:val="single" w:sz="4" w:color="D9D9D9"/>
             </w:tcBorders>
+            <w:shd w:fill="FFFFFF"/>
+            <w:tcMar>
+              <w:top w:w="90" w:type="dxa"/>
+              <w:left w:w="90" w:type="dxa"/>
+              <w:bottom w:w="90" w:type="dxa"/>
+              <w:right w:w="90" w:type="dxa"/>
+            </w:tcMar>
           </w:tcPr>
           <w:p>
+            <w:pPr>
+              <w:keepNext w:val="0"/>
+              <w:spacing w:after="40" w:before="40" w:line="252" w:lineRule="auto"/>
+            </w:pPr>
             <w:r>
               <w:rPr>
-                <w:rFonts w:ascii="Arial" w:hAnsi="Arial"/>
-                <w:b/>
-                <w:sz w:val="19"/>
+                <w:rFonts w:ascii="Calibri" w:hAnsi="Calibri"/>
+                <w:b w:val="0"/>
+                <w:color w:val="000000"/>
+                <w:sz w:val="21"/>
               </w:rPr>
               <w:t>Usuário (User)</w:t>
             </w:r>
@@ -726,19 +808,33 @@
         </w:tc>
         <w:tc>
           <w:tcPr>
-            <w:tcW w:w="6480" w:type="dxa"/>
+            <w:tcW w:w="6520" w:type="dxa"/>
+            <w:vAlign w:val="center"/>
             <w:tcBorders>
-              <w:top w:val="single" w:color="CCCCCC" w:sz="4" w:space="0"/>
-              <w:left w:val="nil"/>
-              <w:bottom w:val="single" w:color="CCCCCC" w:sz="4" w:space="0"/>
-              <w:right w:val="nil"/>
+              <w:top w:val="single" w:sz="4" w:color="D9D9D9"/>
+              <w:left w:val="single" w:sz="4" w:color="D9D9D9"/>
+              <w:bottom w:val="single" w:sz="4" w:color="D9D9D9"/>
+              <w:right w:val="single" w:sz="4" w:color="D9D9D9"/>
             </w:tcBorders>
+            <w:shd w:fill="FFFFFF"/>
+            <w:tcMar>
+              <w:top w:w="90" w:type="dxa"/>
+              <w:left w:w="90" w:type="dxa"/>
+              <w:bottom w:w="90" w:type="dxa"/>
+              <w:right w:w="90" w:type="dxa"/>
+            </w:tcMar>
           </w:tcPr>
           <w:p>
+            <w:pPr>
+              <w:keepNext w:val="0"/>
+              <w:spacing w:after="40" w:before="40" w:line="252" w:lineRule="auto"/>
+            </w:pPr>
             <w:r>
               <w:rPr>
-                <w:rFonts w:ascii="Arial" w:hAnsi="Arial"/>
-                <w:sz w:val="19"/>
+                <w:rFonts w:ascii="Calibri" w:hAnsi="Calibri"/>
+                <w:b w:val="0"/>
+                <w:color w:val="000000"/>
+                <w:sz w:val="21"/>
               </w:rPr>
               <w:t>Armazena dados cadastrais do usuário (nome, e-mail, senha criptografada, foto, tipo de perfil/role).</w:t>
             </w:r>
@@ -756,23 +852,37 @@
         </w:tblPrEx>
         <w:trPr>
           <w:jc w:val="center"/>
+          <w:cantSplit/>
         </w:trPr>
         <w:tc>
           <w:tcPr>
-            <w:tcW w:w="2880" w:type="dxa"/>
+            <w:tcW w:w="2835" w:type="dxa"/>
+            <w:vAlign w:val="center"/>
             <w:tcBorders>
-              <w:top w:val="single" w:color="CCCCCC" w:sz="4" w:space="0"/>
-              <w:left w:val="nil"/>
-              <w:bottom w:val="single" w:color="CCCCCC" w:sz="4" w:space="0"/>
-              <w:right w:val="nil"/>
+              <w:top w:val="single" w:sz="4" w:color="D9D9D9"/>
+              <w:left w:val="single" w:sz="4" w:color="D9D9D9"/>
+              <w:bottom w:val="single" w:sz="4" w:color="D9D9D9"/>
+              <w:right w:val="single" w:sz="4" w:color="D9D9D9"/>
             </w:tcBorders>
+            <w:shd w:fill="F3F6F9"/>
+            <w:tcMar>
+              <w:top w:w="90" w:type="dxa"/>
+              <w:left w:w="90" w:type="dxa"/>
+              <w:bottom w:w="90" w:type="dxa"/>
+              <w:right w:w="90" w:type="dxa"/>
+            </w:tcMar>
           </w:tcPr>
           <w:p>
+            <w:pPr>
+              <w:keepNext w:val="0"/>
+              <w:spacing w:after="40" w:before="40" w:line="252" w:lineRule="auto"/>
+            </w:pPr>
             <w:r>
               <w:rPr>
-                <w:rFonts w:ascii="Arial" w:hAnsi="Arial"/>
-                <w:b/>
-                <w:sz w:val="19"/>
+                <w:rFonts w:ascii="Calibri" w:hAnsi="Calibri"/>
+                <w:b w:val="0"/>
+                <w:color w:val="000000"/>
+                <w:sz w:val="21"/>
               </w:rPr>
               <w:t>Jogo (Game)</w:t>
             </w:r>
@@ -780,19 +890,33 @@
         </w:tc>
         <w:tc>
           <w:tcPr>
-            <w:tcW w:w="6480" w:type="dxa"/>
+            <w:tcW w:w="6520" w:type="dxa"/>
+            <w:vAlign w:val="center"/>
             <w:tcBorders>
-              <w:top w:val="single" w:color="CCCCCC" w:sz="4" w:space="0"/>
-              <w:left w:val="nil"/>
-              <w:bottom w:val="single" w:color="CCCCCC" w:sz="4" w:space="0"/>
-              <w:right w:val="nil"/>
+              <w:top w:val="single" w:sz="4" w:color="D9D9D9"/>
+              <w:left w:val="single" w:sz="4" w:color="D9D9D9"/>
+              <w:bottom w:val="single" w:sz="4" w:color="D9D9D9"/>
+              <w:right w:val="single" w:sz="4" w:color="D9D9D9"/>
             </w:tcBorders>
+            <w:shd w:fill="F3F6F9"/>
+            <w:tcMar>
+              <w:top w:w="90" w:type="dxa"/>
+              <w:left w:w="90" w:type="dxa"/>
+              <w:bottom w:w="90" w:type="dxa"/>
+              <w:right w:w="90" w:type="dxa"/>
+            </w:tcMar>
           </w:tcPr>
           <w:p>
+            <w:pPr>
+              <w:keepNext w:val="0"/>
+              <w:spacing w:after="40" w:before="40" w:line="252" w:lineRule="auto"/>
+            </w:pPr>
             <w:r>
               <w:rPr>
-                <w:rFonts w:ascii="Arial" w:hAnsi="Arial"/>
-                <w:sz w:val="19"/>
+                <w:rFonts w:ascii="Calibri" w:hAnsi="Calibri"/>
+                <w:b w:val="0"/>
+                <w:color w:val="000000"/>
+                <w:sz w:val="21"/>
               </w:rPr>
               <w:t>Armazena título, descrição, gêneros, plataformas suportadas, imagem de capa e links de referência.</w:t>
             </w:r>
@@ -810,23 +934,37 @@
         </w:tblPrEx>
         <w:trPr>
           <w:jc w:val="center"/>
+          <w:cantSplit/>
         </w:trPr>
         <w:tc>
           <w:tcPr>
-            <w:tcW w:w="2880" w:type="dxa"/>
+            <w:tcW w:w="2835" w:type="dxa"/>
+            <w:vAlign w:val="center"/>
             <w:tcBorders>
-              <w:top w:val="single" w:color="CCCCCC" w:sz="4" w:space="0"/>
-              <w:left w:val="nil"/>
-              <w:bottom w:val="single" w:color="CCCCCC" w:sz="4" w:space="0"/>
-              <w:right w:val="nil"/>
+              <w:top w:val="single" w:sz="4" w:color="D9D9D9"/>
+              <w:left w:val="single" w:sz="4" w:color="D9D9D9"/>
+              <w:bottom w:val="single" w:sz="4" w:color="D9D9D9"/>
+              <w:right w:val="single" w:sz="4" w:color="D9D9D9"/>
             </w:tcBorders>
+            <w:shd w:fill="FFFFFF"/>
+            <w:tcMar>
+              <w:top w:w="90" w:type="dxa"/>
+              <w:left w:w="90" w:type="dxa"/>
+              <w:bottom w:w="90" w:type="dxa"/>
+              <w:right w:w="90" w:type="dxa"/>
+            </w:tcMar>
           </w:tcPr>
           <w:p>
+            <w:pPr>
+              <w:keepNext w:val="0"/>
+              <w:spacing w:after="40" w:before="40" w:line="252" w:lineRule="auto"/>
+            </w:pPr>
             <w:r>
               <w:rPr>
-                <w:rFonts w:ascii="Arial" w:hAnsi="Arial"/>
-                <w:b/>
-                <w:sz w:val="19"/>
+                <w:rFonts w:ascii="Calibri" w:hAnsi="Calibri"/>
+                <w:b w:val="0"/>
+                <w:color w:val="000000"/>
+                <w:sz w:val="21"/>
               </w:rPr>
               <w:t>Oferta / Preço (PriceOffer)</w:t>
             </w:r>
@@ -834,19 +972,33 @@
         </w:tc>
         <w:tc>
           <w:tcPr>
-            <w:tcW w:w="6480" w:type="dxa"/>
+            <w:tcW w:w="6520" w:type="dxa"/>
+            <w:vAlign w:val="center"/>
             <w:tcBorders>
-              <w:top w:val="single" w:color="CCCCCC" w:sz="4" w:space="0"/>
-              <w:left w:val="nil"/>
-              <w:bottom w:val="single" w:color="CCCCCC" w:sz="4" w:space="0"/>
-              <w:right w:val="nil"/>
+              <w:top w:val="single" w:sz="4" w:color="D9D9D9"/>
+              <w:left w:val="single" w:sz="4" w:color="D9D9D9"/>
+              <w:bottom w:val="single" w:sz="4" w:color="D9D9D9"/>
+              <w:right w:val="single" w:sz="4" w:color="D9D9D9"/>
             </w:tcBorders>
+            <w:shd w:fill="FFFFFF"/>
+            <w:tcMar>
+              <w:top w:w="90" w:type="dxa"/>
+              <w:left w:w="90" w:type="dxa"/>
+              <w:bottom w:w="90" w:type="dxa"/>
+              <w:right w:w="90" w:type="dxa"/>
+            </w:tcMar>
           </w:tcPr>
           <w:p>
+            <w:pPr>
+              <w:keepNext w:val="0"/>
+              <w:spacing w:after="40" w:before="40" w:line="252" w:lineRule="auto"/>
+            </w:pPr>
             <w:r>
               <w:rPr>
-                <w:rFonts w:ascii="Arial" w:hAnsi="Arial"/>
-                <w:sz w:val="19"/>
+                <w:rFonts w:ascii="Calibri" w:hAnsi="Calibri"/>
+                <w:b w:val="0"/>
+                <w:color w:val="000000"/>
+                <w:sz w:val="21"/>
               </w:rPr>
               <w:t>Armazena o preço atual em cada loja/plataforma, data de atualização e histórico de variação de preços.</w:t>
             </w:r>
@@ -864,23 +1016,37 @@
         </w:tblPrEx>
         <w:trPr>
           <w:jc w:val="center"/>
+          <w:cantSplit/>
         </w:trPr>
         <w:tc>
           <w:tcPr>
-            <w:tcW w:w="2880" w:type="dxa"/>
+            <w:tcW w:w="2835" w:type="dxa"/>
+            <w:vAlign w:val="center"/>
             <w:tcBorders>
-              <w:top w:val="single" w:color="CCCCCC" w:sz="4" w:space="0"/>
-              <w:left w:val="nil"/>
-              <w:bottom w:val="single" w:color="CCCCCC" w:sz="4" w:space="0"/>
-              <w:right w:val="nil"/>
+              <w:top w:val="single" w:sz="4" w:color="D9D9D9"/>
+              <w:left w:val="single" w:sz="4" w:color="D9D9D9"/>
+              <w:bottom w:val="single" w:sz="4" w:color="D9D9D9"/>
+              <w:right w:val="single" w:sz="4" w:color="D9D9D9"/>
             </w:tcBorders>
+            <w:shd w:fill="F3F6F9"/>
+            <w:tcMar>
+              <w:top w:w="90" w:type="dxa"/>
+              <w:left w:w="90" w:type="dxa"/>
+              <w:bottom w:w="90" w:type="dxa"/>
+              <w:right w:w="90" w:type="dxa"/>
+            </w:tcMar>
           </w:tcPr>
           <w:p>
+            <w:pPr>
+              <w:keepNext w:val="0"/>
+              <w:spacing w:after="40" w:before="40" w:line="252" w:lineRule="auto"/>
+            </w:pPr>
             <w:r>
               <w:rPr>
-                <w:rFonts w:ascii="Arial" w:hAnsi="Arial"/>
-                <w:b/>
-                <w:sz w:val="19"/>
+                <w:rFonts w:ascii="Calibri" w:hAnsi="Calibri"/>
+                <w:b w:val="0"/>
+                <w:color w:val="000000"/>
+                <w:sz w:val="21"/>
               </w:rPr>
               <w:t>Anúncio / Revenda (Listing)</w:t>
             </w:r>
@@ -888,19 +1054,33 @@
         </w:tc>
         <w:tc>
           <w:tcPr>
-            <w:tcW w:w="6480" w:type="dxa"/>
+            <w:tcW w:w="6520" w:type="dxa"/>
+            <w:vAlign w:val="center"/>
             <w:tcBorders>
-              <w:top w:val="single" w:color="CCCCCC" w:sz="4" w:space="0"/>
-              <w:left w:val="nil"/>
-              <w:bottom w:val="single" w:color="CCCCCC" w:sz="4" w:space="0"/>
-              <w:right w:val="nil"/>
+              <w:top w:val="single" w:sz="4" w:color="D9D9D9"/>
+              <w:left w:val="single" w:sz="4" w:color="D9D9D9"/>
+              <w:bottom w:val="single" w:sz="4" w:color="D9D9D9"/>
+              <w:right w:val="single" w:sz="4" w:color="D9D9D9"/>
             </w:tcBorders>
+            <w:shd w:fill="F3F6F9"/>
+            <w:tcMar>
+              <w:top w:w="90" w:type="dxa"/>
+              <w:left w:w="90" w:type="dxa"/>
+              <w:bottom w:w="90" w:type="dxa"/>
+              <w:right w:w="90" w:type="dxa"/>
+            </w:tcMar>
           </w:tcPr>
           <w:p>
+            <w:pPr>
+              <w:keepNext w:val="0"/>
+              <w:spacing w:after="40" w:before="40" w:line="252" w:lineRule="auto"/>
+            </w:pPr>
             <w:r>
               <w:rPr>
-                <w:rFonts w:ascii="Arial" w:hAnsi="Arial"/>
-                <w:sz w:val="19"/>
+                <w:rFonts w:ascii="Calibri" w:hAnsi="Calibri"/>
+                <w:b w:val="0"/>
+                <w:color w:val="000000"/>
+                <w:sz w:val="21"/>
               </w:rPr>
               <w:t>Registra jogos cadastrados pelos próprios usuários para revenda (estado de conservação, valor, contato, status).</w:t>
             </w:r>
@@ -918,23 +1098,37 @@
         </w:tblPrEx>
         <w:trPr>
           <w:jc w:val="center"/>
+          <w:cantSplit/>
         </w:trPr>
         <w:tc>
           <w:tcPr>
-            <w:tcW w:w="2880" w:type="dxa"/>
+            <w:tcW w:w="2835" w:type="dxa"/>
+            <w:vAlign w:val="center"/>
             <w:tcBorders>
-              <w:top w:val="single" w:color="CCCCCC" w:sz="4" w:space="0"/>
-              <w:left w:val="nil"/>
-              <w:bottom w:val="single" w:color="CCCCCC" w:sz="4" w:space="0"/>
-              <w:right w:val="nil"/>
+              <w:top w:val="single" w:sz="4" w:color="D9D9D9"/>
+              <w:left w:val="single" w:sz="4" w:color="D9D9D9"/>
+              <w:bottom w:val="single" w:sz="4" w:color="D9D9D9"/>
+              <w:right w:val="single" w:sz="4" w:color="D9D9D9"/>
             </w:tcBorders>
+            <w:shd w:fill="FFFFFF"/>
+            <w:tcMar>
+              <w:top w:w="90" w:type="dxa"/>
+              <w:left w:w="90" w:type="dxa"/>
+              <w:bottom w:w="90" w:type="dxa"/>
+              <w:right w:w="90" w:type="dxa"/>
+            </w:tcMar>
           </w:tcPr>
           <w:p>
+            <w:pPr>
+              <w:keepNext w:val="0"/>
+              <w:spacing w:after="40" w:before="40" w:line="252" w:lineRule="auto"/>
+            </w:pPr>
             <w:r>
               <w:rPr>
-                <w:rFonts w:ascii="Arial" w:hAnsi="Arial"/>
-                <w:b/>
-                <w:sz w:val="19"/>
+                <w:rFonts w:ascii="Calibri" w:hAnsi="Calibri"/>
+                <w:b w:val="0"/>
+                <w:color w:val="000000"/>
+                <w:sz w:val="21"/>
               </w:rPr>
               <w:t>Avaliação (Review)</w:t>
             </w:r>
@@ -942,19 +1136,33 @@
         </w:tc>
         <w:tc>
           <w:tcPr>
-            <w:tcW w:w="6480" w:type="dxa"/>
+            <w:tcW w:w="6520" w:type="dxa"/>
+            <w:vAlign w:val="center"/>
             <w:tcBorders>
-              <w:top w:val="single" w:color="CCCCCC" w:sz="4" w:space="0"/>
-              <w:left w:val="nil"/>
-              <w:bottom w:val="single" w:color="CCCCCC" w:sz="4" w:space="0"/>
-              <w:right w:val="nil"/>
+              <w:top w:val="single" w:sz="4" w:color="D9D9D9"/>
+              <w:left w:val="single" w:sz="4" w:color="D9D9D9"/>
+              <w:bottom w:val="single" w:sz="4" w:color="D9D9D9"/>
+              <w:right w:val="single" w:sz="4" w:color="D9D9D9"/>
             </w:tcBorders>
+            <w:shd w:fill="FFFFFF"/>
+            <w:tcMar>
+              <w:top w:w="90" w:type="dxa"/>
+              <w:left w:w="90" w:type="dxa"/>
+              <w:bottom w:w="90" w:type="dxa"/>
+              <w:right w:w="90" w:type="dxa"/>
+            </w:tcMar>
           </w:tcPr>
           <w:p>
+            <w:pPr>
+              <w:keepNext w:val="0"/>
+              <w:spacing w:after="40" w:before="40" w:line="252" w:lineRule="auto"/>
+            </w:pPr>
             <w:r>
               <w:rPr>
-                <w:rFonts w:ascii="Arial" w:hAnsi="Arial"/>
-                <w:sz w:val="19"/>
+                <w:rFonts w:ascii="Calibri" w:hAnsi="Calibri"/>
+                <w:b w:val="0"/>
+                <w:color w:val="000000"/>
+                <w:sz w:val="21"/>
               </w:rPr>
               <w:t>Registra a nota (stars) e comentários que usuários deixam para jogos ou revendedores.</w:t>
             </w:r>
@@ -972,23 +1180,37 @@
         </w:tblPrEx>
         <w:trPr>
           <w:jc w:val="center"/>
+          <w:cantSplit/>
         </w:trPr>
         <w:tc>
           <w:tcPr>
-            <w:tcW w:w="2880" w:type="dxa"/>
+            <w:tcW w:w="2835" w:type="dxa"/>
+            <w:vAlign w:val="center"/>
             <w:tcBorders>
-              <w:top w:val="single" w:color="CCCCCC" w:sz="4" w:space="0"/>
-              <w:left w:val="nil"/>
-              <w:bottom w:val="single" w:color="CCCCCC" w:sz="4" w:space="0"/>
-              <w:right w:val="nil"/>
+              <w:top w:val="single" w:sz="4" w:color="D9D9D9"/>
+              <w:left w:val="single" w:sz="4" w:color="D9D9D9"/>
+              <w:bottom w:val="single" w:sz="4" w:color="D9D9D9"/>
+              <w:right w:val="single" w:sz="4" w:color="D9D9D9"/>
             </w:tcBorders>
+            <w:shd w:fill="F3F6F9"/>
+            <w:tcMar>
+              <w:top w:w="90" w:type="dxa"/>
+              <w:left w:w="90" w:type="dxa"/>
+              <w:bottom w:w="90" w:type="dxa"/>
+              <w:right w:w="90" w:type="dxa"/>
+            </w:tcMar>
           </w:tcPr>
           <w:p>
+            <w:pPr>
+              <w:keepNext w:val="0"/>
+              <w:spacing w:after="40" w:before="40" w:line="252" w:lineRule="auto"/>
+            </w:pPr>
             <w:r>
               <w:rPr>
-                <w:rFonts w:ascii="Arial" w:hAnsi="Arial"/>
-                <w:b/>
-                <w:sz w:val="19"/>
+                <w:rFonts w:ascii="Calibri" w:hAnsi="Calibri"/>
+                <w:b w:val="0"/>
+                <w:color w:val="000000"/>
+                <w:sz w:val="21"/>
               </w:rPr>
               <w:t>Relatório (Report)</w:t>
             </w:r>
@@ -996,19 +1218,33 @@
         </w:tc>
         <w:tc>
           <w:tcPr>
-            <w:tcW w:w="6480" w:type="dxa"/>
+            <w:tcW w:w="6520" w:type="dxa"/>
+            <w:vAlign w:val="center"/>
             <w:tcBorders>
-              <w:top w:val="single" w:color="CCCCCC" w:sz="4" w:space="0"/>
-              <w:left w:val="nil"/>
-              <w:bottom w:val="single" w:color="CCCCCC" w:sz="4" w:space="0"/>
-              <w:right w:val="nil"/>
+              <w:top w:val="single" w:sz="4" w:color="D9D9D9"/>
+              <w:left w:val="single" w:sz="4" w:color="D9D9D9"/>
+              <w:bottom w:val="single" w:sz="4" w:color="D9D9D9"/>
+              <w:right w:val="single" w:sz="4" w:color="D9D9D9"/>
             </w:tcBorders>
+            <w:shd w:fill="F3F6F9"/>
+            <w:tcMar>
+              <w:top w:w="90" w:type="dxa"/>
+              <w:left w:w="90" w:type="dxa"/>
+              <w:bottom w:w="90" w:type="dxa"/>
+              <w:right w:w="90" w:type="dxa"/>
+            </w:tcMar>
           </w:tcPr>
           <w:p>
+            <w:pPr>
+              <w:keepNext w:val="0"/>
+              <w:spacing w:after="40" w:before="40" w:line="252" w:lineRule="auto"/>
+            </w:pPr>
             <w:r>
               <w:rPr>
-                <w:rFonts w:ascii="Arial" w:hAnsi="Arial"/>
-                <w:sz w:val="19"/>
+                <w:rFonts w:ascii="Calibri" w:hAnsi="Calibri"/>
+                <w:b w:val="0"/>
+                <w:color w:val="000000"/>
+                <w:sz w:val="21"/>
               </w:rPr>
               <w:t>Consolida dados estatísticos sobre buscas mais frequentes, variação de preços e movimentações dos usuários.</w:t>
             </w:r>
@@ -1018,1352 +1254,3175 @@
     </w:tbl>
     <w:p>
       <w:pPr>
+        <w:pStyle w:val="2"/>
         <w:keepNext/>
-        <w:spacing w:before="360" w:after="120"/>
+        <w:pageBreakBefore w:val="0"/>
+        <w:widowControl/>
+        <w:spacing w:before="240" w:after="100" w:line="259" w:lineRule="auto"/>
+        <w:ind w:firstLine="0" w:left="0"/>
       </w:pPr>
       <w:r>
-        <w:rPr>
-          <w:rFonts w:ascii="Arial" w:hAnsi="Arial"/>
-          <w:b/>
-          <w:color w:val="00529B"/>
-          <w:sz w:val="28"/>
-        </w:rPr>
-        <w:t>7. Integração da Aplicação</w:t>
+        <w:t>7 Integração da Aplicação</w:t>
       </w:r>
     </w:p>
     <w:p>
       <w:pPr>
-        <w:spacing w:after="120" w:line="276" w:lineRule="auto"/>
+        <w:keepNext/>
+        <w:pageBreakBefore w:val="0"/>
+        <w:widowControl/>
+        <w:spacing w:after="60" w:line="259" w:lineRule="auto" w:before="0"/>
+        <w:ind w:firstLine="0" w:left="0"/>
       </w:pPr>
       <w:r>
         <w:rPr>
-          <w:rFonts w:ascii="Arial" w:hAnsi="Arial"/>
+          <w:rFonts w:ascii="Calibri" w:hAnsi="Calibri"/>
           <w:b/>
-          <w:color w:val="282828"/>
-          <w:sz w:val="21"/>
+          <w:color w:val="000000"/>
+          <w:sz w:val="22"/>
         </w:rPr>
         <w:t xml:space="preserve">• </w:t>
       </w:r>
       <w:r>
         <w:rPr>
-          <w:rFonts w:ascii="Arial" w:hAnsi="Arial"/>
-          <w:color w:val="282828"/>
-          <w:sz w:val="21"/>
+          <w:rFonts w:ascii="Calibri" w:hAnsi="Calibri"/>
+          <w:color w:val="000000"/>
+          <w:sz w:val="22"/>
         </w:rPr>
         <w:t>Frontend (React)</w:t>
       </w:r>
     </w:p>
     <w:p>
       <w:pPr>
-        <w:spacing w:after="20"/>
-        <w:ind w:left="576"/>
+        <w:keepNext/>
+        <w:pageBreakBefore w:val="0"/>
+        <w:widowControl/>
+        <w:spacing w:after="60" w:before="0" w:line="259" w:lineRule="auto"/>
+        <w:ind w:left="0" w:firstLine="0"/>
       </w:pPr>
       <w:r>
         <w:rPr>
-          <w:rFonts w:ascii="Arial" w:hAnsi="Arial"/>
-          <w:sz w:val="19"/>
+          <w:rFonts w:ascii="Calibri" w:hAnsi="Calibri"/>
+          <w:color w:val="000000"/>
+          <w:sz w:val="22"/>
         </w:rPr>
         <w:t>- Tela de Login e Cadastro</w:t>
       </w:r>
     </w:p>
     <w:p>
       <w:pPr>
-        <w:spacing w:after="20"/>
-        <w:ind w:left="576"/>
+        <w:keepNext/>
+        <w:pageBreakBefore w:val="0"/>
+        <w:widowControl/>
+        <w:spacing w:after="60" w:before="0" w:line="259" w:lineRule="auto"/>
+        <w:ind w:left="0" w:firstLine="0"/>
       </w:pPr>
       <w:r>
         <w:rPr>
-          <w:rFonts w:ascii="Arial" w:hAnsi="Arial"/>
-          <w:sz w:val="19"/>
+          <w:rFonts w:ascii="Calibri" w:hAnsi="Calibri"/>
+          <w:color w:val="000000"/>
+          <w:sz w:val="22"/>
         </w:rPr>
         <w:t>- Dashboard / Home (Destaques e Ofertas)</w:t>
       </w:r>
     </w:p>
     <w:p>
       <w:pPr>
-        <w:spacing w:after="20"/>
-        <w:ind w:left="576"/>
+        <w:keepNext/>
+        <w:pageBreakBefore w:val="0"/>
+        <w:widowControl/>
+        <w:spacing w:after="60" w:before="0" w:line="259" w:lineRule="auto"/>
+        <w:ind w:left="0" w:firstLine="0"/>
       </w:pPr>
       <w:r>
         <w:rPr>
-          <w:rFonts w:ascii="Arial" w:hAnsi="Arial"/>
-          <w:sz w:val="19"/>
+          <w:rFonts w:ascii="Calibri" w:hAnsi="Calibri"/>
+          <w:color w:val="000000"/>
+          <w:sz w:val="22"/>
         </w:rPr>
         <w:t>- Tela de Pesquisa com Filtros</w:t>
       </w:r>
     </w:p>
     <w:p>
       <w:pPr>
-        <w:spacing w:after="20"/>
-        <w:ind w:left="576"/>
+        <w:keepNext/>
+        <w:pageBreakBefore w:val="0"/>
+        <w:widowControl/>
+        <w:spacing w:after="60" w:before="0" w:line="259" w:lineRule="auto"/>
+        <w:ind w:left="0" w:firstLine="0"/>
       </w:pPr>
       <w:r>
         <w:rPr>
-          <w:rFonts w:ascii="Arial" w:hAnsi="Arial"/>
-          <w:sz w:val="19"/>
+          <w:rFonts w:ascii="Calibri" w:hAnsi="Calibri"/>
+          <w:color w:val="000000"/>
+          <w:sz w:val="22"/>
         </w:rPr>
         <w:t>- Tela de Detalhes do Jogo</w:t>
       </w:r>
     </w:p>
     <w:p>
       <w:pPr>
-        <w:spacing w:after="20"/>
-        <w:ind w:left="576"/>
+        <w:keepNext/>
+        <w:pageBreakBefore w:val="0"/>
+        <w:widowControl/>
+        <w:spacing w:after="60" w:before="0" w:line="259" w:lineRule="auto"/>
+        <w:ind w:left="0" w:firstLine="0"/>
       </w:pPr>
       <w:r>
         <w:rPr>
-          <w:rFonts w:ascii="Arial" w:hAnsi="Arial"/>
-          <w:sz w:val="19"/>
+          <w:rFonts w:ascii="Calibri" w:hAnsi="Calibri"/>
+          <w:color w:val="000000"/>
+          <w:sz w:val="22"/>
         </w:rPr>
         <w:t>- Tela de Revenda</w:t>
       </w:r>
     </w:p>
     <w:p>
       <w:pPr>
-        <w:spacing w:after="20"/>
-        <w:ind w:left="576"/>
+        <w:keepNext/>
+        <w:pageBreakBefore w:val="0"/>
+        <w:widowControl/>
+        <w:spacing w:after="60" w:before="0" w:line="259" w:lineRule="auto"/>
+        <w:ind w:left="0" w:firstLine="0"/>
       </w:pPr>
       <w:r>
         <w:rPr>
-          <w:rFonts w:ascii="Arial" w:hAnsi="Arial"/>
-          <w:sz w:val="19"/>
+          <w:rFonts w:ascii="Calibri" w:hAnsi="Calibri"/>
+          <w:color w:val="000000"/>
+          <w:sz w:val="22"/>
         </w:rPr>
         <w:t>- Tela de Cadastro de Produto para Revenda</w:t>
       </w:r>
     </w:p>
     <w:p>
       <w:pPr>
-        <w:spacing w:after="20"/>
-        <w:ind w:left="576"/>
+        <w:keepNext/>
+        <w:pageBreakBefore w:val="0"/>
+        <w:widowControl/>
+        <w:spacing w:after="60" w:before="0" w:line="259" w:lineRule="auto"/>
+        <w:ind w:left="0" w:firstLine="0"/>
       </w:pPr>
       <w:r>
         <w:rPr>
-          <w:rFonts w:ascii="Arial" w:hAnsi="Arial"/>
-          <w:sz w:val="19"/>
+          <w:rFonts w:ascii="Calibri" w:hAnsi="Calibri"/>
+          <w:color w:val="000000"/>
+          <w:sz w:val="22"/>
         </w:rPr>
         <w:t>- Tela de Histórico</w:t>
       </w:r>
     </w:p>
     <w:p>
       <w:pPr>
-        <w:spacing w:after="20"/>
-        <w:ind w:left="576"/>
+        <w:keepNext w:val="0"/>
+        <w:pageBreakBefore w:val="0"/>
+        <w:widowControl/>
+        <w:spacing w:after="60" w:before="0" w:line="259" w:lineRule="auto"/>
+        <w:ind w:left="0" w:firstLine="0"/>
       </w:pPr>
       <w:r>
         <w:rPr>
-          <w:rFonts w:ascii="Arial" w:hAnsi="Arial"/>
-          <w:sz w:val="19"/>
+          <w:rFonts w:ascii="Calibri" w:hAnsi="Calibri"/>
+          <w:color w:val="000000"/>
+          <w:sz w:val="22"/>
         </w:rPr>
         <w:t>- Tela de Perfil do Usuário</w:t>
       </w:r>
     </w:p>
     <w:p>
       <w:pPr>
-        <w:spacing w:after="120" w:line="276" w:lineRule="auto"/>
+        <w:keepNext/>
+        <w:pageBreakBefore w:val="0"/>
+        <w:widowControl/>
+        <w:spacing w:after="60" w:line="259" w:lineRule="auto" w:before="0"/>
+        <w:ind w:firstLine="0" w:left="0"/>
       </w:pPr>
       <w:r>
         <w:rPr>
-          <w:rFonts w:ascii="Arial" w:hAnsi="Arial"/>
+          <w:rFonts w:ascii="Calibri" w:hAnsi="Calibri"/>
           <w:b/>
-          <w:color w:val="282828"/>
-          <w:sz w:val="21"/>
+          <w:color w:val="000000"/>
+          <w:sz w:val="22"/>
         </w:rPr>
         <w:t xml:space="preserve">• </w:t>
       </w:r>
       <w:r>
         <w:rPr>
-          <w:rFonts w:ascii="Arial" w:hAnsi="Arial"/>
-          <w:color w:val="282828"/>
-          <w:sz w:val="21"/>
+          <w:rFonts w:ascii="Calibri" w:hAnsi="Calibri"/>
+          <w:color w:val="000000"/>
+          <w:sz w:val="22"/>
         </w:rPr>
         <w:t>Backend (Node.js + Express)</w:t>
       </w:r>
     </w:p>
     <w:p>
       <w:pPr>
-        <w:spacing w:after="20"/>
-        <w:ind w:left="576"/>
+        <w:keepNext/>
+        <w:pageBreakBefore w:val="0"/>
+        <w:widowControl/>
+        <w:spacing w:after="60" w:before="0" w:line="259" w:lineRule="auto"/>
+        <w:ind w:left="0" w:firstLine="0"/>
       </w:pPr>
       <w:r>
         <w:rPr>
-          <w:rFonts w:ascii="Arial" w:hAnsi="Arial"/>
-          <w:sz w:val="19"/>
+          <w:rFonts w:ascii="Calibri" w:hAnsi="Calibri"/>
+          <w:color w:val="000000"/>
+          <w:sz w:val="22"/>
         </w:rPr>
         <w:t>- Informações sobre os jogos e ofertas</w:t>
       </w:r>
     </w:p>
     <w:p>
       <w:pPr>
-        <w:spacing w:after="20"/>
-        <w:ind w:left="576"/>
+        <w:keepNext/>
+        <w:pageBreakBefore w:val="0"/>
+        <w:widowControl/>
+        <w:spacing w:after="60" w:before="0" w:line="259" w:lineRule="auto"/>
+        <w:ind w:left="0" w:firstLine="0"/>
       </w:pPr>
       <w:r>
         <w:rPr>
-          <w:rFonts w:ascii="Arial" w:hAnsi="Arial"/>
-          <w:sz w:val="19"/>
+          <w:rFonts w:ascii="Calibri" w:hAnsi="Calibri"/>
+          <w:color w:val="000000"/>
+          <w:sz w:val="22"/>
         </w:rPr>
         <w:t>- Informações e autenticação do usuário</w:t>
       </w:r>
     </w:p>
     <w:p>
       <w:pPr>
-        <w:spacing w:after="20"/>
-        <w:ind w:left="576"/>
+        <w:keepNext/>
+        <w:pageBreakBefore w:val="0"/>
+        <w:widowControl/>
+        <w:spacing w:after="60" w:before="0" w:line="259" w:lineRule="auto"/>
+        <w:ind w:left="0" w:firstLine="0"/>
       </w:pPr>
       <w:r>
         <w:rPr>
-          <w:rFonts w:ascii="Arial" w:hAnsi="Arial"/>
-          <w:sz w:val="19"/>
+          <w:rFonts w:ascii="Calibri" w:hAnsi="Calibri"/>
+          <w:color w:val="000000"/>
+          <w:sz w:val="22"/>
         </w:rPr>
         <w:t>- Informações de anúncios do revendedor</w:t>
       </w:r>
     </w:p>
     <w:p>
       <w:pPr>
-        <w:spacing w:after="20"/>
-        <w:ind w:left="576"/>
+        <w:keepNext w:val="0"/>
+        <w:pageBreakBefore w:val="0"/>
+        <w:widowControl/>
+        <w:spacing w:after="60" w:before="0" w:line="259" w:lineRule="auto"/>
+        <w:ind w:left="0" w:firstLine="0"/>
       </w:pPr>
       <w:r>
         <w:rPr>
-          <w:rFonts w:ascii="Arial" w:hAnsi="Arial"/>
-          <w:sz w:val="19"/>
+          <w:rFonts w:ascii="Calibri" w:hAnsi="Calibri"/>
+          <w:color w:val="000000"/>
+          <w:sz w:val="22"/>
         </w:rPr>
         <w:t>- Regras de negócio e rotas de relatórios</w:t>
       </w:r>
     </w:p>
     <w:p>
       <w:pPr>
-        <w:spacing w:after="120" w:line="276" w:lineRule="auto"/>
+        <w:keepNext/>
+        <w:pageBreakBefore w:val="0"/>
+        <w:widowControl/>
+        <w:spacing w:after="60" w:line="259" w:lineRule="auto" w:before="0"/>
+        <w:ind w:firstLine="0" w:left="0"/>
       </w:pPr>
       <w:r>
         <w:rPr>
-          <w:rFonts w:ascii="Arial" w:hAnsi="Arial"/>
+          <w:rFonts w:ascii="Calibri" w:hAnsi="Calibri"/>
           <w:b/>
-          <w:color w:val="282828"/>
-          <w:sz w:val="21"/>
+          <w:color w:val="000000"/>
+          <w:sz w:val="22"/>
         </w:rPr>
         <w:t xml:space="preserve">• </w:t>
       </w:r>
       <w:r>
         <w:rPr>
-          <w:rFonts w:ascii="Arial" w:hAnsi="Arial"/>
-          <w:color w:val="282828"/>
-          <w:sz w:val="21"/>
+          <w:rFonts w:ascii="Calibri" w:hAnsi="Calibri"/>
+          <w:color w:val="000000"/>
+          <w:sz w:val="22"/>
         </w:rPr>
         <w:t>Banco de Dados (MongoDB)</w:t>
       </w:r>
     </w:p>
     <w:p>
       <w:pPr>
-        <w:spacing w:after="20"/>
-        <w:ind w:left="576"/>
+        <w:keepNext/>
+        <w:pageBreakBefore w:val="0"/>
+        <w:widowControl/>
+        <w:spacing w:after="60" w:before="0" w:line="259" w:lineRule="auto"/>
+        <w:ind w:left="0" w:firstLine="0"/>
       </w:pPr>
       <w:r>
         <w:rPr>
-          <w:rFonts w:ascii="Arial" w:hAnsi="Arial"/>
-          <w:sz w:val="19"/>
+          <w:rFonts w:ascii="Calibri" w:hAnsi="Calibri"/>
+          <w:color w:val="000000"/>
+          <w:sz w:val="22"/>
         </w:rPr>
         <w:t>- Plataformas que o jogo se encontra</w:t>
       </w:r>
     </w:p>
     <w:p>
       <w:pPr>
-        <w:spacing w:after="20"/>
-        <w:ind w:left="576"/>
+        <w:keepNext/>
+        <w:pageBreakBefore w:val="0"/>
+        <w:widowControl/>
+        <w:spacing w:after="60" w:before="0" w:line="259" w:lineRule="auto"/>
+        <w:ind w:left="0" w:firstLine="0"/>
       </w:pPr>
       <w:r>
         <w:rPr>
-          <w:rFonts w:ascii="Arial" w:hAnsi="Arial"/>
-          <w:sz w:val="19"/>
+          <w:rFonts w:ascii="Calibri" w:hAnsi="Calibri"/>
+          <w:color w:val="000000"/>
+          <w:sz w:val="22"/>
         </w:rPr>
         <w:t>- Gêneros do jogo</w:t>
       </w:r>
     </w:p>
     <w:p>
       <w:pPr>
-        <w:spacing w:after="20"/>
-        <w:ind w:left="576"/>
+        <w:keepNext/>
+        <w:pageBreakBefore w:val="0"/>
+        <w:widowControl/>
+        <w:spacing w:after="60" w:before="0" w:line="259" w:lineRule="auto"/>
+        <w:ind w:left="0" w:firstLine="0"/>
       </w:pPr>
       <w:r>
         <w:rPr>
-          <w:rFonts w:ascii="Arial" w:hAnsi="Arial"/>
-          <w:sz w:val="19"/>
+          <w:rFonts w:ascii="Calibri" w:hAnsi="Calibri"/>
+          <w:color w:val="000000"/>
+          <w:sz w:val="22"/>
         </w:rPr>
         <w:t>- Preços encontrados e histórico de preços</w:t>
       </w:r>
     </w:p>
     <w:p>
       <w:pPr>
-        <w:spacing w:after="20"/>
-        <w:ind w:left="576"/>
+        <w:keepNext w:val="0"/>
+        <w:pageBreakBefore w:val="0"/>
+        <w:widowControl/>
+        <w:spacing w:after="60" w:before="0" w:line="259" w:lineRule="auto"/>
+        <w:ind w:left="0" w:firstLine="0"/>
       </w:pPr>
       <w:r>
         <w:rPr>
-          <w:rFonts w:ascii="Arial" w:hAnsi="Arial"/>
-          <w:sz w:val="19"/>
+          <w:rFonts w:ascii="Calibri" w:hAnsi="Calibri"/>
+          <w:color w:val="000000"/>
+          <w:sz w:val="22"/>
         </w:rPr>
         <w:t>- Dados, vendas e avaliações dos usuários</w:t>
       </w:r>
     </w:p>
     <w:p>
       <w:pPr>
+        <w:pStyle w:val="2"/>
         <w:keepNext/>
-        <w:spacing w:before="360" w:after="120"/>
+        <w:pageBreakBefore w:val="0"/>
+        <w:widowControl/>
+        <w:spacing w:before="240" w:after="100" w:line="259" w:lineRule="auto"/>
+        <w:ind w:firstLine="0" w:left="0"/>
       </w:pPr>
       <w:r>
-        <w:rPr>
-          <w:rFonts w:ascii="Arial" w:hAnsi="Arial"/>
-          <w:b/>
-          <w:color w:val="00529B"/>
-          <w:sz w:val="28"/>
-        </w:rPr>
-        <w:t>8. Serviços WEB (APIs / Endpoints)</w:t>
+        <w:t>8 Serviços web e endpoints</w:t>
       </w:r>
     </w:p>
     <w:p>
       <w:pPr>
-        <w:spacing w:after="120" w:line="276" w:lineRule="auto"/>
+        <w:pageBreakBefore w:val="0"/>
+        <w:widowControl/>
+        <w:spacing w:after="100" w:line="259" w:lineRule="auto" w:before="0"/>
+        <w:ind w:firstLine="0" w:left="0"/>
       </w:pPr>
       <w:r>
         <w:rPr>
-          <w:rFonts w:ascii="Arial" w:hAnsi="Arial"/>
-          <w:color w:val="282828"/>
-          <w:sz w:val="21"/>
+          <w:rFonts w:ascii="Calibri" w:hAnsi="Calibri"/>
+          <w:color w:val="000000"/>
+          <w:sz w:val="22"/>
         </w:rPr>
         <w:t>O projeto utiliza serviços WEB para comunicação entre frontend e backend. Seguem as principais operações disponibilizadas:</w:t>
       </w:r>
     </w:p>
     <w:p>
       <w:pPr>
-        <w:spacing w:before="80" w:after="40"/>
+        <w:keepNext/>
+        <w:pageBreakBefore w:val="0"/>
+        <w:widowControl/>
+        <w:spacing w:before="140" w:after="100" w:line="259" w:lineRule="auto"/>
+        <w:ind w:firstLine="0" w:left="0"/>
       </w:pPr>
       <w:r>
         <w:rPr>
-          <w:rFonts w:ascii="Arial" w:hAnsi="Arial"/>
+          <w:rFonts w:ascii="Calibri" w:hAnsi="Calibri"/>
           <w:b/>
-          <w:sz w:val="20"/>
+          <w:color w:val="000000"/>
+          <w:sz w:val="22"/>
         </w:rPr>
         <w:t>Autenticação</w:t>
       </w:r>
     </w:p>
+    <w:tbl>
+      <w:tblPr>
+        <w:tblW w:type="auto" w:w="0"/>
+        <w:tblLayout w:type="fixed"/>
+        <w:tblLook w:firstColumn="1" w:firstRow="1" w:lastColumn="0" w:lastRow="0" w:noHBand="0" w:noVBand="1" w:val="04A0"/>
+        <w:tblBorders>
+          <w:top w:val="single" w:sz="4" w:color="D9D9D9"/>
+          <w:left w:val="single" w:sz="4" w:color="D9D9D9"/>
+          <w:bottom w:val="single" w:sz="4" w:color="D9D9D9"/>
+          <w:right w:val="single" w:sz="4" w:color="D9D9D9"/>
+          <w:insideH w:val="single" w:sz="4" w:color="D9D9D9"/>
+          <w:insideV w:val="single" w:sz="4" w:color="D9D9D9"/>
+        </w:tblBorders>
+      </w:tblPr>
+      <w:tblGrid>
+        <w:gridCol w:w="964"/>
+        <w:gridCol w:w="4309"/>
+        <w:gridCol w:w="4082"/>
+      </w:tblGrid>
+      <w:tr>
+        <w:trPr>
+          <w:cantSplit/>
+          <w:tblHeader/>
+        </w:trPr>
+        <w:tc>
+          <w:tcPr>
+            <w:tcW w:type="dxa" w:w="964"/>
+            <w:vAlign w:val="center"/>
+            <w:tcBorders>
+              <w:top w:val="single" w:sz="4" w:color="D9D9D9"/>
+              <w:left w:val="single" w:sz="4" w:color="D9D9D9"/>
+              <w:bottom w:val="single" w:sz="4" w:color="D9D9D9"/>
+              <w:right w:val="single" w:sz="4" w:color="D9D9D9"/>
+            </w:tcBorders>
+            <w:shd w:fill="174A75"/>
+            <w:tcMar>
+              <w:top w:w="90" w:type="dxa"/>
+              <w:left w:w="90" w:type="dxa"/>
+              <w:bottom w:w="90" w:type="dxa"/>
+              <w:right w:w="90" w:type="dxa"/>
+            </w:tcMar>
+          </w:tcPr>
+          <w:p>
+            <w:pPr>
+              <w:keepNext/>
+              <w:spacing w:after="40" w:before="40" w:line="252" w:lineRule="auto"/>
+            </w:pPr>
+            <w:r>
+              <w:rPr>
+                <w:rFonts w:ascii="Calibri" w:hAnsi="Calibri"/>
+                <w:b/>
+                <w:color w:val="FFFFFF"/>
+                <w:sz w:val="21"/>
+              </w:rPr>
+              <w:t>Método</w:t>
+            </w:r>
+          </w:p>
+        </w:tc>
+        <w:tc>
+          <w:tcPr>
+            <w:tcW w:type="dxa" w:w="4309"/>
+            <w:vAlign w:val="center"/>
+            <w:tcBorders>
+              <w:top w:val="single" w:sz="4" w:color="D9D9D9"/>
+              <w:left w:val="single" w:sz="4" w:color="D9D9D9"/>
+              <w:bottom w:val="single" w:sz="4" w:color="D9D9D9"/>
+              <w:right w:val="single" w:sz="4" w:color="D9D9D9"/>
+            </w:tcBorders>
+            <w:shd w:fill="174A75"/>
+            <w:tcMar>
+              <w:top w:w="90" w:type="dxa"/>
+              <w:left w:w="90" w:type="dxa"/>
+              <w:bottom w:w="90" w:type="dxa"/>
+              <w:right w:w="90" w:type="dxa"/>
+            </w:tcMar>
+          </w:tcPr>
+          <w:p>
+            <w:pPr>
+              <w:keepNext/>
+              <w:spacing w:after="40" w:before="40" w:line="252" w:lineRule="auto"/>
+            </w:pPr>
+            <w:r>
+              <w:rPr>
+                <w:rFonts w:ascii="Calibri" w:hAnsi="Calibri"/>
+                <w:b/>
+                <w:color w:val="FFFFFF"/>
+                <w:sz w:val="21"/>
+              </w:rPr>
+              <w:t>Endpoint</w:t>
+            </w:r>
+          </w:p>
+        </w:tc>
+        <w:tc>
+          <w:tcPr>
+            <w:tcW w:type="dxa" w:w="4082"/>
+            <w:vAlign w:val="center"/>
+            <w:tcBorders>
+              <w:top w:val="single" w:sz="4" w:color="D9D9D9"/>
+              <w:left w:val="single" w:sz="4" w:color="D9D9D9"/>
+              <w:bottom w:val="single" w:sz="4" w:color="D9D9D9"/>
+              <w:right w:val="single" w:sz="4" w:color="D9D9D9"/>
+            </w:tcBorders>
+            <w:shd w:fill="174A75"/>
+            <w:tcMar>
+              <w:top w:w="90" w:type="dxa"/>
+              <w:left w:w="90" w:type="dxa"/>
+              <w:bottom w:w="90" w:type="dxa"/>
+              <w:right w:w="90" w:type="dxa"/>
+            </w:tcMar>
+          </w:tcPr>
+          <w:p>
+            <w:pPr>
+              <w:keepNext/>
+              <w:spacing w:after="40" w:before="40" w:line="252" w:lineRule="auto"/>
+            </w:pPr>
+            <w:r>
+              <w:rPr>
+                <w:rFonts w:ascii="Calibri" w:hAnsi="Calibri"/>
+                <w:b/>
+                <w:color w:val="FFFFFF"/>
+                <w:sz w:val="21"/>
+              </w:rPr>
+              <w:t>Operação</w:t>
+            </w:r>
+          </w:p>
+        </w:tc>
+      </w:tr>
+      <w:tr>
+        <w:trPr>
+          <w:cantSplit/>
+        </w:trPr>
+        <w:tc>
+          <w:tcPr>
+            <w:tcW w:type="dxa" w:w="964"/>
+            <w:vAlign w:val="center"/>
+            <w:tcBorders>
+              <w:top w:val="single" w:sz="4" w:color="D9D9D9"/>
+              <w:left w:val="single" w:sz="4" w:color="D9D9D9"/>
+              <w:bottom w:val="single" w:sz="4" w:color="D9D9D9"/>
+              <w:right w:val="single" w:sz="4" w:color="D9D9D9"/>
+            </w:tcBorders>
+            <w:shd w:fill="FFFFFF"/>
+            <w:tcMar>
+              <w:top w:w="90" w:type="dxa"/>
+              <w:left w:w="90" w:type="dxa"/>
+              <w:bottom w:w="90" w:type="dxa"/>
+              <w:right w:w="90" w:type="dxa"/>
+            </w:tcMar>
+          </w:tcPr>
+          <w:p>
+            <w:pPr>
+              <w:keepNext/>
+              <w:spacing w:after="40" w:before="40" w:line="252" w:lineRule="auto"/>
+              <w:jc w:val="center"/>
+            </w:pPr>
+            <w:r>
+              <w:rPr>
+                <w:rFonts w:ascii="Calibri" w:hAnsi="Calibri"/>
+                <w:b w:val="0"/>
+                <w:color w:val="000000"/>
+                <w:sz w:val="21"/>
+              </w:rPr>
+              <w:t>POST</w:t>
+            </w:r>
+          </w:p>
+        </w:tc>
+        <w:tc>
+          <w:tcPr>
+            <w:tcW w:type="dxa" w:w="4309"/>
+            <w:vAlign w:val="center"/>
+            <w:tcBorders>
+              <w:top w:val="single" w:sz="4" w:color="D9D9D9"/>
+              <w:left w:val="single" w:sz="4" w:color="D9D9D9"/>
+              <w:bottom w:val="single" w:sz="4" w:color="D9D9D9"/>
+              <w:right w:val="single" w:sz="4" w:color="D9D9D9"/>
+            </w:tcBorders>
+            <w:shd w:fill="FFFFFF"/>
+            <w:tcMar>
+              <w:top w:w="90" w:type="dxa"/>
+              <w:left w:w="90" w:type="dxa"/>
+              <w:bottom w:w="90" w:type="dxa"/>
+              <w:right w:w="90" w:type="dxa"/>
+            </w:tcMar>
+          </w:tcPr>
+          <w:p>
+            <w:pPr>
+              <w:keepNext/>
+              <w:spacing w:after="40" w:before="40" w:line="252" w:lineRule="auto"/>
+            </w:pPr>
+            <w:r>
+              <w:rPr>
+                <w:rFonts w:ascii="Consolas" w:hAnsi="Consolas"/>
+                <w:b w:val="0"/>
+                <w:color w:val="000000"/>
+                <w:sz w:val="18"/>
+              </w:rPr>
+              <w:t>/auth/register</w:t>
+            </w:r>
+          </w:p>
+        </w:tc>
+        <w:tc>
+          <w:tcPr>
+            <w:tcW w:type="dxa" w:w="4082"/>
+            <w:vAlign w:val="center"/>
+            <w:tcBorders>
+              <w:top w:val="single" w:sz="4" w:color="D9D9D9"/>
+              <w:left w:val="single" w:sz="4" w:color="D9D9D9"/>
+              <w:bottom w:val="single" w:sz="4" w:color="D9D9D9"/>
+              <w:right w:val="single" w:sz="4" w:color="D9D9D9"/>
+            </w:tcBorders>
+            <w:shd w:fill="FFFFFF"/>
+            <w:tcMar>
+              <w:top w:w="90" w:type="dxa"/>
+              <w:left w:w="90" w:type="dxa"/>
+              <w:bottom w:w="90" w:type="dxa"/>
+              <w:right w:w="90" w:type="dxa"/>
+            </w:tcMar>
+          </w:tcPr>
+          <w:p>
+            <w:pPr>
+              <w:keepNext/>
+              <w:spacing w:after="40" w:before="40" w:line="252" w:lineRule="auto"/>
+            </w:pPr>
+            <w:r>
+              <w:rPr>
+                <w:rFonts w:ascii="Calibri" w:hAnsi="Calibri"/>
+                <w:b w:val="0"/>
+                <w:color w:val="000000"/>
+                <w:sz w:val="21"/>
+              </w:rPr>
+              <w:t>Cadastro de novo usuário</w:t>
+            </w:r>
+          </w:p>
+        </w:tc>
+      </w:tr>
+      <w:tr>
+        <w:trPr>
+          <w:cantSplit/>
+        </w:trPr>
+        <w:tc>
+          <w:tcPr>
+            <w:tcW w:type="dxa" w:w="964"/>
+            <w:vAlign w:val="center"/>
+            <w:tcBorders>
+              <w:top w:val="single" w:sz="4" w:color="D9D9D9"/>
+              <w:left w:val="single" w:sz="4" w:color="D9D9D9"/>
+              <w:bottom w:val="single" w:sz="4" w:color="D9D9D9"/>
+              <w:right w:val="single" w:sz="4" w:color="D9D9D9"/>
+            </w:tcBorders>
+            <w:shd w:fill="F3F6F9"/>
+            <w:tcMar>
+              <w:top w:w="90" w:type="dxa"/>
+              <w:left w:w="90" w:type="dxa"/>
+              <w:bottom w:w="90" w:type="dxa"/>
+              <w:right w:w="90" w:type="dxa"/>
+            </w:tcMar>
+          </w:tcPr>
+          <w:p>
+            <w:pPr>
+              <w:keepNext w:val="0"/>
+              <w:spacing w:after="40" w:before="40" w:line="252" w:lineRule="auto"/>
+              <w:jc w:val="center"/>
+            </w:pPr>
+            <w:r>
+              <w:rPr>
+                <w:rFonts w:ascii="Calibri" w:hAnsi="Calibri"/>
+                <w:b w:val="0"/>
+                <w:color w:val="000000"/>
+                <w:sz w:val="21"/>
+              </w:rPr>
+              <w:t>POST</w:t>
+            </w:r>
+          </w:p>
+        </w:tc>
+        <w:tc>
+          <w:tcPr>
+            <w:tcW w:type="dxa" w:w="4309"/>
+            <w:vAlign w:val="center"/>
+            <w:tcBorders>
+              <w:top w:val="single" w:sz="4" w:color="D9D9D9"/>
+              <w:left w:val="single" w:sz="4" w:color="D9D9D9"/>
+              <w:bottom w:val="single" w:sz="4" w:color="D9D9D9"/>
+              <w:right w:val="single" w:sz="4" w:color="D9D9D9"/>
+            </w:tcBorders>
+            <w:shd w:fill="F3F6F9"/>
+            <w:tcMar>
+              <w:top w:w="90" w:type="dxa"/>
+              <w:left w:w="90" w:type="dxa"/>
+              <w:bottom w:w="90" w:type="dxa"/>
+              <w:right w:w="90" w:type="dxa"/>
+            </w:tcMar>
+          </w:tcPr>
+          <w:p>
+            <w:pPr>
+              <w:keepNext w:val="0"/>
+              <w:spacing w:after="40" w:before="40" w:line="252" w:lineRule="auto"/>
+            </w:pPr>
+            <w:r>
+              <w:rPr>
+                <w:rFonts w:ascii="Consolas" w:hAnsi="Consolas"/>
+                <w:b w:val="0"/>
+                <w:color w:val="000000"/>
+                <w:sz w:val="18"/>
+              </w:rPr>
+              <w:t>/auth/login</w:t>
+            </w:r>
+          </w:p>
+        </w:tc>
+        <w:tc>
+          <w:tcPr>
+            <w:tcW w:type="dxa" w:w="4082"/>
+            <w:vAlign w:val="center"/>
+            <w:tcBorders>
+              <w:top w:val="single" w:sz="4" w:color="D9D9D9"/>
+              <w:left w:val="single" w:sz="4" w:color="D9D9D9"/>
+              <w:bottom w:val="single" w:sz="4" w:color="D9D9D9"/>
+              <w:right w:val="single" w:sz="4" w:color="D9D9D9"/>
+            </w:tcBorders>
+            <w:shd w:fill="F3F6F9"/>
+            <w:tcMar>
+              <w:top w:w="90" w:type="dxa"/>
+              <w:left w:w="90" w:type="dxa"/>
+              <w:bottom w:w="90" w:type="dxa"/>
+              <w:right w:w="90" w:type="dxa"/>
+            </w:tcMar>
+          </w:tcPr>
+          <w:p>
+            <w:pPr>
+              <w:keepNext w:val="0"/>
+              <w:spacing w:after="40" w:before="40" w:line="252" w:lineRule="auto"/>
+            </w:pPr>
+            <w:r>
+              <w:rPr>
+                <w:rFonts w:ascii="Calibri" w:hAnsi="Calibri"/>
+                <w:b w:val="0"/>
+                <w:color w:val="000000"/>
+                <w:sz w:val="21"/>
+              </w:rPr>
+              <w:t>Autenticação e geração de JWT</w:t>
+            </w:r>
+          </w:p>
+        </w:tc>
+      </w:tr>
+    </w:tbl>
     <w:p>
       <w:pPr>
-        <w:spacing w:after="20"/>
-        <w:ind w:left="360"/>
+        <w:keepNext/>
+        <w:pageBreakBefore w:val="0"/>
+        <w:widowControl/>
+        <w:spacing w:before="140" w:after="100" w:line="259" w:lineRule="auto"/>
+        <w:ind w:firstLine="0" w:left="0"/>
       </w:pPr>
       <w:r>
         <w:rPr>
-          <w:rFonts w:ascii="Courier New" w:hAnsi="Courier New"/>
+          <w:rFonts w:ascii="Calibri" w:hAnsi="Calibri"/>
           <w:b/>
-          <w:color w:val="00529B"/>
-          <w:sz w:val="18"/>
-        </w:rPr>
-        <w:t xml:space="preserve">POST   </w:t>
-      </w:r>
-      <w:r>
-        <w:rPr>
-          <w:rFonts w:ascii="Courier New" w:hAnsi="Courier New"/>
-          <w:sz w:val="18"/>
-        </w:rPr>
-        <w:t xml:space="preserve">/auth/register                      </w:t>
-      </w:r>
-      <w:r>
-        <w:rPr>
-          <w:rFonts w:ascii="Arial" w:hAnsi="Arial"/>
-          <w:color w:val="282828"/>
-          <w:sz w:val="18"/>
-        </w:rPr>
-        <w:t>— Cadastro de novo usuário</w:t>
-      </w:r>
-    </w:p>
-    <w:p>
-      <w:pPr>
-        <w:spacing w:after="20"/>
-        <w:ind w:left="360"/>
-      </w:pPr>
-      <w:r>
-        <w:rPr>
-          <w:rFonts w:ascii="Courier New" w:hAnsi="Courier New"/>
-          <w:b/>
-          <w:color w:val="00529B"/>
-          <w:sz w:val="18"/>
-        </w:rPr>
-        <w:t xml:space="preserve">POST   </w:t>
-      </w:r>
-      <w:r>
-        <w:rPr>
-          <w:rFonts w:ascii="Courier New" w:hAnsi="Courier New"/>
-          <w:sz w:val="18"/>
-        </w:rPr>
-        <w:t xml:space="preserve">/auth/login                         </w:t>
-      </w:r>
-      <w:r>
-        <w:rPr>
-          <w:rFonts w:ascii="Arial" w:hAnsi="Arial"/>
-          <w:color w:val="282828"/>
-          <w:sz w:val="18"/>
-        </w:rPr>
-        <w:t>— Autenticação e geração de JWT</w:t>
-      </w:r>
-    </w:p>
-    <w:p>
-      <w:pPr>
-        <w:spacing w:before="80" w:after="40"/>
-      </w:pPr>
-      <w:r>
-        <w:rPr>
-          <w:rFonts w:ascii="Arial" w:hAnsi="Arial"/>
-          <w:b/>
-          <w:sz w:val="20"/>
+          <w:color w:val="000000"/>
+          <w:sz w:val="22"/>
         </w:rPr>
         <w:t>Usuários</w:t>
       </w:r>
     </w:p>
+    <w:tbl>
+      <w:tblPr>
+        <w:tblW w:type="auto" w:w="0"/>
+        <w:tblLayout w:type="fixed"/>
+        <w:tblLook w:firstColumn="1" w:firstRow="1" w:lastColumn="0" w:lastRow="0" w:noHBand="0" w:noVBand="1" w:val="04A0"/>
+        <w:tblBorders>
+          <w:top w:val="single" w:sz="4" w:color="D9D9D9"/>
+          <w:left w:val="single" w:sz="4" w:color="D9D9D9"/>
+          <w:bottom w:val="single" w:sz="4" w:color="D9D9D9"/>
+          <w:right w:val="single" w:sz="4" w:color="D9D9D9"/>
+          <w:insideH w:val="single" w:sz="4" w:color="D9D9D9"/>
+          <w:insideV w:val="single" w:sz="4" w:color="D9D9D9"/>
+        </w:tblBorders>
+      </w:tblPr>
+      <w:tblGrid>
+        <w:gridCol w:w="964"/>
+        <w:gridCol w:w="4309"/>
+        <w:gridCol w:w="4082"/>
+      </w:tblGrid>
+      <w:tr>
+        <w:trPr>
+          <w:cantSplit/>
+          <w:tblHeader/>
+        </w:trPr>
+        <w:tc>
+          <w:tcPr>
+            <w:tcW w:type="dxa" w:w="964"/>
+            <w:vAlign w:val="center"/>
+            <w:tcBorders>
+              <w:top w:val="single" w:sz="4" w:color="D9D9D9"/>
+              <w:left w:val="single" w:sz="4" w:color="D9D9D9"/>
+              <w:bottom w:val="single" w:sz="4" w:color="D9D9D9"/>
+              <w:right w:val="single" w:sz="4" w:color="D9D9D9"/>
+            </w:tcBorders>
+            <w:shd w:fill="174A75"/>
+            <w:tcMar>
+              <w:top w:w="90" w:type="dxa"/>
+              <w:left w:w="90" w:type="dxa"/>
+              <w:bottom w:w="90" w:type="dxa"/>
+              <w:right w:w="90" w:type="dxa"/>
+            </w:tcMar>
+          </w:tcPr>
+          <w:p>
+            <w:pPr>
+              <w:keepNext/>
+              <w:spacing w:after="40" w:before="40" w:line="252" w:lineRule="auto"/>
+            </w:pPr>
+            <w:r>
+              <w:rPr>
+                <w:rFonts w:ascii="Calibri" w:hAnsi="Calibri"/>
+                <w:b/>
+                <w:color w:val="FFFFFF"/>
+                <w:sz w:val="21"/>
+              </w:rPr>
+              <w:t>Método</w:t>
+            </w:r>
+          </w:p>
+        </w:tc>
+        <w:tc>
+          <w:tcPr>
+            <w:tcW w:type="dxa" w:w="4309"/>
+            <w:vAlign w:val="center"/>
+            <w:tcBorders>
+              <w:top w:val="single" w:sz="4" w:color="D9D9D9"/>
+              <w:left w:val="single" w:sz="4" w:color="D9D9D9"/>
+              <w:bottom w:val="single" w:sz="4" w:color="D9D9D9"/>
+              <w:right w:val="single" w:sz="4" w:color="D9D9D9"/>
+            </w:tcBorders>
+            <w:shd w:fill="174A75"/>
+            <w:tcMar>
+              <w:top w:w="90" w:type="dxa"/>
+              <w:left w:w="90" w:type="dxa"/>
+              <w:bottom w:w="90" w:type="dxa"/>
+              <w:right w:w="90" w:type="dxa"/>
+            </w:tcMar>
+          </w:tcPr>
+          <w:p>
+            <w:pPr>
+              <w:keepNext/>
+              <w:spacing w:after="40" w:before="40" w:line="252" w:lineRule="auto"/>
+            </w:pPr>
+            <w:r>
+              <w:rPr>
+                <w:rFonts w:ascii="Calibri" w:hAnsi="Calibri"/>
+                <w:b/>
+                <w:color w:val="FFFFFF"/>
+                <w:sz w:val="21"/>
+              </w:rPr>
+              <w:t>Endpoint</w:t>
+            </w:r>
+          </w:p>
+        </w:tc>
+        <w:tc>
+          <w:tcPr>
+            <w:tcW w:type="dxa" w:w="4082"/>
+            <w:vAlign w:val="center"/>
+            <w:tcBorders>
+              <w:top w:val="single" w:sz="4" w:color="D9D9D9"/>
+              <w:left w:val="single" w:sz="4" w:color="D9D9D9"/>
+              <w:bottom w:val="single" w:sz="4" w:color="D9D9D9"/>
+              <w:right w:val="single" w:sz="4" w:color="D9D9D9"/>
+            </w:tcBorders>
+            <w:shd w:fill="174A75"/>
+            <w:tcMar>
+              <w:top w:w="90" w:type="dxa"/>
+              <w:left w:w="90" w:type="dxa"/>
+              <w:bottom w:w="90" w:type="dxa"/>
+              <w:right w:w="90" w:type="dxa"/>
+            </w:tcMar>
+          </w:tcPr>
+          <w:p>
+            <w:pPr>
+              <w:keepNext/>
+              <w:spacing w:after="40" w:before="40" w:line="252" w:lineRule="auto"/>
+            </w:pPr>
+            <w:r>
+              <w:rPr>
+                <w:rFonts w:ascii="Calibri" w:hAnsi="Calibri"/>
+                <w:b/>
+                <w:color w:val="FFFFFF"/>
+                <w:sz w:val="21"/>
+              </w:rPr>
+              <w:t>Operação</w:t>
+            </w:r>
+          </w:p>
+        </w:tc>
+      </w:tr>
+      <w:tr>
+        <w:trPr>
+          <w:cantSplit/>
+        </w:trPr>
+        <w:tc>
+          <w:tcPr>
+            <w:tcW w:type="dxa" w:w="964"/>
+            <w:vAlign w:val="center"/>
+            <w:tcBorders>
+              <w:top w:val="single" w:sz="4" w:color="D9D9D9"/>
+              <w:left w:val="single" w:sz="4" w:color="D9D9D9"/>
+              <w:bottom w:val="single" w:sz="4" w:color="D9D9D9"/>
+              <w:right w:val="single" w:sz="4" w:color="D9D9D9"/>
+            </w:tcBorders>
+            <w:shd w:fill="FFFFFF"/>
+            <w:tcMar>
+              <w:top w:w="90" w:type="dxa"/>
+              <w:left w:w="90" w:type="dxa"/>
+              <w:bottom w:w="90" w:type="dxa"/>
+              <w:right w:w="90" w:type="dxa"/>
+            </w:tcMar>
+          </w:tcPr>
+          <w:p>
+            <w:pPr>
+              <w:keepNext/>
+              <w:spacing w:after="40" w:before="40" w:line="252" w:lineRule="auto"/>
+              <w:jc w:val="center"/>
+            </w:pPr>
+            <w:r>
+              <w:rPr>
+                <w:rFonts w:ascii="Calibri" w:hAnsi="Calibri"/>
+                <w:b w:val="0"/>
+                <w:color w:val="000000"/>
+                <w:sz w:val="21"/>
+              </w:rPr>
+              <w:t>GET</w:t>
+            </w:r>
+          </w:p>
+        </w:tc>
+        <w:tc>
+          <w:tcPr>
+            <w:tcW w:type="dxa" w:w="4309"/>
+            <w:vAlign w:val="center"/>
+            <w:tcBorders>
+              <w:top w:val="single" w:sz="4" w:color="D9D9D9"/>
+              <w:left w:val="single" w:sz="4" w:color="D9D9D9"/>
+              <w:bottom w:val="single" w:sz="4" w:color="D9D9D9"/>
+              <w:right w:val="single" w:sz="4" w:color="D9D9D9"/>
+            </w:tcBorders>
+            <w:shd w:fill="FFFFFF"/>
+            <w:tcMar>
+              <w:top w:w="90" w:type="dxa"/>
+              <w:left w:w="90" w:type="dxa"/>
+              <w:bottom w:w="90" w:type="dxa"/>
+              <w:right w:w="90" w:type="dxa"/>
+            </w:tcMar>
+          </w:tcPr>
+          <w:p>
+            <w:pPr>
+              <w:keepNext/>
+              <w:spacing w:after="40" w:before="40" w:line="252" w:lineRule="auto"/>
+            </w:pPr>
+            <w:r>
+              <w:rPr>
+                <w:rFonts w:ascii="Consolas" w:hAnsi="Consolas"/>
+                <w:b w:val="0"/>
+                <w:color w:val="000000"/>
+                <w:sz w:val="18"/>
+              </w:rPr>
+              <w:t>/usuarios/perfil</w:t>
+            </w:r>
+          </w:p>
+        </w:tc>
+        <w:tc>
+          <w:tcPr>
+            <w:tcW w:type="dxa" w:w="4082"/>
+            <w:vAlign w:val="center"/>
+            <w:tcBorders>
+              <w:top w:val="single" w:sz="4" w:color="D9D9D9"/>
+              <w:left w:val="single" w:sz="4" w:color="D9D9D9"/>
+              <w:bottom w:val="single" w:sz="4" w:color="D9D9D9"/>
+              <w:right w:val="single" w:sz="4" w:color="D9D9D9"/>
+            </w:tcBorders>
+            <w:shd w:fill="FFFFFF"/>
+            <w:tcMar>
+              <w:top w:w="90" w:type="dxa"/>
+              <w:left w:w="90" w:type="dxa"/>
+              <w:bottom w:w="90" w:type="dxa"/>
+              <w:right w:w="90" w:type="dxa"/>
+            </w:tcMar>
+          </w:tcPr>
+          <w:p>
+            <w:pPr>
+              <w:keepNext/>
+              <w:spacing w:after="40" w:before="40" w:line="252" w:lineRule="auto"/>
+            </w:pPr>
+            <w:r>
+              <w:rPr>
+                <w:rFonts w:ascii="Calibri" w:hAnsi="Calibri"/>
+                <w:b w:val="0"/>
+                <w:color w:val="000000"/>
+                <w:sz w:val="21"/>
+              </w:rPr>
+              <w:t>Obtém os dados do usuário autenticado</w:t>
+            </w:r>
+          </w:p>
+        </w:tc>
+      </w:tr>
+      <w:tr>
+        <w:trPr>
+          <w:cantSplit/>
+        </w:trPr>
+        <w:tc>
+          <w:tcPr>
+            <w:tcW w:type="dxa" w:w="964"/>
+            <w:vAlign w:val="center"/>
+            <w:tcBorders>
+              <w:top w:val="single" w:sz="4" w:color="D9D9D9"/>
+              <w:left w:val="single" w:sz="4" w:color="D9D9D9"/>
+              <w:bottom w:val="single" w:sz="4" w:color="D9D9D9"/>
+              <w:right w:val="single" w:sz="4" w:color="D9D9D9"/>
+            </w:tcBorders>
+            <w:shd w:fill="F3F6F9"/>
+            <w:tcMar>
+              <w:top w:w="90" w:type="dxa"/>
+              <w:left w:w="90" w:type="dxa"/>
+              <w:bottom w:w="90" w:type="dxa"/>
+              <w:right w:w="90" w:type="dxa"/>
+            </w:tcMar>
+          </w:tcPr>
+          <w:p>
+            <w:pPr>
+              <w:keepNext/>
+              <w:spacing w:after="40" w:before="40" w:line="252" w:lineRule="auto"/>
+              <w:jc w:val="center"/>
+            </w:pPr>
+            <w:r>
+              <w:rPr>
+                <w:rFonts w:ascii="Calibri" w:hAnsi="Calibri"/>
+                <w:b w:val="0"/>
+                <w:color w:val="000000"/>
+                <w:sz w:val="21"/>
+              </w:rPr>
+              <w:t>PUT</w:t>
+            </w:r>
+          </w:p>
+        </w:tc>
+        <w:tc>
+          <w:tcPr>
+            <w:tcW w:type="dxa" w:w="4309"/>
+            <w:vAlign w:val="center"/>
+            <w:tcBorders>
+              <w:top w:val="single" w:sz="4" w:color="D9D9D9"/>
+              <w:left w:val="single" w:sz="4" w:color="D9D9D9"/>
+              <w:bottom w:val="single" w:sz="4" w:color="D9D9D9"/>
+              <w:right w:val="single" w:sz="4" w:color="D9D9D9"/>
+            </w:tcBorders>
+            <w:shd w:fill="F3F6F9"/>
+            <w:tcMar>
+              <w:top w:w="90" w:type="dxa"/>
+              <w:left w:w="90" w:type="dxa"/>
+              <w:bottom w:w="90" w:type="dxa"/>
+              <w:right w:w="90" w:type="dxa"/>
+            </w:tcMar>
+          </w:tcPr>
+          <w:p>
+            <w:pPr>
+              <w:keepNext/>
+              <w:spacing w:after="40" w:before="40" w:line="252" w:lineRule="auto"/>
+            </w:pPr>
+            <w:r>
+              <w:rPr>
+                <w:rFonts w:ascii="Consolas" w:hAnsi="Consolas"/>
+                <w:b w:val="0"/>
+                <w:color w:val="000000"/>
+                <w:sz w:val="18"/>
+              </w:rPr>
+              <w:t>/usuarios/perfil</w:t>
+            </w:r>
+          </w:p>
+        </w:tc>
+        <w:tc>
+          <w:tcPr>
+            <w:tcW w:type="dxa" w:w="4082"/>
+            <w:vAlign w:val="center"/>
+            <w:tcBorders>
+              <w:top w:val="single" w:sz="4" w:color="D9D9D9"/>
+              <w:left w:val="single" w:sz="4" w:color="D9D9D9"/>
+              <w:bottom w:val="single" w:sz="4" w:color="D9D9D9"/>
+              <w:right w:val="single" w:sz="4" w:color="D9D9D9"/>
+            </w:tcBorders>
+            <w:shd w:fill="F3F6F9"/>
+            <w:tcMar>
+              <w:top w:w="90" w:type="dxa"/>
+              <w:left w:w="90" w:type="dxa"/>
+              <w:bottom w:w="90" w:type="dxa"/>
+              <w:right w:w="90" w:type="dxa"/>
+            </w:tcMar>
+          </w:tcPr>
+          <w:p>
+            <w:pPr>
+              <w:keepNext/>
+              <w:spacing w:after="40" w:before="40" w:line="252" w:lineRule="auto"/>
+            </w:pPr>
+            <w:r>
+              <w:rPr>
+                <w:rFonts w:ascii="Calibri" w:hAnsi="Calibri"/>
+                <w:b w:val="0"/>
+                <w:color w:val="000000"/>
+                <w:sz w:val="21"/>
+              </w:rPr>
+              <w:t>Atualiza informações do usuário</w:t>
+            </w:r>
+          </w:p>
+        </w:tc>
+      </w:tr>
+      <w:tr>
+        <w:trPr>
+          <w:cantSplit/>
+        </w:trPr>
+        <w:tc>
+          <w:tcPr>
+            <w:tcW w:type="dxa" w:w="964"/>
+            <w:vAlign w:val="center"/>
+            <w:tcBorders>
+              <w:top w:val="single" w:sz="4" w:color="D9D9D9"/>
+              <w:left w:val="single" w:sz="4" w:color="D9D9D9"/>
+              <w:bottom w:val="single" w:sz="4" w:color="D9D9D9"/>
+              <w:right w:val="single" w:sz="4" w:color="D9D9D9"/>
+            </w:tcBorders>
+            <w:shd w:fill="FFFFFF"/>
+            <w:tcMar>
+              <w:top w:w="90" w:type="dxa"/>
+              <w:left w:w="90" w:type="dxa"/>
+              <w:bottom w:w="90" w:type="dxa"/>
+              <w:right w:w="90" w:type="dxa"/>
+            </w:tcMar>
+          </w:tcPr>
+          <w:p>
+            <w:pPr>
+              <w:keepNext w:val="0"/>
+              <w:spacing w:after="40" w:before="40" w:line="252" w:lineRule="auto"/>
+              <w:jc w:val="center"/>
+            </w:pPr>
+            <w:r>
+              <w:rPr>
+                <w:rFonts w:ascii="Calibri" w:hAnsi="Calibri"/>
+                <w:b w:val="0"/>
+                <w:color w:val="000000"/>
+                <w:sz w:val="21"/>
+              </w:rPr>
+              <w:t>DELETE</w:t>
+            </w:r>
+          </w:p>
+        </w:tc>
+        <w:tc>
+          <w:tcPr>
+            <w:tcW w:type="dxa" w:w="4309"/>
+            <w:vAlign w:val="center"/>
+            <w:tcBorders>
+              <w:top w:val="single" w:sz="4" w:color="D9D9D9"/>
+              <w:left w:val="single" w:sz="4" w:color="D9D9D9"/>
+              <w:bottom w:val="single" w:sz="4" w:color="D9D9D9"/>
+              <w:right w:val="single" w:sz="4" w:color="D9D9D9"/>
+            </w:tcBorders>
+            <w:shd w:fill="FFFFFF"/>
+            <w:tcMar>
+              <w:top w:w="90" w:type="dxa"/>
+              <w:left w:w="90" w:type="dxa"/>
+              <w:bottom w:w="90" w:type="dxa"/>
+              <w:right w:w="90" w:type="dxa"/>
+            </w:tcMar>
+          </w:tcPr>
+          <w:p>
+            <w:pPr>
+              <w:keepNext w:val="0"/>
+              <w:spacing w:after="40" w:before="40" w:line="252" w:lineRule="auto"/>
+            </w:pPr>
+            <w:r>
+              <w:rPr>
+                <w:rFonts w:ascii="Consolas" w:hAnsi="Consolas"/>
+                <w:b w:val="0"/>
+                <w:color w:val="000000"/>
+                <w:sz w:val="18"/>
+              </w:rPr>
+              <w:t>/usuarios/:id</w:t>
+            </w:r>
+          </w:p>
+        </w:tc>
+        <w:tc>
+          <w:tcPr>
+            <w:tcW w:type="dxa" w:w="4082"/>
+            <w:vAlign w:val="center"/>
+            <w:tcBorders>
+              <w:top w:val="single" w:sz="4" w:color="D9D9D9"/>
+              <w:left w:val="single" w:sz="4" w:color="D9D9D9"/>
+              <w:bottom w:val="single" w:sz="4" w:color="D9D9D9"/>
+              <w:right w:val="single" w:sz="4" w:color="D9D9D9"/>
+            </w:tcBorders>
+            <w:shd w:fill="FFFFFF"/>
+            <w:tcMar>
+              <w:top w:w="90" w:type="dxa"/>
+              <w:left w:w="90" w:type="dxa"/>
+              <w:bottom w:w="90" w:type="dxa"/>
+              <w:right w:w="90" w:type="dxa"/>
+            </w:tcMar>
+          </w:tcPr>
+          <w:p>
+            <w:pPr>
+              <w:keepNext w:val="0"/>
+              <w:spacing w:after="40" w:before="40" w:line="252" w:lineRule="auto"/>
+            </w:pPr>
+            <w:r>
+              <w:rPr>
+                <w:rFonts w:ascii="Calibri" w:hAnsi="Calibri"/>
+                <w:b w:val="0"/>
+                <w:color w:val="000000"/>
+                <w:sz w:val="21"/>
+              </w:rPr>
+              <w:t>Remove um usuário (Admin)</w:t>
+            </w:r>
+          </w:p>
+        </w:tc>
+      </w:tr>
+    </w:tbl>
     <w:p>
       <w:pPr>
-        <w:spacing w:after="20"/>
-        <w:ind w:left="360"/>
+        <w:keepNext/>
+        <w:pageBreakBefore w:val="0"/>
+        <w:widowControl/>
+        <w:spacing w:before="140" w:after="100" w:line="259" w:lineRule="auto"/>
+        <w:ind w:firstLine="0" w:left="0"/>
       </w:pPr>
       <w:r>
         <w:rPr>
-          <w:rFonts w:ascii="Courier New" w:hAnsi="Courier New"/>
+          <w:rFonts w:ascii="Calibri" w:hAnsi="Calibri"/>
           <w:b/>
-          <w:color w:val="00529B"/>
-          <w:sz w:val="18"/>
-        </w:rPr>
-        <w:t xml:space="preserve">GET    </w:t>
-      </w:r>
-      <w:r>
-        <w:rPr>
-          <w:rFonts w:ascii="Courier New" w:hAnsi="Courier New"/>
-          <w:sz w:val="18"/>
-        </w:rPr>
-        <w:t xml:space="preserve">/usuarios/perfil                    </w:t>
-      </w:r>
-      <w:r>
-        <w:rPr>
-          <w:rFonts w:ascii="Arial" w:hAnsi="Arial"/>
-          <w:color w:val="282828"/>
-          <w:sz w:val="18"/>
-        </w:rPr>
-        <w:t>— Obtém os dados do usuário autenticado</w:t>
-      </w:r>
-    </w:p>
-    <w:p>
-      <w:pPr>
-        <w:spacing w:after="20"/>
-        <w:ind w:left="360"/>
-      </w:pPr>
-      <w:r>
-        <w:rPr>
-          <w:rFonts w:ascii="Courier New" w:hAnsi="Courier New"/>
-          <w:b/>
-          <w:color w:val="00529B"/>
-          <w:sz w:val="18"/>
-        </w:rPr>
-        <w:t xml:space="preserve">PUT    </w:t>
-      </w:r>
-      <w:r>
-        <w:rPr>
-          <w:rFonts w:ascii="Courier New" w:hAnsi="Courier New"/>
-          <w:sz w:val="18"/>
-        </w:rPr>
-        <w:t xml:space="preserve">/usuarios/perfil                    </w:t>
-      </w:r>
-      <w:r>
-        <w:rPr>
-          <w:rFonts w:ascii="Arial" w:hAnsi="Arial"/>
-          <w:color w:val="282828"/>
-          <w:sz w:val="18"/>
-        </w:rPr>
-        <w:t>— Atualiza informações do usuário</w:t>
-      </w:r>
-    </w:p>
-    <w:p>
-      <w:pPr>
-        <w:spacing w:after="20"/>
-        <w:ind w:left="360"/>
-      </w:pPr>
-      <w:r>
-        <w:rPr>
-          <w:rFonts w:ascii="Courier New" w:hAnsi="Courier New"/>
-          <w:b/>
-          <w:color w:val="00529B"/>
-          <w:sz w:val="18"/>
-        </w:rPr>
-        <w:t xml:space="preserve">DELETE </w:t>
-      </w:r>
-      <w:r>
-        <w:rPr>
-          <w:rFonts w:ascii="Courier New" w:hAnsi="Courier New"/>
-          <w:sz w:val="18"/>
-        </w:rPr>
-        <w:t xml:space="preserve">/usuarios/:id                       </w:t>
-      </w:r>
-      <w:r>
-        <w:rPr>
-          <w:rFonts w:ascii="Arial" w:hAnsi="Arial"/>
-          <w:color w:val="282828"/>
-          <w:sz w:val="18"/>
-        </w:rPr>
-        <w:t>— Remove um usuário (Admin)</w:t>
-      </w:r>
-    </w:p>
-    <w:p>
-      <w:pPr>
-        <w:spacing w:before="80" w:after="40"/>
-      </w:pPr>
-      <w:r>
-        <w:rPr>
-          <w:rFonts w:ascii="Arial" w:hAnsi="Arial"/>
-          <w:b/>
-          <w:sz w:val="20"/>
+          <w:color w:val="000000"/>
+          <w:sz w:val="22"/>
         </w:rPr>
         <w:t>Jogos</w:t>
       </w:r>
     </w:p>
+    <w:tbl>
+      <w:tblPr>
+        <w:tblW w:type="auto" w:w="0"/>
+        <w:tblLayout w:type="fixed"/>
+        <w:tblLook w:firstColumn="1" w:firstRow="1" w:lastColumn="0" w:lastRow="0" w:noHBand="0" w:noVBand="1" w:val="04A0"/>
+        <w:tblBorders>
+          <w:top w:val="single" w:sz="4" w:color="D9D9D9"/>
+          <w:left w:val="single" w:sz="4" w:color="D9D9D9"/>
+          <w:bottom w:val="single" w:sz="4" w:color="D9D9D9"/>
+          <w:right w:val="single" w:sz="4" w:color="D9D9D9"/>
+          <w:insideH w:val="single" w:sz="4" w:color="D9D9D9"/>
+          <w:insideV w:val="single" w:sz="4" w:color="D9D9D9"/>
+        </w:tblBorders>
+      </w:tblPr>
+      <w:tblGrid>
+        <w:gridCol w:w="964"/>
+        <w:gridCol w:w="4309"/>
+        <w:gridCol w:w="4082"/>
+      </w:tblGrid>
+      <w:tr>
+        <w:trPr>
+          <w:cantSplit/>
+          <w:tblHeader/>
+        </w:trPr>
+        <w:tc>
+          <w:tcPr>
+            <w:tcW w:type="dxa" w:w="964"/>
+            <w:vAlign w:val="center"/>
+            <w:tcBorders>
+              <w:top w:val="single" w:sz="4" w:color="D9D9D9"/>
+              <w:left w:val="single" w:sz="4" w:color="D9D9D9"/>
+              <w:bottom w:val="single" w:sz="4" w:color="D9D9D9"/>
+              <w:right w:val="single" w:sz="4" w:color="D9D9D9"/>
+            </w:tcBorders>
+            <w:shd w:fill="174A75"/>
+            <w:tcMar>
+              <w:top w:w="90" w:type="dxa"/>
+              <w:left w:w="90" w:type="dxa"/>
+              <w:bottom w:w="90" w:type="dxa"/>
+              <w:right w:w="90" w:type="dxa"/>
+            </w:tcMar>
+          </w:tcPr>
+          <w:p>
+            <w:pPr>
+              <w:keepNext/>
+              <w:spacing w:after="40" w:before="40" w:line="252" w:lineRule="auto"/>
+            </w:pPr>
+            <w:r>
+              <w:rPr>
+                <w:rFonts w:ascii="Calibri" w:hAnsi="Calibri"/>
+                <w:b/>
+                <w:color w:val="FFFFFF"/>
+                <w:sz w:val="21"/>
+              </w:rPr>
+              <w:t>Método</w:t>
+            </w:r>
+          </w:p>
+        </w:tc>
+        <w:tc>
+          <w:tcPr>
+            <w:tcW w:type="dxa" w:w="4309"/>
+            <w:vAlign w:val="center"/>
+            <w:tcBorders>
+              <w:top w:val="single" w:sz="4" w:color="D9D9D9"/>
+              <w:left w:val="single" w:sz="4" w:color="D9D9D9"/>
+              <w:bottom w:val="single" w:sz="4" w:color="D9D9D9"/>
+              <w:right w:val="single" w:sz="4" w:color="D9D9D9"/>
+            </w:tcBorders>
+            <w:shd w:fill="174A75"/>
+            <w:tcMar>
+              <w:top w:w="90" w:type="dxa"/>
+              <w:left w:w="90" w:type="dxa"/>
+              <w:bottom w:w="90" w:type="dxa"/>
+              <w:right w:w="90" w:type="dxa"/>
+            </w:tcMar>
+          </w:tcPr>
+          <w:p>
+            <w:pPr>
+              <w:keepNext/>
+              <w:spacing w:after="40" w:before="40" w:line="252" w:lineRule="auto"/>
+            </w:pPr>
+            <w:r>
+              <w:rPr>
+                <w:rFonts w:ascii="Calibri" w:hAnsi="Calibri"/>
+                <w:b/>
+                <w:color w:val="FFFFFF"/>
+                <w:sz w:val="21"/>
+              </w:rPr>
+              <w:t>Endpoint</w:t>
+            </w:r>
+          </w:p>
+        </w:tc>
+        <w:tc>
+          <w:tcPr>
+            <w:tcW w:type="dxa" w:w="4082"/>
+            <w:vAlign w:val="center"/>
+            <w:tcBorders>
+              <w:top w:val="single" w:sz="4" w:color="D9D9D9"/>
+              <w:left w:val="single" w:sz="4" w:color="D9D9D9"/>
+              <w:bottom w:val="single" w:sz="4" w:color="D9D9D9"/>
+              <w:right w:val="single" w:sz="4" w:color="D9D9D9"/>
+            </w:tcBorders>
+            <w:shd w:fill="174A75"/>
+            <w:tcMar>
+              <w:top w:w="90" w:type="dxa"/>
+              <w:left w:w="90" w:type="dxa"/>
+              <w:bottom w:w="90" w:type="dxa"/>
+              <w:right w:w="90" w:type="dxa"/>
+            </w:tcMar>
+          </w:tcPr>
+          <w:p>
+            <w:pPr>
+              <w:keepNext/>
+              <w:spacing w:after="40" w:before="40" w:line="252" w:lineRule="auto"/>
+            </w:pPr>
+            <w:r>
+              <w:rPr>
+                <w:rFonts w:ascii="Calibri" w:hAnsi="Calibri"/>
+                <w:b/>
+                <w:color w:val="FFFFFF"/>
+                <w:sz w:val="21"/>
+              </w:rPr>
+              <w:t>Operação</w:t>
+            </w:r>
+          </w:p>
+        </w:tc>
+      </w:tr>
+      <w:tr>
+        <w:trPr>
+          <w:cantSplit/>
+        </w:trPr>
+        <w:tc>
+          <w:tcPr>
+            <w:tcW w:type="dxa" w:w="964"/>
+            <w:vAlign w:val="center"/>
+            <w:tcBorders>
+              <w:top w:val="single" w:sz="4" w:color="D9D9D9"/>
+              <w:left w:val="single" w:sz="4" w:color="D9D9D9"/>
+              <w:bottom w:val="single" w:sz="4" w:color="D9D9D9"/>
+              <w:right w:val="single" w:sz="4" w:color="D9D9D9"/>
+            </w:tcBorders>
+            <w:shd w:fill="FFFFFF"/>
+            <w:tcMar>
+              <w:top w:w="90" w:type="dxa"/>
+              <w:left w:w="90" w:type="dxa"/>
+              <w:bottom w:w="90" w:type="dxa"/>
+              <w:right w:w="90" w:type="dxa"/>
+            </w:tcMar>
+          </w:tcPr>
+          <w:p>
+            <w:pPr>
+              <w:keepNext/>
+              <w:spacing w:after="40" w:before="40" w:line="252" w:lineRule="auto"/>
+              <w:jc w:val="center"/>
+            </w:pPr>
+            <w:r>
+              <w:rPr>
+                <w:rFonts w:ascii="Calibri" w:hAnsi="Calibri"/>
+                <w:b w:val="0"/>
+                <w:color w:val="000000"/>
+                <w:sz w:val="21"/>
+              </w:rPr>
+              <w:t>GET</w:t>
+            </w:r>
+          </w:p>
+        </w:tc>
+        <w:tc>
+          <w:tcPr>
+            <w:tcW w:type="dxa" w:w="4309"/>
+            <w:vAlign w:val="center"/>
+            <w:tcBorders>
+              <w:top w:val="single" w:sz="4" w:color="D9D9D9"/>
+              <w:left w:val="single" w:sz="4" w:color="D9D9D9"/>
+              <w:bottom w:val="single" w:sz="4" w:color="D9D9D9"/>
+              <w:right w:val="single" w:sz="4" w:color="D9D9D9"/>
+            </w:tcBorders>
+            <w:shd w:fill="FFFFFF"/>
+            <w:tcMar>
+              <w:top w:w="90" w:type="dxa"/>
+              <w:left w:w="90" w:type="dxa"/>
+              <w:bottom w:w="90" w:type="dxa"/>
+              <w:right w:w="90" w:type="dxa"/>
+            </w:tcMar>
+          </w:tcPr>
+          <w:p>
+            <w:pPr>
+              <w:keepNext/>
+              <w:spacing w:after="40" w:before="40" w:line="252" w:lineRule="auto"/>
+            </w:pPr>
+            <w:r>
+              <w:rPr>
+                <w:rFonts w:ascii="Consolas" w:hAnsi="Consolas"/>
+                <w:b w:val="0"/>
+                <w:color w:val="000000"/>
+                <w:sz w:val="18"/>
+              </w:rPr>
+              <w:t>/jogos</w:t>
+            </w:r>
+          </w:p>
+        </w:tc>
+        <w:tc>
+          <w:tcPr>
+            <w:tcW w:type="dxa" w:w="4082"/>
+            <w:vAlign w:val="center"/>
+            <w:tcBorders>
+              <w:top w:val="single" w:sz="4" w:color="D9D9D9"/>
+              <w:left w:val="single" w:sz="4" w:color="D9D9D9"/>
+              <w:bottom w:val="single" w:sz="4" w:color="D9D9D9"/>
+              <w:right w:val="single" w:sz="4" w:color="D9D9D9"/>
+            </w:tcBorders>
+            <w:shd w:fill="FFFFFF"/>
+            <w:tcMar>
+              <w:top w:w="90" w:type="dxa"/>
+              <w:left w:w="90" w:type="dxa"/>
+              <w:bottom w:w="90" w:type="dxa"/>
+              <w:right w:w="90" w:type="dxa"/>
+            </w:tcMar>
+          </w:tcPr>
+          <w:p>
+            <w:pPr>
+              <w:keepNext/>
+              <w:spacing w:after="40" w:before="40" w:line="252" w:lineRule="auto"/>
+            </w:pPr>
+            <w:r>
+              <w:rPr>
+                <w:rFonts w:ascii="Calibri" w:hAnsi="Calibri"/>
+                <w:b w:val="0"/>
+                <w:color w:val="000000"/>
+                <w:sz w:val="21"/>
+              </w:rPr>
+              <w:t>Lista jogos com filtros e paginação</w:t>
+            </w:r>
+          </w:p>
+        </w:tc>
+      </w:tr>
+      <w:tr>
+        <w:trPr>
+          <w:cantSplit/>
+        </w:trPr>
+        <w:tc>
+          <w:tcPr>
+            <w:tcW w:type="dxa" w:w="964"/>
+            <w:vAlign w:val="center"/>
+            <w:tcBorders>
+              <w:top w:val="single" w:sz="4" w:color="D9D9D9"/>
+              <w:left w:val="single" w:sz="4" w:color="D9D9D9"/>
+              <w:bottom w:val="single" w:sz="4" w:color="D9D9D9"/>
+              <w:right w:val="single" w:sz="4" w:color="D9D9D9"/>
+            </w:tcBorders>
+            <w:shd w:fill="F3F6F9"/>
+            <w:tcMar>
+              <w:top w:w="90" w:type="dxa"/>
+              <w:left w:w="90" w:type="dxa"/>
+              <w:bottom w:w="90" w:type="dxa"/>
+              <w:right w:w="90" w:type="dxa"/>
+            </w:tcMar>
+          </w:tcPr>
+          <w:p>
+            <w:pPr>
+              <w:keepNext/>
+              <w:spacing w:after="40" w:before="40" w:line="252" w:lineRule="auto"/>
+              <w:jc w:val="center"/>
+            </w:pPr>
+            <w:r>
+              <w:rPr>
+                <w:rFonts w:ascii="Calibri" w:hAnsi="Calibri"/>
+                <w:b w:val="0"/>
+                <w:color w:val="000000"/>
+                <w:sz w:val="21"/>
+              </w:rPr>
+              <w:t>GET</w:t>
+            </w:r>
+          </w:p>
+        </w:tc>
+        <w:tc>
+          <w:tcPr>
+            <w:tcW w:type="dxa" w:w="4309"/>
+            <w:vAlign w:val="center"/>
+            <w:tcBorders>
+              <w:top w:val="single" w:sz="4" w:color="D9D9D9"/>
+              <w:left w:val="single" w:sz="4" w:color="D9D9D9"/>
+              <w:bottom w:val="single" w:sz="4" w:color="D9D9D9"/>
+              <w:right w:val="single" w:sz="4" w:color="D9D9D9"/>
+            </w:tcBorders>
+            <w:shd w:fill="F3F6F9"/>
+            <w:tcMar>
+              <w:top w:w="90" w:type="dxa"/>
+              <w:left w:w="90" w:type="dxa"/>
+              <w:bottom w:w="90" w:type="dxa"/>
+              <w:right w:w="90" w:type="dxa"/>
+            </w:tcMar>
+          </w:tcPr>
+          <w:p>
+            <w:pPr>
+              <w:keepNext/>
+              <w:spacing w:after="40" w:before="40" w:line="252" w:lineRule="auto"/>
+            </w:pPr>
+            <w:r>
+              <w:rPr>
+                <w:rFonts w:ascii="Consolas" w:hAnsi="Consolas"/>
+                <w:b w:val="0"/>
+                <w:color w:val="000000"/>
+                <w:sz w:val="18"/>
+              </w:rPr>
+              <w:t>/jogos/:id</w:t>
+            </w:r>
+          </w:p>
+        </w:tc>
+        <w:tc>
+          <w:tcPr>
+            <w:tcW w:type="dxa" w:w="4082"/>
+            <w:vAlign w:val="center"/>
+            <w:tcBorders>
+              <w:top w:val="single" w:sz="4" w:color="D9D9D9"/>
+              <w:left w:val="single" w:sz="4" w:color="D9D9D9"/>
+              <w:bottom w:val="single" w:sz="4" w:color="D9D9D9"/>
+              <w:right w:val="single" w:sz="4" w:color="D9D9D9"/>
+            </w:tcBorders>
+            <w:shd w:fill="F3F6F9"/>
+            <w:tcMar>
+              <w:top w:w="90" w:type="dxa"/>
+              <w:left w:w="90" w:type="dxa"/>
+              <w:bottom w:w="90" w:type="dxa"/>
+              <w:right w:w="90" w:type="dxa"/>
+            </w:tcMar>
+          </w:tcPr>
+          <w:p>
+            <w:pPr>
+              <w:keepNext/>
+              <w:spacing w:after="40" w:before="40" w:line="252" w:lineRule="auto"/>
+            </w:pPr>
+            <w:r>
+              <w:rPr>
+                <w:rFonts w:ascii="Calibri" w:hAnsi="Calibri"/>
+                <w:b w:val="0"/>
+                <w:color w:val="000000"/>
+                <w:sz w:val="21"/>
+              </w:rPr>
+              <w:t>Retorna detalhes e ofertas de um jogo</w:t>
+            </w:r>
+          </w:p>
+        </w:tc>
+      </w:tr>
+      <w:tr>
+        <w:trPr>
+          <w:cantSplit/>
+        </w:trPr>
+        <w:tc>
+          <w:tcPr>
+            <w:tcW w:type="dxa" w:w="964"/>
+            <w:vAlign w:val="center"/>
+            <w:tcBorders>
+              <w:top w:val="single" w:sz="4" w:color="D9D9D9"/>
+              <w:left w:val="single" w:sz="4" w:color="D9D9D9"/>
+              <w:bottom w:val="single" w:sz="4" w:color="D9D9D9"/>
+              <w:right w:val="single" w:sz="4" w:color="D9D9D9"/>
+            </w:tcBorders>
+            <w:shd w:fill="FFFFFF"/>
+            <w:tcMar>
+              <w:top w:w="90" w:type="dxa"/>
+              <w:left w:w="90" w:type="dxa"/>
+              <w:bottom w:w="90" w:type="dxa"/>
+              <w:right w:w="90" w:type="dxa"/>
+            </w:tcMar>
+          </w:tcPr>
+          <w:p>
+            <w:pPr>
+              <w:keepNext/>
+              <w:spacing w:after="40" w:before="40" w:line="252" w:lineRule="auto"/>
+              <w:jc w:val="center"/>
+            </w:pPr>
+            <w:r>
+              <w:rPr>
+                <w:rFonts w:ascii="Calibri" w:hAnsi="Calibri"/>
+                <w:b w:val="0"/>
+                <w:color w:val="000000"/>
+                <w:sz w:val="21"/>
+              </w:rPr>
+              <w:t>POST</w:t>
+            </w:r>
+          </w:p>
+        </w:tc>
+        <w:tc>
+          <w:tcPr>
+            <w:tcW w:type="dxa" w:w="4309"/>
+            <w:vAlign w:val="center"/>
+            <w:tcBorders>
+              <w:top w:val="single" w:sz="4" w:color="D9D9D9"/>
+              <w:left w:val="single" w:sz="4" w:color="D9D9D9"/>
+              <w:bottom w:val="single" w:sz="4" w:color="D9D9D9"/>
+              <w:right w:val="single" w:sz="4" w:color="D9D9D9"/>
+            </w:tcBorders>
+            <w:shd w:fill="FFFFFF"/>
+            <w:tcMar>
+              <w:top w:w="90" w:type="dxa"/>
+              <w:left w:w="90" w:type="dxa"/>
+              <w:bottom w:w="90" w:type="dxa"/>
+              <w:right w:w="90" w:type="dxa"/>
+            </w:tcMar>
+          </w:tcPr>
+          <w:p>
+            <w:pPr>
+              <w:keepNext/>
+              <w:spacing w:after="40" w:before="40" w:line="252" w:lineRule="auto"/>
+            </w:pPr>
+            <w:r>
+              <w:rPr>
+                <w:rFonts w:ascii="Consolas" w:hAnsi="Consolas"/>
+                <w:b w:val="0"/>
+                <w:color w:val="000000"/>
+                <w:sz w:val="18"/>
+              </w:rPr>
+              <w:t>/jogos</w:t>
+            </w:r>
+          </w:p>
+        </w:tc>
+        <w:tc>
+          <w:tcPr>
+            <w:tcW w:type="dxa" w:w="4082"/>
+            <w:vAlign w:val="center"/>
+            <w:tcBorders>
+              <w:top w:val="single" w:sz="4" w:color="D9D9D9"/>
+              <w:left w:val="single" w:sz="4" w:color="D9D9D9"/>
+              <w:bottom w:val="single" w:sz="4" w:color="D9D9D9"/>
+              <w:right w:val="single" w:sz="4" w:color="D9D9D9"/>
+            </w:tcBorders>
+            <w:shd w:fill="FFFFFF"/>
+            <w:tcMar>
+              <w:top w:w="90" w:type="dxa"/>
+              <w:left w:w="90" w:type="dxa"/>
+              <w:bottom w:w="90" w:type="dxa"/>
+              <w:right w:w="90" w:type="dxa"/>
+            </w:tcMar>
+          </w:tcPr>
+          <w:p>
+            <w:pPr>
+              <w:keepNext/>
+              <w:spacing w:after="40" w:before="40" w:line="252" w:lineRule="auto"/>
+            </w:pPr>
+            <w:r>
+              <w:rPr>
+                <w:rFonts w:ascii="Calibri" w:hAnsi="Calibri"/>
+                <w:b w:val="0"/>
+                <w:color w:val="000000"/>
+                <w:sz w:val="21"/>
+              </w:rPr>
+              <w:t>Cadastra novo jogo no catálogo (Admin)</w:t>
+            </w:r>
+          </w:p>
+        </w:tc>
+      </w:tr>
+      <w:tr>
+        <w:trPr>
+          <w:cantSplit/>
+        </w:trPr>
+        <w:tc>
+          <w:tcPr>
+            <w:tcW w:type="dxa" w:w="964"/>
+            <w:vAlign w:val="center"/>
+            <w:tcBorders>
+              <w:top w:val="single" w:sz="4" w:color="D9D9D9"/>
+              <w:left w:val="single" w:sz="4" w:color="D9D9D9"/>
+              <w:bottom w:val="single" w:sz="4" w:color="D9D9D9"/>
+              <w:right w:val="single" w:sz="4" w:color="D9D9D9"/>
+            </w:tcBorders>
+            <w:shd w:fill="F3F6F9"/>
+            <w:tcMar>
+              <w:top w:w="90" w:type="dxa"/>
+              <w:left w:w="90" w:type="dxa"/>
+              <w:bottom w:w="90" w:type="dxa"/>
+              <w:right w:w="90" w:type="dxa"/>
+            </w:tcMar>
+          </w:tcPr>
+          <w:p>
+            <w:pPr>
+              <w:keepNext/>
+              <w:spacing w:after="40" w:before="40" w:line="252" w:lineRule="auto"/>
+              <w:jc w:val="center"/>
+            </w:pPr>
+            <w:r>
+              <w:rPr>
+                <w:rFonts w:ascii="Calibri" w:hAnsi="Calibri"/>
+                <w:b w:val="0"/>
+                <w:color w:val="000000"/>
+                <w:sz w:val="21"/>
+              </w:rPr>
+              <w:t>PUT</w:t>
+            </w:r>
+          </w:p>
+        </w:tc>
+        <w:tc>
+          <w:tcPr>
+            <w:tcW w:type="dxa" w:w="4309"/>
+            <w:vAlign w:val="center"/>
+            <w:tcBorders>
+              <w:top w:val="single" w:sz="4" w:color="D9D9D9"/>
+              <w:left w:val="single" w:sz="4" w:color="D9D9D9"/>
+              <w:bottom w:val="single" w:sz="4" w:color="D9D9D9"/>
+              <w:right w:val="single" w:sz="4" w:color="D9D9D9"/>
+            </w:tcBorders>
+            <w:shd w:fill="F3F6F9"/>
+            <w:tcMar>
+              <w:top w:w="90" w:type="dxa"/>
+              <w:left w:w="90" w:type="dxa"/>
+              <w:bottom w:w="90" w:type="dxa"/>
+              <w:right w:w="90" w:type="dxa"/>
+            </w:tcMar>
+          </w:tcPr>
+          <w:p>
+            <w:pPr>
+              <w:keepNext/>
+              <w:spacing w:after="40" w:before="40" w:line="252" w:lineRule="auto"/>
+            </w:pPr>
+            <w:r>
+              <w:rPr>
+                <w:rFonts w:ascii="Consolas" w:hAnsi="Consolas"/>
+                <w:b w:val="0"/>
+                <w:color w:val="000000"/>
+                <w:sz w:val="18"/>
+              </w:rPr>
+              <w:t>/jogos/:id</w:t>
+            </w:r>
+          </w:p>
+        </w:tc>
+        <w:tc>
+          <w:tcPr>
+            <w:tcW w:type="dxa" w:w="4082"/>
+            <w:vAlign w:val="center"/>
+            <w:tcBorders>
+              <w:top w:val="single" w:sz="4" w:color="D9D9D9"/>
+              <w:left w:val="single" w:sz="4" w:color="D9D9D9"/>
+              <w:bottom w:val="single" w:sz="4" w:color="D9D9D9"/>
+              <w:right w:val="single" w:sz="4" w:color="D9D9D9"/>
+            </w:tcBorders>
+            <w:shd w:fill="F3F6F9"/>
+            <w:tcMar>
+              <w:top w:w="90" w:type="dxa"/>
+              <w:left w:w="90" w:type="dxa"/>
+              <w:bottom w:w="90" w:type="dxa"/>
+              <w:right w:w="90" w:type="dxa"/>
+            </w:tcMar>
+          </w:tcPr>
+          <w:p>
+            <w:pPr>
+              <w:keepNext/>
+              <w:spacing w:after="40" w:before="40" w:line="252" w:lineRule="auto"/>
+            </w:pPr>
+            <w:r>
+              <w:rPr>
+                <w:rFonts w:ascii="Calibri" w:hAnsi="Calibri"/>
+                <w:b w:val="0"/>
+                <w:color w:val="000000"/>
+                <w:sz w:val="21"/>
+              </w:rPr>
+              <w:t>Atualiza dados do jogo</w:t>
+            </w:r>
+          </w:p>
+        </w:tc>
+      </w:tr>
+      <w:tr>
+        <w:trPr>
+          <w:cantSplit/>
+        </w:trPr>
+        <w:tc>
+          <w:tcPr>
+            <w:tcW w:type="dxa" w:w="964"/>
+            <w:vAlign w:val="center"/>
+            <w:tcBorders>
+              <w:top w:val="single" w:sz="4" w:color="D9D9D9"/>
+              <w:left w:val="single" w:sz="4" w:color="D9D9D9"/>
+              <w:bottom w:val="single" w:sz="4" w:color="D9D9D9"/>
+              <w:right w:val="single" w:sz="4" w:color="D9D9D9"/>
+            </w:tcBorders>
+            <w:shd w:fill="FFFFFF"/>
+            <w:tcMar>
+              <w:top w:w="90" w:type="dxa"/>
+              <w:left w:w="90" w:type="dxa"/>
+              <w:bottom w:w="90" w:type="dxa"/>
+              <w:right w:w="90" w:type="dxa"/>
+            </w:tcMar>
+          </w:tcPr>
+          <w:p>
+            <w:pPr>
+              <w:keepNext w:val="0"/>
+              <w:spacing w:after="40" w:before="40" w:line="252" w:lineRule="auto"/>
+              <w:jc w:val="center"/>
+            </w:pPr>
+            <w:r>
+              <w:rPr>
+                <w:rFonts w:ascii="Calibri" w:hAnsi="Calibri"/>
+                <w:b w:val="0"/>
+                <w:color w:val="000000"/>
+                <w:sz w:val="21"/>
+              </w:rPr>
+              <w:t>DELETE</w:t>
+            </w:r>
+          </w:p>
+        </w:tc>
+        <w:tc>
+          <w:tcPr>
+            <w:tcW w:type="dxa" w:w="4309"/>
+            <w:vAlign w:val="center"/>
+            <w:tcBorders>
+              <w:top w:val="single" w:sz="4" w:color="D9D9D9"/>
+              <w:left w:val="single" w:sz="4" w:color="D9D9D9"/>
+              <w:bottom w:val="single" w:sz="4" w:color="D9D9D9"/>
+              <w:right w:val="single" w:sz="4" w:color="D9D9D9"/>
+            </w:tcBorders>
+            <w:shd w:fill="FFFFFF"/>
+            <w:tcMar>
+              <w:top w:w="90" w:type="dxa"/>
+              <w:left w:w="90" w:type="dxa"/>
+              <w:bottom w:w="90" w:type="dxa"/>
+              <w:right w:w="90" w:type="dxa"/>
+            </w:tcMar>
+          </w:tcPr>
+          <w:p>
+            <w:pPr>
+              <w:keepNext w:val="0"/>
+              <w:spacing w:after="40" w:before="40" w:line="252" w:lineRule="auto"/>
+            </w:pPr>
+            <w:r>
+              <w:rPr>
+                <w:rFonts w:ascii="Consolas" w:hAnsi="Consolas"/>
+                <w:b w:val="0"/>
+                <w:color w:val="000000"/>
+                <w:sz w:val="18"/>
+              </w:rPr>
+              <w:t>/jogos/:id</w:t>
+            </w:r>
+          </w:p>
+        </w:tc>
+        <w:tc>
+          <w:tcPr>
+            <w:tcW w:type="dxa" w:w="4082"/>
+            <w:vAlign w:val="center"/>
+            <w:tcBorders>
+              <w:top w:val="single" w:sz="4" w:color="D9D9D9"/>
+              <w:left w:val="single" w:sz="4" w:color="D9D9D9"/>
+              <w:bottom w:val="single" w:sz="4" w:color="D9D9D9"/>
+              <w:right w:val="single" w:sz="4" w:color="D9D9D9"/>
+            </w:tcBorders>
+            <w:shd w:fill="FFFFFF"/>
+            <w:tcMar>
+              <w:top w:w="90" w:type="dxa"/>
+              <w:left w:w="90" w:type="dxa"/>
+              <w:bottom w:w="90" w:type="dxa"/>
+              <w:right w:w="90" w:type="dxa"/>
+            </w:tcMar>
+          </w:tcPr>
+          <w:p>
+            <w:pPr>
+              <w:keepNext w:val="0"/>
+              <w:spacing w:after="40" w:before="40" w:line="252" w:lineRule="auto"/>
+            </w:pPr>
+            <w:r>
+              <w:rPr>
+                <w:rFonts w:ascii="Calibri" w:hAnsi="Calibri"/>
+                <w:b w:val="0"/>
+                <w:color w:val="000000"/>
+                <w:sz w:val="21"/>
+              </w:rPr>
+              <w:t>Remove um jogo do sistema</w:t>
+            </w:r>
+          </w:p>
+        </w:tc>
+      </w:tr>
+    </w:tbl>
     <w:p>
       <w:pPr>
-        <w:spacing w:after="20"/>
-        <w:ind w:left="360"/>
+        <w:keepNext/>
+        <w:pageBreakBefore w:val="0"/>
+        <w:widowControl/>
+        <w:spacing w:before="140" w:after="100" w:line="259" w:lineRule="auto"/>
+        <w:ind w:firstLine="0" w:left="0"/>
       </w:pPr>
       <w:r>
         <w:rPr>
-          <w:rFonts w:ascii="Courier New" w:hAnsi="Courier New"/>
+          <w:rFonts w:ascii="Calibri" w:hAnsi="Calibri"/>
           <w:b/>
-          <w:color w:val="00529B"/>
-          <w:sz w:val="18"/>
-        </w:rPr>
-        <w:t xml:space="preserve">GET    </w:t>
-      </w:r>
-      <w:r>
-        <w:rPr>
-          <w:rFonts w:ascii="Courier New" w:hAnsi="Courier New"/>
-          <w:sz w:val="18"/>
-        </w:rPr>
-        <w:t xml:space="preserve">/jogos                              </w:t>
-      </w:r>
-      <w:r>
-        <w:rPr>
-          <w:rFonts w:ascii="Arial" w:hAnsi="Arial"/>
-          <w:color w:val="282828"/>
-          <w:sz w:val="18"/>
-        </w:rPr>
-        <w:t>— Lista jogos com filtros e paginação</w:t>
-      </w:r>
-    </w:p>
-    <w:p>
-      <w:pPr>
-        <w:spacing w:after="20"/>
-        <w:ind w:left="360"/>
-      </w:pPr>
-      <w:r>
-        <w:rPr>
-          <w:rFonts w:ascii="Courier New" w:hAnsi="Courier New"/>
-          <w:b/>
-          <w:color w:val="00529B"/>
-          <w:sz w:val="18"/>
-        </w:rPr>
-        <w:t xml:space="preserve">GET    </w:t>
-      </w:r>
-      <w:r>
-        <w:rPr>
-          <w:rFonts w:ascii="Courier New" w:hAnsi="Courier New"/>
-          <w:sz w:val="18"/>
-        </w:rPr>
-        <w:t xml:space="preserve">/jogos/:id                          </w:t>
-      </w:r>
-      <w:r>
-        <w:rPr>
-          <w:rFonts w:ascii="Arial" w:hAnsi="Arial"/>
-          <w:color w:val="282828"/>
-          <w:sz w:val="18"/>
-        </w:rPr>
-        <w:t>— Retorna detalhes e ofertas de um jogo</w:t>
-      </w:r>
-    </w:p>
-    <w:p>
-      <w:pPr>
-        <w:spacing w:after="20"/>
-        <w:ind w:left="360"/>
-      </w:pPr>
-      <w:r>
-        <w:rPr>
-          <w:rFonts w:ascii="Courier New" w:hAnsi="Courier New"/>
-          <w:b/>
-          <w:color w:val="00529B"/>
-          <w:sz w:val="18"/>
-        </w:rPr>
-        <w:t xml:space="preserve">POST   </w:t>
-      </w:r>
-      <w:r>
-        <w:rPr>
-          <w:rFonts w:ascii="Courier New" w:hAnsi="Courier New"/>
-          <w:sz w:val="18"/>
-        </w:rPr>
-        <w:t xml:space="preserve">/jogos                              </w:t>
-      </w:r>
-      <w:r>
-        <w:rPr>
-          <w:rFonts w:ascii="Arial" w:hAnsi="Arial"/>
-          <w:color w:val="282828"/>
-          <w:sz w:val="18"/>
-        </w:rPr>
-        <w:t>— Cadastra novo jogo no catálogo (Admin)</w:t>
-      </w:r>
-    </w:p>
-    <w:p>
-      <w:pPr>
-        <w:spacing w:after="20"/>
-        <w:ind w:left="360"/>
-      </w:pPr>
-      <w:r>
-        <w:rPr>
-          <w:rFonts w:ascii="Courier New" w:hAnsi="Courier New"/>
-          <w:b/>
-          <w:color w:val="00529B"/>
-          <w:sz w:val="18"/>
-        </w:rPr>
-        <w:t xml:space="preserve">PUT    </w:t>
-      </w:r>
-      <w:r>
-        <w:rPr>
-          <w:rFonts w:ascii="Courier New" w:hAnsi="Courier New"/>
-          <w:sz w:val="18"/>
-        </w:rPr>
-        <w:t xml:space="preserve">/jogos/:id                          </w:t>
-      </w:r>
-      <w:r>
-        <w:rPr>
-          <w:rFonts w:ascii="Arial" w:hAnsi="Arial"/>
-          <w:color w:val="282828"/>
-          <w:sz w:val="18"/>
-        </w:rPr>
-        <w:t>— Atualiza dados do jogo</w:t>
-      </w:r>
-    </w:p>
-    <w:p>
-      <w:pPr>
-        <w:spacing w:after="20"/>
-        <w:ind w:left="360"/>
-      </w:pPr>
-      <w:r>
-        <w:rPr>
-          <w:rFonts w:ascii="Courier New" w:hAnsi="Courier New"/>
-          <w:b/>
-          <w:color w:val="00529B"/>
-          <w:sz w:val="18"/>
-        </w:rPr>
-        <w:t xml:space="preserve">DELETE </w:t>
-      </w:r>
-      <w:r>
-        <w:rPr>
-          <w:rFonts w:ascii="Courier New" w:hAnsi="Courier New"/>
-          <w:sz w:val="18"/>
-        </w:rPr>
-        <w:t xml:space="preserve">/jogos/:id                          </w:t>
-      </w:r>
-      <w:r>
-        <w:rPr>
-          <w:rFonts w:ascii="Arial" w:hAnsi="Arial"/>
-          <w:color w:val="282828"/>
-          <w:sz w:val="18"/>
-        </w:rPr>
-        <w:t>— Remove um jogo do sistema</w:t>
-      </w:r>
-    </w:p>
-    <w:p>
-      <w:pPr>
-        <w:spacing w:before="80" w:after="40"/>
-      </w:pPr>
-      <w:r>
-        <w:rPr>
-          <w:rFonts w:ascii="Arial" w:hAnsi="Arial"/>
-          <w:b/>
-          <w:sz w:val="20"/>
+          <w:color w:val="000000"/>
+          <w:sz w:val="22"/>
         </w:rPr>
         <w:t>Revenda / Anúncios</w:t>
       </w:r>
     </w:p>
+    <w:tbl>
+      <w:tblPr>
+        <w:tblW w:type="auto" w:w="0"/>
+        <w:tblLayout w:type="fixed"/>
+        <w:tblLook w:firstColumn="1" w:firstRow="1" w:lastColumn="0" w:lastRow="0" w:noHBand="0" w:noVBand="1" w:val="04A0"/>
+        <w:tblBorders>
+          <w:top w:val="single" w:sz="4" w:color="D9D9D9"/>
+          <w:left w:val="single" w:sz="4" w:color="D9D9D9"/>
+          <w:bottom w:val="single" w:sz="4" w:color="D9D9D9"/>
+          <w:right w:val="single" w:sz="4" w:color="D9D9D9"/>
+          <w:insideH w:val="single" w:sz="4" w:color="D9D9D9"/>
+          <w:insideV w:val="single" w:sz="4" w:color="D9D9D9"/>
+        </w:tblBorders>
+      </w:tblPr>
+      <w:tblGrid>
+        <w:gridCol w:w="964"/>
+        <w:gridCol w:w="4309"/>
+        <w:gridCol w:w="4082"/>
+      </w:tblGrid>
+      <w:tr>
+        <w:trPr>
+          <w:cantSplit/>
+          <w:tblHeader/>
+        </w:trPr>
+        <w:tc>
+          <w:tcPr>
+            <w:tcW w:type="dxa" w:w="964"/>
+            <w:vAlign w:val="center"/>
+            <w:tcBorders>
+              <w:top w:val="single" w:sz="4" w:color="D9D9D9"/>
+              <w:left w:val="single" w:sz="4" w:color="D9D9D9"/>
+              <w:bottom w:val="single" w:sz="4" w:color="D9D9D9"/>
+              <w:right w:val="single" w:sz="4" w:color="D9D9D9"/>
+            </w:tcBorders>
+            <w:shd w:fill="174A75"/>
+            <w:tcMar>
+              <w:top w:w="90" w:type="dxa"/>
+              <w:left w:w="90" w:type="dxa"/>
+              <w:bottom w:w="90" w:type="dxa"/>
+              <w:right w:w="90" w:type="dxa"/>
+            </w:tcMar>
+          </w:tcPr>
+          <w:p>
+            <w:pPr>
+              <w:keepNext/>
+              <w:spacing w:after="40" w:before="40" w:line="252" w:lineRule="auto"/>
+            </w:pPr>
+            <w:r>
+              <w:rPr>
+                <w:rFonts w:ascii="Calibri" w:hAnsi="Calibri"/>
+                <w:b/>
+                <w:color w:val="FFFFFF"/>
+                <w:sz w:val="21"/>
+              </w:rPr>
+              <w:t>Método</w:t>
+            </w:r>
+          </w:p>
+        </w:tc>
+        <w:tc>
+          <w:tcPr>
+            <w:tcW w:type="dxa" w:w="4309"/>
+            <w:vAlign w:val="center"/>
+            <w:tcBorders>
+              <w:top w:val="single" w:sz="4" w:color="D9D9D9"/>
+              <w:left w:val="single" w:sz="4" w:color="D9D9D9"/>
+              <w:bottom w:val="single" w:sz="4" w:color="D9D9D9"/>
+              <w:right w:val="single" w:sz="4" w:color="D9D9D9"/>
+            </w:tcBorders>
+            <w:shd w:fill="174A75"/>
+            <w:tcMar>
+              <w:top w:w="90" w:type="dxa"/>
+              <w:left w:w="90" w:type="dxa"/>
+              <w:bottom w:w="90" w:type="dxa"/>
+              <w:right w:w="90" w:type="dxa"/>
+            </w:tcMar>
+          </w:tcPr>
+          <w:p>
+            <w:pPr>
+              <w:keepNext/>
+              <w:spacing w:after="40" w:before="40" w:line="252" w:lineRule="auto"/>
+            </w:pPr>
+            <w:r>
+              <w:rPr>
+                <w:rFonts w:ascii="Calibri" w:hAnsi="Calibri"/>
+                <w:b/>
+                <w:color w:val="FFFFFF"/>
+                <w:sz w:val="21"/>
+              </w:rPr>
+              <w:t>Endpoint</w:t>
+            </w:r>
+          </w:p>
+        </w:tc>
+        <w:tc>
+          <w:tcPr>
+            <w:tcW w:type="dxa" w:w="4082"/>
+            <w:vAlign w:val="center"/>
+            <w:tcBorders>
+              <w:top w:val="single" w:sz="4" w:color="D9D9D9"/>
+              <w:left w:val="single" w:sz="4" w:color="D9D9D9"/>
+              <w:bottom w:val="single" w:sz="4" w:color="D9D9D9"/>
+              <w:right w:val="single" w:sz="4" w:color="D9D9D9"/>
+            </w:tcBorders>
+            <w:shd w:fill="174A75"/>
+            <w:tcMar>
+              <w:top w:w="90" w:type="dxa"/>
+              <w:left w:w="90" w:type="dxa"/>
+              <w:bottom w:w="90" w:type="dxa"/>
+              <w:right w:w="90" w:type="dxa"/>
+            </w:tcMar>
+          </w:tcPr>
+          <w:p>
+            <w:pPr>
+              <w:keepNext/>
+              <w:spacing w:after="40" w:before="40" w:line="252" w:lineRule="auto"/>
+            </w:pPr>
+            <w:r>
+              <w:rPr>
+                <w:rFonts w:ascii="Calibri" w:hAnsi="Calibri"/>
+                <w:b/>
+                <w:color w:val="FFFFFF"/>
+                <w:sz w:val="21"/>
+              </w:rPr>
+              <w:t>Operação</w:t>
+            </w:r>
+          </w:p>
+        </w:tc>
+      </w:tr>
+      <w:tr>
+        <w:trPr>
+          <w:cantSplit/>
+        </w:trPr>
+        <w:tc>
+          <w:tcPr>
+            <w:tcW w:type="dxa" w:w="964"/>
+            <w:vAlign w:val="center"/>
+            <w:tcBorders>
+              <w:top w:val="single" w:sz="4" w:color="D9D9D9"/>
+              <w:left w:val="single" w:sz="4" w:color="D9D9D9"/>
+              <w:bottom w:val="single" w:sz="4" w:color="D9D9D9"/>
+              <w:right w:val="single" w:sz="4" w:color="D9D9D9"/>
+            </w:tcBorders>
+            <w:shd w:fill="FFFFFF"/>
+            <w:tcMar>
+              <w:top w:w="90" w:type="dxa"/>
+              <w:left w:w="90" w:type="dxa"/>
+              <w:bottom w:w="90" w:type="dxa"/>
+              <w:right w:w="90" w:type="dxa"/>
+            </w:tcMar>
+          </w:tcPr>
+          <w:p>
+            <w:pPr>
+              <w:keepNext/>
+              <w:spacing w:after="40" w:before="40" w:line="252" w:lineRule="auto"/>
+              <w:jc w:val="center"/>
+            </w:pPr>
+            <w:r>
+              <w:rPr>
+                <w:rFonts w:ascii="Calibri" w:hAnsi="Calibri"/>
+                <w:b w:val="0"/>
+                <w:color w:val="000000"/>
+                <w:sz w:val="21"/>
+              </w:rPr>
+              <w:t>GET</w:t>
+            </w:r>
+          </w:p>
+        </w:tc>
+        <w:tc>
+          <w:tcPr>
+            <w:tcW w:type="dxa" w:w="4309"/>
+            <w:vAlign w:val="center"/>
+            <w:tcBorders>
+              <w:top w:val="single" w:sz="4" w:color="D9D9D9"/>
+              <w:left w:val="single" w:sz="4" w:color="D9D9D9"/>
+              <w:bottom w:val="single" w:sz="4" w:color="D9D9D9"/>
+              <w:right w:val="single" w:sz="4" w:color="D9D9D9"/>
+            </w:tcBorders>
+            <w:shd w:fill="FFFFFF"/>
+            <w:tcMar>
+              <w:top w:w="90" w:type="dxa"/>
+              <w:left w:w="90" w:type="dxa"/>
+              <w:bottom w:w="90" w:type="dxa"/>
+              <w:right w:w="90" w:type="dxa"/>
+            </w:tcMar>
+          </w:tcPr>
+          <w:p>
+            <w:pPr>
+              <w:keepNext/>
+              <w:spacing w:after="40" w:before="40" w:line="252" w:lineRule="auto"/>
+            </w:pPr>
+            <w:r>
+              <w:rPr>
+                <w:rFonts w:ascii="Consolas" w:hAnsi="Consolas"/>
+                <w:b w:val="0"/>
+                <w:color w:val="000000"/>
+                <w:sz w:val="18"/>
+              </w:rPr>
+              <w:t>/revendas</w:t>
+            </w:r>
+          </w:p>
+        </w:tc>
+        <w:tc>
+          <w:tcPr>
+            <w:tcW w:type="dxa" w:w="4082"/>
+            <w:vAlign w:val="center"/>
+            <w:tcBorders>
+              <w:top w:val="single" w:sz="4" w:color="D9D9D9"/>
+              <w:left w:val="single" w:sz="4" w:color="D9D9D9"/>
+              <w:bottom w:val="single" w:sz="4" w:color="D9D9D9"/>
+              <w:right w:val="single" w:sz="4" w:color="D9D9D9"/>
+            </w:tcBorders>
+            <w:shd w:fill="FFFFFF"/>
+            <w:tcMar>
+              <w:top w:w="90" w:type="dxa"/>
+              <w:left w:w="90" w:type="dxa"/>
+              <w:bottom w:w="90" w:type="dxa"/>
+              <w:right w:w="90" w:type="dxa"/>
+            </w:tcMar>
+          </w:tcPr>
+          <w:p>
+            <w:pPr>
+              <w:keepNext/>
+              <w:spacing w:after="40" w:before="40" w:line="252" w:lineRule="auto"/>
+            </w:pPr>
+            <w:r>
+              <w:rPr>
+                <w:rFonts w:ascii="Calibri" w:hAnsi="Calibri"/>
+                <w:b w:val="0"/>
+                <w:color w:val="000000"/>
+                <w:sz w:val="21"/>
+              </w:rPr>
+              <w:t>Lista anúncios de jogos da comunidade</w:t>
+            </w:r>
+          </w:p>
+        </w:tc>
+      </w:tr>
+      <w:tr>
+        <w:trPr>
+          <w:cantSplit/>
+        </w:trPr>
+        <w:tc>
+          <w:tcPr>
+            <w:tcW w:type="dxa" w:w="964"/>
+            <w:vAlign w:val="center"/>
+            <w:tcBorders>
+              <w:top w:val="single" w:sz="4" w:color="D9D9D9"/>
+              <w:left w:val="single" w:sz="4" w:color="D9D9D9"/>
+              <w:bottom w:val="single" w:sz="4" w:color="D9D9D9"/>
+              <w:right w:val="single" w:sz="4" w:color="D9D9D9"/>
+            </w:tcBorders>
+            <w:shd w:fill="F3F6F9"/>
+            <w:tcMar>
+              <w:top w:w="90" w:type="dxa"/>
+              <w:left w:w="90" w:type="dxa"/>
+              <w:bottom w:w="90" w:type="dxa"/>
+              <w:right w:w="90" w:type="dxa"/>
+            </w:tcMar>
+          </w:tcPr>
+          <w:p>
+            <w:pPr>
+              <w:keepNext/>
+              <w:spacing w:after="40" w:before="40" w:line="252" w:lineRule="auto"/>
+              <w:jc w:val="center"/>
+            </w:pPr>
+            <w:r>
+              <w:rPr>
+                <w:rFonts w:ascii="Calibri" w:hAnsi="Calibri"/>
+                <w:b w:val="0"/>
+                <w:color w:val="000000"/>
+                <w:sz w:val="21"/>
+              </w:rPr>
+              <w:t>POST</w:t>
+            </w:r>
+          </w:p>
+        </w:tc>
+        <w:tc>
+          <w:tcPr>
+            <w:tcW w:type="dxa" w:w="4309"/>
+            <w:vAlign w:val="center"/>
+            <w:tcBorders>
+              <w:top w:val="single" w:sz="4" w:color="D9D9D9"/>
+              <w:left w:val="single" w:sz="4" w:color="D9D9D9"/>
+              <w:bottom w:val="single" w:sz="4" w:color="D9D9D9"/>
+              <w:right w:val="single" w:sz="4" w:color="D9D9D9"/>
+            </w:tcBorders>
+            <w:shd w:fill="F3F6F9"/>
+            <w:tcMar>
+              <w:top w:w="90" w:type="dxa"/>
+              <w:left w:w="90" w:type="dxa"/>
+              <w:bottom w:w="90" w:type="dxa"/>
+              <w:right w:w="90" w:type="dxa"/>
+            </w:tcMar>
+          </w:tcPr>
+          <w:p>
+            <w:pPr>
+              <w:keepNext/>
+              <w:spacing w:after="40" w:before="40" w:line="252" w:lineRule="auto"/>
+            </w:pPr>
+            <w:r>
+              <w:rPr>
+                <w:rFonts w:ascii="Consolas" w:hAnsi="Consolas"/>
+                <w:b w:val="0"/>
+                <w:color w:val="000000"/>
+                <w:sz w:val="18"/>
+              </w:rPr>
+              <w:t>/revendas</w:t>
+            </w:r>
+          </w:p>
+        </w:tc>
+        <w:tc>
+          <w:tcPr>
+            <w:tcW w:type="dxa" w:w="4082"/>
+            <w:vAlign w:val="center"/>
+            <w:tcBorders>
+              <w:top w:val="single" w:sz="4" w:color="D9D9D9"/>
+              <w:left w:val="single" w:sz="4" w:color="D9D9D9"/>
+              <w:bottom w:val="single" w:sz="4" w:color="D9D9D9"/>
+              <w:right w:val="single" w:sz="4" w:color="D9D9D9"/>
+            </w:tcBorders>
+            <w:shd w:fill="F3F6F9"/>
+            <w:tcMar>
+              <w:top w:w="90" w:type="dxa"/>
+              <w:left w:w="90" w:type="dxa"/>
+              <w:bottom w:w="90" w:type="dxa"/>
+              <w:right w:w="90" w:type="dxa"/>
+            </w:tcMar>
+          </w:tcPr>
+          <w:p>
+            <w:pPr>
+              <w:keepNext/>
+              <w:spacing w:after="40" w:before="40" w:line="252" w:lineRule="auto"/>
+            </w:pPr>
+            <w:r>
+              <w:rPr>
+                <w:rFonts w:ascii="Calibri" w:hAnsi="Calibri"/>
+                <w:b w:val="0"/>
+                <w:color w:val="000000"/>
+                <w:sz w:val="21"/>
+              </w:rPr>
+              <w:t>Cria um novo anúncio de jogo usado</w:t>
+            </w:r>
+          </w:p>
+        </w:tc>
+      </w:tr>
+      <w:tr>
+        <w:trPr>
+          <w:cantSplit/>
+        </w:trPr>
+        <w:tc>
+          <w:tcPr>
+            <w:tcW w:type="dxa" w:w="964"/>
+            <w:vAlign w:val="center"/>
+            <w:tcBorders>
+              <w:top w:val="single" w:sz="4" w:color="D9D9D9"/>
+              <w:left w:val="single" w:sz="4" w:color="D9D9D9"/>
+              <w:bottom w:val="single" w:sz="4" w:color="D9D9D9"/>
+              <w:right w:val="single" w:sz="4" w:color="D9D9D9"/>
+            </w:tcBorders>
+            <w:shd w:fill="FFFFFF"/>
+            <w:tcMar>
+              <w:top w:w="90" w:type="dxa"/>
+              <w:left w:w="90" w:type="dxa"/>
+              <w:bottom w:w="90" w:type="dxa"/>
+              <w:right w:w="90" w:type="dxa"/>
+            </w:tcMar>
+          </w:tcPr>
+          <w:p>
+            <w:pPr>
+              <w:keepNext/>
+              <w:spacing w:after="40" w:before="40" w:line="252" w:lineRule="auto"/>
+              <w:jc w:val="center"/>
+            </w:pPr>
+            <w:r>
+              <w:rPr>
+                <w:rFonts w:ascii="Calibri" w:hAnsi="Calibri"/>
+                <w:b w:val="0"/>
+                <w:color w:val="000000"/>
+                <w:sz w:val="21"/>
+              </w:rPr>
+              <w:t>GET</w:t>
+            </w:r>
+          </w:p>
+        </w:tc>
+        <w:tc>
+          <w:tcPr>
+            <w:tcW w:type="dxa" w:w="4309"/>
+            <w:vAlign w:val="center"/>
+            <w:tcBorders>
+              <w:top w:val="single" w:sz="4" w:color="D9D9D9"/>
+              <w:left w:val="single" w:sz="4" w:color="D9D9D9"/>
+              <w:bottom w:val="single" w:sz="4" w:color="D9D9D9"/>
+              <w:right w:val="single" w:sz="4" w:color="D9D9D9"/>
+            </w:tcBorders>
+            <w:shd w:fill="FFFFFF"/>
+            <w:tcMar>
+              <w:top w:w="90" w:type="dxa"/>
+              <w:left w:w="90" w:type="dxa"/>
+              <w:bottom w:w="90" w:type="dxa"/>
+              <w:right w:w="90" w:type="dxa"/>
+            </w:tcMar>
+          </w:tcPr>
+          <w:p>
+            <w:pPr>
+              <w:keepNext/>
+              <w:spacing w:after="40" w:before="40" w:line="252" w:lineRule="auto"/>
+            </w:pPr>
+            <w:r>
+              <w:rPr>
+                <w:rFonts w:ascii="Consolas" w:hAnsi="Consolas"/>
+                <w:b w:val="0"/>
+                <w:color w:val="000000"/>
+                <w:sz w:val="18"/>
+              </w:rPr>
+              <w:t>/revendas/:id</w:t>
+            </w:r>
+          </w:p>
+        </w:tc>
+        <w:tc>
+          <w:tcPr>
+            <w:tcW w:type="dxa" w:w="4082"/>
+            <w:vAlign w:val="center"/>
+            <w:tcBorders>
+              <w:top w:val="single" w:sz="4" w:color="D9D9D9"/>
+              <w:left w:val="single" w:sz="4" w:color="D9D9D9"/>
+              <w:bottom w:val="single" w:sz="4" w:color="D9D9D9"/>
+              <w:right w:val="single" w:sz="4" w:color="D9D9D9"/>
+            </w:tcBorders>
+            <w:shd w:fill="FFFFFF"/>
+            <w:tcMar>
+              <w:top w:w="90" w:type="dxa"/>
+              <w:left w:w="90" w:type="dxa"/>
+              <w:bottom w:w="90" w:type="dxa"/>
+              <w:right w:w="90" w:type="dxa"/>
+            </w:tcMar>
+          </w:tcPr>
+          <w:p>
+            <w:pPr>
+              <w:keepNext/>
+              <w:spacing w:after="40" w:before="40" w:line="252" w:lineRule="auto"/>
+            </w:pPr>
+            <w:r>
+              <w:rPr>
+                <w:rFonts w:ascii="Calibri" w:hAnsi="Calibri"/>
+                <w:b w:val="0"/>
+                <w:color w:val="000000"/>
+                <w:sz w:val="21"/>
+              </w:rPr>
+              <w:t>Retorna detalhes de um anúncio</w:t>
+            </w:r>
+          </w:p>
+        </w:tc>
+      </w:tr>
+      <w:tr>
+        <w:trPr>
+          <w:cantSplit/>
+        </w:trPr>
+        <w:tc>
+          <w:tcPr>
+            <w:tcW w:type="dxa" w:w="964"/>
+            <w:vAlign w:val="center"/>
+            <w:tcBorders>
+              <w:top w:val="single" w:sz="4" w:color="D9D9D9"/>
+              <w:left w:val="single" w:sz="4" w:color="D9D9D9"/>
+              <w:bottom w:val="single" w:sz="4" w:color="D9D9D9"/>
+              <w:right w:val="single" w:sz="4" w:color="D9D9D9"/>
+            </w:tcBorders>
+            <w:shd w:fill="F3F6F9"/>
+            <w:tcMar>
+              <w:top w:w="90" w:type="dxa"/>
+              <w:left w:w="90" w:type="dxa"/>
+              <w:bottom w:w="90" w:type="dxa"/>
+              <w:right w:w="90" w:type="dxa"/>
+            </w:tcMar>
+          </w:tcPr>
+          <w:p>
+            <w:pPr>
+              <w:keepNext/>
+              <w:spacing w:after="40" w:before="40" w:line="252" w:lineRule="auto"/>
+              <w:jc w:val="center"/>
+            </w:pPr>
+            <w:r>
+              <w:rPr>
+                <w:rFonts w:ascii="Calibri" w:hAnsi="Calibri"/>
+                <w:b w:val="0"/>
+                <w:color w:val="000000"/>
+                <w:sz w:val="21"/>
+              </w:rPr>
+              <w:t>PUT</w:t>
+            </w:r>
+          </w:p>
+        </w:tc>
+        <w:tc>
+          <w:tcPr>
+            <w:tcW w:type="dxa" w:w="4309"/>
+            <w:vAlign w:val="center"/>
+            <w:tcBorders>
+              <w:top w:val="single" w:sz="4" w:color="D9D9D9"/>
+              <w:left w:val="single" w:sz="4" w:color="D9D9D9"/>
+              <w:bottom w:val="single" w:sz="4" w:color="D9D9D9"/>
+              <w:right w:val="single" w:sz="4" w:color="D9D9D9"/>
+            </w:tcBorders>
+            <w:shd w:fill="F3F6F9"/>
+            <w:tcMar>
+              <w:top w:w="90" w:type="dxa"/>
+              <w:left w:w="90" w:type="dxa"/>
+              <w:bottom w:w="90" w:type="dxa"/>
+              <w:right w:w="90" w:type="dxa"/>
+            </w:tcMar>
+          </w:tcPr>
+          <w:p>
+            <w:pPr>
+              <w:keepNext/>
+              <w:spacing w:after="40" w:before="40" w:line="252" w:lineRule="auto"/>
+            </w:pPr>
+            <w:r>
+              <w:rPr>
+                <w:rFonts w:ascii="Consolas" w:hAnsi="Consolas"/>
+                <w:b w:val="0"/>
+                <w:color w:val="000000"/>
+                <w:sz w:val="18"/>
+              </w:rPr>
+              <w:t>/revendas/:id</w:t>
+            </w:r>
+          </w:p>
+        </w:tc>
+        <w:tc>
+          <w:tcPr>
+            <w:tcW w:type="dxa" w:w="4082"/>
+            <w:vAlign w:val="center"/>
+            <w:tcBorders>
+              <w:top w:val="single" w:sz="4" w:color="D9D9D9"/>
+              <w:left w:val="single" w:sz="4" w:color="D9D9D9"/>
+              <w:bottom w:val="single" w:sz="4" w:color="D9D9D9"/>
+              <w:right w:val="single" w:sz="4" w:color="D9D9D9"/>
+            </w:tcBorders>
+            <w:shd w:fill="F3F6F9"/>
+            <w:tcMar>
+              <w:top w:w="90" w:type="dxa"/>
+              <w:left w:w="90" w:type="dxa"/>
+              <w:bottom w:w="90" w:type="dxa"/>
+              <w:right w:w="90" w:type="dxa"/>
+            </w:tcMar>
+          </w:tcPr>
+          <w:p>
+            <w:pPr>
+              <w:keepNext/>
+              <w:spacing w:after="40" w:before="40" w:line="252" w:lineRule="auto"/>
+            </w:pPr>
+            <w:r>
+              <w:rPr>
+                <w:rFonts w:ascii="Calibri" w:hAnsi="Calibri"/>
+                <w:b w:val="0"/>
+                <w:color w:val="000000"/>
+                <w:sz w:val="21"/>
+              </w:rPr>
+              <w:t>Edita informações de um anúncio</w:t>
+            </w:r>
+          </w:p>
+        </w:tc>
+      </w:tr>
+      <w:tr>
+        <w:trPr>
+          <w:cantSplit/>
+        </w:trPr>
+        <w:tc>
+          <w:tcPr>
+            <w:tcW w:type="dxa" w:w="964"/>
+            <w:vAlign w:val="center"/>
+            <w:tcBorders>
+              <w:top w:val="single" w:sz="4" w:color="D9D9D9"/>
+              <w:left w:val="single" w:sz="4" w:color="D9D9D9"/>
+              <w:bottom w:val="single" w:sz="4" w:color="D9D9D9"/>
+              <w:right w:val="single" w:sz="4" w:color="D9D9D9"/>
+            </w:tcBorders>
+            <w:shd w:fill="FFFFFF"/>
+            <w:tcMar>
+              <w:top w:w="90" w:type="dxa"/>
+              <w:left w:w="90" w:type="dxa"/>
+              <w:bottom w:w="90" w:type="dxa"/>
+              <w:right w:w="90" w:type="dxa"/>
+            </w:tcMar>
+          </w:tcPr>
+          <w:p>
+            <w:pPr>
+              <w:keepNext w:val="0"/>
+              <w:spacing w:after="40" w:before="40" w:line="252" w:lineRule="auto"/>
+              <w:jc w:val="center"/>
+            </w:pPr>
+            <w:r>
+              <w:rPr>
+                <w:rFonts w:ascii="Calibri" w:hAnsi="Calibri"/>
+                <w:b w:val="0"/>
+                <w:color w:val="000000"/>
+                <w:sz w:val="21"/>
+              </w:rPr>
+              <w:t>DELETE</w:t>
+            </w:r>
+          </w:p>
+        </w:tc>
+        <w:tc>
+          <w:tcPr>
+            <w:tcW w:type="dxa" w:w="4309"/>
+            <w:vAlign w:val="center"/>
+            <w:tcBorders>
+              <w:top w:val="single" w:sz="4" w:color="D9D9D9"/>
+              <w:left w:val="single" w:sz="4" w:color="D9D9D9"/>
+              <w:bottom w:val="single" w:sz="4" w:color="D9D9D9"/>
+              <w:right w:val="single" w:sz="4" w:color="D9D9D9"/>
+            </w:tcBorders>
+            <w:shd w:fill="FFFFFF"/>
+            <w:tcMar>
+              <w:top w:w="90" w:type="dxa"/>
+              <w:left w:w="90" w:type="dxa"/>
+              <w:bottom w:w="90" w:type="dxa"/>
+              <w:right w:w="90" w:type="dxa"/>
+            </w:tcMar>
+          </w:tcPr>
+          <w:p>
+            <w:pPr>
+              <w:keepNext w:val="0"/>
+              <w:spacing w:after="40" w:before="40" w:line="252" w:lineRule="auto"/>
+            </w:pPr>
+            <w:r>
+              <w:rPr>
+                <w:rFonts w:ascii="Consolas" w:hAnsi="Consolas"/>
+                <w:b w:val="0"/>
+                <w:color w:val="000000"/>
+                <w:sz w:val="18"/>
+              </w:rPr>
+              <w:t>/revendas/:id</w:t>
+            </w:r>
+          </w:p>
+        </w:tc>
+        <w:tc>
+          <w:tcPr>
+            <w:tcW w:type="dxa" w:w="4082"/>
+            <w:vAlign w:val="center"/>
+            <w:tcBorders>
+              <w:top w:val="single" w:sz="4" w:color="D9D9D9"/>
+              <w:left w:val="single" w:sz="4" w:color="D9D9D9"/>
+              <w:bottom w:val="single" w:sz="4" w:color="D9D9D9"/>
+              <w:right w:val="single" w:sz="4" w:color="D9D9D9"/>
+            </w:tcBorders>
+            <w:shd w:fill="FFFFFF"/>
+            <w:tcMar>
+              <w:top w:w="90" w:type="dxa"/>
+              <w:left w:w="90" w:type="dxa"/>
+              <w:bottom w:w="90" w:type="dxa"/>
+              <w:right w:w="90" w:type="dxa"/>
+            </w:tcMar>
+          </w:tcPr>
+          <w:p>
+            <w:pPr>
+              <w:keepNext w:val="0"/>
+              <w:spacing w:after="40" w:before="40" w:line="252" w:lineRule="auto"/>
+            </w:pPr>
+            <w:r>
+              <w:rPr>
+                <w:rFonts w:ascii="Calibri" w:hAnsi="Calibri"/>
+                <w:b w:val="0"/>
+                <w:color w:val="000000"/>
+                <w:sz w:val="21"/>
+              </w:rPr>
+              <w:t>Exclui um anúncio</w:t>
+            </w:r>
+          </w:p>
+        </w:tc>
+      </w:tr>
+    </w:tbl>
     <w:p>
       <w:pPr>
-        <w:spacing w:after="20"/>
-        <w:ind w:left="360"/>
+        <w:keepNext/>
+        <w:pageBreakBefore w:val="0"/>
+        <w:widowControl/>
+        <w:spacing w:before="140" w:after="100" w:line="259" w:lineRule="auto"/>
+        <w:ind w:firstLine="0" w:left="0"/>
       </w:pPr>
       <w:r>
         <w:rPr>
-          <w:rFonts w:ascii="Courier New" w:hAnsi="Courier New"/>
+          <w:rFonts w:ascii="Calibri" w:hAnsi="Calibri"/>
           <w:b/>
-          <w:color w:val="00529B"/>
-          <w:sz w:val="18"/>
-        </w:rPr>
-        <w:t xml:space="preserve">GET    </w:t>
-      </w:r>
-      <w:r>
-        <w:rPr>
-          <w:rFonts w:ascii="Courier New" w:hAnsi="Courier New"/>
-          <w:sz w:val="18"/>
-        </w:rPr>
-        <w:t xml:space="preserve">/revendas                           </w:t>
-      </w:r>
-      <w:r>
-        <w:rPr>
-          <w:rFonts w:ascii="Arial" w:hAnsi="Arial"/>
-          <w:color w:val="282828"/>
-          <w:sz w:val="18"/>
-        </w:rPr>
-        <w:t>— Lista anúncios de jogos da comunidade</w:t>
-      </w:r>
-    </w:p>
-    <w:p>
-      <w:pPr>
-        <w:spacing w:after="20"/>
-        <w:ind w:left="360"/>
-      </w:pPr>
-      <w:r>
-        <w:rPr>
-          <w:rFonts w:ascii="Courier New" w:hAnsi="Courier New"/>
-          <w:b/>
-          <w:color w:val="00529B"/>
-          <w:sz w:val="18"/>
-        </w:rPr>
-        <w:t xml:space="preserve">POST   </w:t>
-      </w:r>
-      <w:r>
-        <w:rPr>
-          <w:rFonts w:ascii="Courier New" w:hAnsi="Courier New"/>
-          <w:sz w:val="18"/>
-        </w:rPr>
-        <w:t xml:space="preserve">/revendas                           </w:t>
-      </w:r>
-      <w:r>
-        <w:rPr>
-          <w:rFonts w:ascii="Arial" w:hAnsi="Arial"/>
-          <w:color w:val="282828"/>
-          <w:sz w:val="18"/>
-        </w:rPr>
-        <w:t>— Cria um novo anúncio de jogo usado</w:t>
-      </w:r>
-    </w:p>
-    <w:p>
-      <w:pPr>
-        <w:spacing w:after="20"/>
-        <w:ind w:left="360"/>
-      </w:pPr>
-      <w:r>
-        <w:rPr>
-          <w:rFonts w:ascii="Courier New" w:hAnsi="Courier New"/>
-          <w:b/>
-          <w:color w:val="00529B"/>
-          <w:sz w:val="18"/>
-        </w:rPr>
-        <w:t xml:space="preserve">GET    </w:t>
-      </w:r>
-      <w:r>
-        <w:rPr>
-          <w:rFonts w:ascii="Courier New" w:hAnsi="Courier New"/>
-          <w:sz w:val="18"/>
-        </w:rPr>
-        <w:t xml:space="preserve">/revendas/:id                       </w:t>
-      </w:r>
-      <w:r>
-        <w:rPr>
-          <w:rFonts w:ascii="Arial" w:hAnsi="Arial"/>
-          <w:color w:val="282828"/>
-          <w:sz w:val="18"/>
-        </w:rPr>
-        <w:t>— Retorna detalhes de um anúncio</w:t>
-      </w:r>
-    </w:p>
-    <w:p>
-      <w:pPr>
-        <w:spacing w:after="20"/>
-        <w:ind w:left="360"/>
-      </w:pPr>
-      <w:r>
-        <w:rPr>
-          <w:rFonts w:ascii="Courier New" w:hAnsi="Courier New"/>
-          <w:b/>
-          <w:color w:val="00529B"/>
-          <w:sz w:val="18"/>
-        </w:rPr>
-        <w:t xml:space="preserve">PUT    </w:t>
-      </w:r>
-      <w:r>
-        <w:rPr>
-          <w:rFonts w:ascii="Courier New" w:hAnsi="Courier New"/>
-          <w:sz w:val="18"/>
-        </w:rPr>
-        <w:t xml:space="preserve">/revendas/:id                       </w:t>
-      </w:r>
-      <w:r>
-        <w:rPr>
-          <w:rFonts w:ascii="Arial" w:hAnsi="Arial"/>
-          <w:color w:val="282828"/>
-          <w:sz w:val="18"/>
-        </w:rPr>
-        <w:t>— Edita informações de um anúncio</w:t>
-      </w:r>
-    </w:p>
-    <w:p>
-      <w:pPr>
-        <w:spacing w:after="20"/>
-        <w:ind w:left="360"/>
-      </w:pPr>
-      <w:r>
-        <w:rPr>
-          <w:rFonts w:ascii="Courier New" w:hAnsi="Courier New"/>
-          <w:b/>
-          <w:color w:val="00529B"/>
-          <w:sz w:val="18"/>
-        </w:rPr>
-        <w:t xml:space="preserve">DELETE </w:t>
-      </w:r>
-      <w:r>
-        <w:rPr>
-          <w:rFonts w:ascii="Courier New" w:hAnsi="Courier New"/>
-          <w:sz w:val="18"/>
-        </w:rPr>
-        <w:t xml:space="preserve">/revendas/:id                       </w:t>
-      </w:r>
-      <w:r>
-        <w:rPr>
-          <w:rFonts w:ascii="Arial" w:hAnsi="Arial"/>
-          <w:color w:val="282828"/>
-          <w:sz w:val="18"/>
-        </w:rPr>
-        <w:t>— Exclui um anúncio</w:t>
-      </w:r>
-    </w:p>
-    <w:p>
-      <w:pPr>
-        <w:spacing w:before="80" w:after="40"/>
-      </w:pPr>
-      <w:r>
-        <w:rPr>
-          <w:rFonts w:ascii="Arial" w:hAnsi="Arial"/>
-          <w:b/>
-          <w:sz w:val="20"/>
+          <w:color w:val="000000"/>
+          <w:sz w:val="22"/>
         </w:rPr>
         <w:t>Relatórios / Dashboard</w:t>
       </w:r>
     </w:p>
+    <w:tbl>
+      <w:tblPr>
+        <w:tblW w:type="auto" w:w="0"/>
+        <w:tblLayout w:type="fixed"/>
+        <w:tblLook w:firstColumn="1" w:firstRow="1" w:lastColumn="0" w:lastRow="0" w:noHBand="0" w:noVBand="1" w:val="04A0"/>
+        <w:tblBorders>
+          <w:top w:val="single" w:sz="4" w:color="D9D9D9"/>
+          <w:left w:val="single" w:sz="4" w:color="D9D9D9"/>
+          <w:bottom w:val="single" w:sz="4" w:color="D9D9D9"/>
+          <w:right w:val="single" w:sz="4" w:color="D9D9D9"/>
+          <w:insideH w:val="single" w:sz="4" w:color="D9D9D9"/>
+          <w:insideV w:val="single" w:sz="4" w:color="D9D9D9"/>
+        </w:tblBorders>
+      </w:tblPr>
+      <w:tblGrid>
+        <w:gridCol w:w="964"/>
+        <w:gridCol w:w="4309"/>
+        <w:gridCol w:w="4082"/>
+      </w:tblGrid>
+      <w:tr>
+        <w:trPr>
+          <w:cantSplit/>
+          <w:tblHeader/>
+        </w:trPr>
+        <w:tc>
+          <w:tcPr>
+            <w:tcW w:type="dxa" w:w="964"/>
+            <w:vAlign w:val="center"/>
+            <w:tcBorders>
+              <w:top w:val="single" w:sz="4" w:color="D9D9D9"/>
+              <w:left w:val="single" w:sz="4" w:color="D9D9D9"/>
+              <w:bottom w:val="single" w:sz="4" w:color="D9D9D9"/>
+              <w:right w:val="single" w:sz="4" w:color="D9D9D9"/>
+            </w:tcBorders>
+            <w:shd w:fill="174A75"/>
+            <w:tcMar>
+              <w:top w:w="90" w:type="dxa"/>
+              <w:left w:w="90" w:type="dxa"/>
+              <w:bottom w:w="90" w:type="dxa"/>
+              <w:right w:w="90" w:type="dxa"/>
+            </w:tcMar>
+          </w:tcPr>
+          <w:p>
+            <w:pPr>
+              <w:keepNext/>
+              <w:spacing w:after="40" w:before="40" w:line="252" w:lineRule="auto"/>
+            </w:pPr>
+            <w:r>
+              <w:rPr>
+                <w:rFonts w:ascii="Calibri" w:hAnsi="Calibri"/>
+                <w:b/>
+                <w:color w:val="FFFFFF"/>
+                <w:sz w:val="21"/>
+              </w:rPr>
+              <w:t>Método</w:t>
+            </w:r>
+          </w:p>
+        </w:tc>
+        <w:tc>
+          <w:tcPr>
+            <w:tcW w:type="dxa" w:w="4309"/>
+            <w:vAlign w:val="center"/>
+            <w:tcBorders>
+              <w:top w:val="single" w:sz="4" w:color="D9D9D9"/>
+              <w:left w:val="single" w:sz="4" w:color="D9D9D9"/>
+              <w:bottom w:val="single" w:sz="4" w:color="D9D9D9"/>
+              <w:right w:val="single" w:sz="4" w:color="D9D9D9"/>
+            </w:tcBorders>
+            <w:shd w:fill="174A75"/>
+            <w:tcMar>
+              <w:top w:w="90" w:type="dxa"/>
+              <w:left w:w="90" w:type="dxa"/>
+              <w:bottom w:w="90" w:type="dxa"/>
+              <w:right w:w="90" w:type="dxa"/>
+            </w:tcMar>
+          </w:tcPr>
+          <w:p>
+            <w:pPr>
+              <w:keepNext/>
+              <w:spacing w:after="40" w:before="40" w:line="252" w:lineRule="auto"/>
+            </w:pPr>
+            <w:r>
+              <w:rPr>
+                <w:rFonts w:ascii="Calibri" w:hAnsi="Calibri"/>
+                <w:b/>
+                <w:color w:val="FFFFFF"/>
+                <w:sz w:val="21"/>
+              </w:rPr>
+              <w:t>Endpoint</w:t>
+            </w:r>
+          </w:p>
+        </w:tc>
+        <w:tc>
+          <w:tcPr>
+            <w:tcW w:type="dxa" w:w="4082"/>
+            <w:vAlign w:val="center"/>
+            <w:tcBorders>
+              <w:top w:val="single" w:sz="4" w:color="D9D9D9"/>
+              <w:left w:val="single" w:sz="4" w:color="D9D9D9"/>
+              <w:bottom w:val="single" w:sz="4" w:color="D9D9D9"/>
+              <w:right w:val="single" w:sz="4" w:color="D9D9D9"/>
+            </w:tcBorders>
+            <w:shd w:fill="174A75"/>
+            <w:tcMar>
+              <w:top w:w="90" w:type="dxa"/>
+              <w:left w:w="90" w:type="dxa"/>
+              <w:bottom w:w="90" w:type="dxa"/>
+              <w:right w:w="90" w:type="dxa"/>
+            </w:tcMar>
+          </w:tcPr>
+          <w:p>
+            <w:pPr>
+              <w:keepNext/>
+              <w:spacing w:after="40" w:before="40" w:line="252" w:lineRule="auto"/>
+            </w:pPr>
+            <w:r>
+              <w:rPr>
+                <w:rFonts w:ascii="Calibri" w:hAnsi="Calibri"/>
+                <w:b/>
+                <w:color w:val="FFFFFF"/>
+                <w:sz w:val="21"/>
+              </w:rPr>
+              <w:t>Operação</w:t>
+            </w:r>
+          </w:p>
+        </w:tc>
+      </w:tr>
+      <w:tr>
+        <w:trPr>
+          <w:cantSplit/>
+        </w:trPr>
+        <w:tc>
+          <w:tcPr>
+            <w:tcW w:type="dxa" w:w="964"/>
+            <w:vAlign w:val="center"/>
+            <w:tcBorders>
+              <w:top w:val="single" w:sz="4" w:color="D9D9D9"/>
+              <w:left w:val="single" w:sz="4" w:color="D9D9D9"/>
+              <w:bottom w:val="single" w:sz="4" w:color="D9D9D9"/>
+              <w:right w:val="single" w:sz="4" w:color="D9D9D9"/>
+            </w:tcBorders>
+            <w:shd w:fill="FFFFFF"/>
+            <w:tcMar>
+              <w:top w:w="90" w:type="dxa"/>
+              <w:left w:w="90" w:type="dxa"/>
+              <w:bottom w:w="90" w:type="dxa"/>
+              <w:right w:w="90" w:type="dxa"/>
+            </w:tcMar>
+          </w:tcPr>
+          <w:p>
+            <w:pPr>
+              <w:keepNext/>
+              <w:spacing w:after="40" w:before="40" w:line="252" w:lineRule="auto"/>
+              <w:jc w:val="center"/>
+            </w:pPr>
+            <w:r>
+              <w:rPr>
+                <w:rFonts w:ascii="Calibri" w:hAnsi="Calibri"/>
+                <w:b w:val="0"/>
+                <w:color w:val="000000"/>
+                <w:sz w:val="21"/>
+              </w:rPr>
+              <w:t>GET</w:t>
+            </w:r>
+          </w:p>
+        </w:tc>
+        <w:tc>
+          <w:tcPr>
+            <w:tcW w:type="dxa" w:w="4309"/>
+            <w:vAlign w:val="center"/>
+            <w:tcBorders>
+              <w:top w:val="single" w:sz="4" w:color="D9D9D9"/>
+              <w:left w:val="single" w:sz="4" w:color="D9D9D9"/>
+              <w:bottom w:val="single" w:sz="4" w:color="D9D9D9"/>
+              <w:right w:val="single" w:sz="4" w:color="D9D9D9"/>
+            </w:tcBorders>
+            <w:shd w:fill="FFFFFF"/>
+            <w:tcMar>
+              <w:top w:w="90" w:type="dxa"/>
+              <w:left w:w="90" w:type="dxa"/>
+              <w:bottom w:w="90" w:type="dxa"/>
+              <w:right w:w="90" w:type="dxa"/>
+            </w:tcMar>
+          </w:tcPr>
+          <w:p>
+            <w:pPr>
+              <w:keepNext/>
+              <w:spacing w:after="40" w:before="40" w:line="252" w:lineRule="auto"/>
+            </w:pPr>
+            <w:r>
+              <w:rPr>
+                <w:rFonts w:ascii="Consolas" w:hAnsi="Consolas"/>
+                <w:b w:val="0"/>
+                <w:color w:val="000000"/>
+                <w:sz w:val="18"/>
+              </w:rPr>
+              <w:t>/relatorios/ofertas-destaque</w:t>
+            </w:r>
+          </w:p>
+        </w:tc>
+        <w:tc>
+          <w:tcPr>
+            <w:tcW w:type="dxa" w:w="4082"/>
+            <w:vAlign w:val="center"/>
+            <w:tcBorders>
+              <w:top w:val="single" w:sz="4" w:color="D9D9D9"/>
+              <w:left w:val="single" w:sz="4" w:color="D9D9D9"/>
+              <w:bottom w:val="single" w:sz="4" w:color="D9D9D9"/>
+              <w:right w:val="single" w:sz="4" w:color="D9D9D9"/>
+            </w:tcBorders>
+            <w:shd w:fill="FFFFFF"/>
+            <w:tcMar>
+              <w:top w:w="90" w:type="dxa"/>
+              <w:left w:w="90" w:type="dxa"/>
+              <w:bottom w:w="90" w:type="dxa"/>
+              <w:right w:w="90" w:type="dxa"/>
+            </w:tcMar>
+          </w:tcPr>
+          <w:p>
+            <w:pPr>
+              <w:keepNext/>
+              <w:spacing w:after="40" w:before="40" w:line="252" w:lineRule="auto"/>
+            </w:pPr>
+            <w:r>
+              <w:rPr>
+                <w:rFonts w:ascii="Calibri" w:hAnsi="Calibri"/>
+                <w:b w:val="0"/>
+                <w:color w:val="000000"/>
+                <w:sz w:val="21"/>
+              </w:rPr>
+              <w:t>Retorna os jogos com maiores descontos</w:t>
+            </w:r>
+          </w:p>
+        </w:tc>
+      </w:tr>
+      <w:tr>
+        <w:trPr>
+          <w:cantSplit/>
+        </w:trPr>
+        <w:tc>
+          <w:tcPr>
+            <w:tcW w:type="dxa" w:w="964"/>
+            <w:vAlign w:val="center"/>
+            <w:tcBorders>
+              <w:top w:val="single" w:sz="4" w:color="D9D9D9"/>
+              <w:left w:val="single" w:sz="4" w:color="D9D9D9"/>
+              <w:bottom w:val="single" w:sz="4" w:color="D9D9D9"/>
+              <w:right w:val="single" w:sz="4" w:color="D9D9D9"/>
+            </w:tcBorders>
+            <w:shd w:fill="F3F6F9"/>
+            <w:tcMar>
+              <w:top w:w="90" w:type="dxa"/>
+              <w:left w:w="90" w:type="dxa"/>
+              <w:bottom w:w="90" w:type="dxa"/>
+              <w:right w:w="90" w:type="dxa"/>
+            </w:tcMar>
+          </w:tcPr>
+          <w:p>
+            <w:pPr>
+              <w:keepNext w:val="0"/>
+              <w:spacing w:after="40" w:before="40" w:line="252" w:lineRule="auto"/>
+              <w:jc w:val="center"/>
+            </w:pPr>
+            <w:r>
+              <w:rPr>
+                <w:rFonts w:ascii="Calibri" w:hAnsi="Calibri"/>
+                <w:b w:val="0"/>
+                <w:color w:val="000000"/>
+                <w:sz w:val="21"/>
+              </w:rPr>
+              <w:t>GET</w:t>
+            </w:r>
+          </w:p>
+        </w:tc>
+        <w:tc>
+          <w:tcPr>
+            <w:tcW w:type="dxa" w:w="4309"/>
+            <w:vAlign w:val="center"/>
+            <w:tcBorders>
+              <w:top w:val="single" w:sz="4" w:color="D9D9D9"/>
+              <w:left w:val="single" w:sz="4" w:color="D9D9D9"/>
+              <w:bottom w:val="single" w:sz="4" w:color="D9D9D9"/>
+              <w:right w:val="single" w:sz="4" w:color="D9D9D9"/>
+            </w:tcBorders>
+            <w:shd w:fill="F3F6F9"/>
+            <w:tcMar>
+              <w:top w:w="90" w:type="dxa"/>
+              <w:left w:w="90" w:type="dxa"/>
+              <w:bottom w:w="90" w:type="dxa"/>
+              <w:right w:w="90" w:type="dxa"/>
+            </w:tcMar>
+          </w:tcPr>
+          <w:p>
+            <w:pPr>
+              <w:keepNext w:val="0"/>
+              <w:spacing w:after="40" w:before="40" w:line="252" w:lineRule="auto"/>
+            </w:pPr>
+            <w:r>
+              <w:rPr>
+                <w:rFonts w:ascii="Consolas" w:hAnsi="Consolas"/>
+                <w:b w:val="0"/>
+                <w:color w:val="000000"/>
+                <w:sz w:val="18"/>
+              </w:rPr>
+              <w:t>/relatorios/historico-precos/:jogoId</w:t>
+            </w:r>
+          </w:p>
+        </w:tc>
+        <w:tc>
+          <w:tcPr>
+            <w:tcW w:type="dxa" w:w="4082"/>
+            <w:vAlign w:val="center"/>
+            <w:tcBorders>
+              <w:top w:val="single" w:sz="4" w:color="D9D9D9"/>
+              <w:left w:val="single" w:sz="4" w:color="D9D9D9"/>
+              <w:bottom w:val="single" w:sz="4" w:color="D9D9D9"/>
+              <w:right w:val="single" w:sz="4" w:color="D9D9D9"/>
+            </w:tcBorders>
+            <w:shd w:fill="F3F6F9"/>
+            <w:tcMar>
+              <w:top w:w="90" w:type="dxa"/>
+              <w:left w:w="90" w:type="dxa"/>
+              <w:bottom w:w="90" w:type="dxa"/>
+              <w:right w:w="90" w:type="dxa"/>
+            </w:tcMar>
+          </w:tcPr>
+          <w:p>
+            <w:pPr>
+              <w:keepNext w:val="0"/>
+              <w:spacing w:after="40" w:before="40" w:line="252" w:lineRule="auto"/>
+            </w:pPr>
+            <w:r>
+              <w:rPr>
+                <w:rFonts w:ascii="Calibri" w:hAnsi="Calibri"/>
+                <w:b w:val="0"/>
+                <w:color w:val="000000"/>
+                <w:sz w:val="21"/>
+              </w:rPr>
+              <w:t>Retorna o histórico de preços de um jogo</w:t>
+            </w:r>
+          </w:p>
+        </w:tc>
+      </w:tr>
+    </w:tbl>
     <w:p>
       <w:pPr>
-        <w:spacing w:after="20"/>
-        <w:ind w:left="360"/>
+        <w:pStyle w:val="2"/>
+        <w:keepNext/>
+        <w:pageBreakBefore w:val="0"/>
+        <w:widowControl/>
+        <w:spacing w:before="240" w:after="100" w:line="259" w:lineRule="auto"/>
+        <w:ind w:firstLine="0" w:left="0"/>
       </w:pPr>
       <w:r>
-        <w:rPr>
-          <w:rFonts w:ascii="Courier New" w:hAnsi="Courier New"/>
-          <w:b/>
-          <w:color w:val="00529B"/>
-          <w:sz w:val="18"/>
-        </w:rPr>
-        <w:t xml:space="preserve">GET    </w:t>
-      </w:r>
-      <w:r>
-        <w:rPr>
-          <w:rFonts w:ascii="Courier New" w:hAnsi="Courier New"/>
-          <w:sz w:val="18"/>
-        </w:rPr>
-        <w:t xml:space="preserve">/relatorios/ofertas-destaque        </w:t>
-      </w:r>
-      <w:r>
-        <w:rPr>
-          <w:rFonts w:ascii="Arial" w:hAnsi="Arial"/>
-          <w:color w:val="282828"/>
-          <w:sz w:val="18"/>
-        </w:rPr>
-        <w:t>— Retorna os jogos com maiores descontos</w:t>
-      </w:r>
-    </w:p>
-    <w:p>
-      <w:pPr>
-        <w:spacing w:after="20"/>
-        <w:ind w:left="360"/>
-      </w:pPr>
-      <w:r>
-        <w:rPr>
-          <w:rFonts w:ascii="Courier New" w:hAnsi="Courier New"/>
-          <w:b/>
-          <w:color w:val="00529B"/>
-          <w:sz w:val="18"/>
-        </w:rPr>
-        <w:t xml:space="preserve">GET    </w:t>
-      </w:r>
-      <w:r>
-        <w:rPr>
-          <w:rFonts w:ascii="Courier New" w:hAnsi="Courier New"/>
-          <w:sz w:val="18"/>
-        </w:rPr>
-        <w:t xml:space="preserve">/relatorios/historico-precos/:jogoId </w:t>
-      </w:r>
-      <w:r>
-        <w:rPr>
-          <w:rFonts w:ascii="Arial" w:hAnsi="Arial"/>
-          <w:color w:val="282828"/>
-          <w:sz w:val="18"/>
-        </w:rPr>
-        <w:t>— Retorna o histórico de preços de um jogo</w:t>
+        <w:t>9 Tecnologias</w:t>
       </w:r>
     </w:p>
     <w:p>
       <w:pPr>
         <w:keepNext/>
-        <w:spacing w:before="360" w:after="120"/>
+        <w:pageBreakBefore w:val="0"/>
+        <w:widowControl/>
+        <w:spacing w:after="60" w:line="259" w:lineRule="auto" w:before="0"/>
+        <w:ind w:firstLine="0" w:left="0"/>
       </w:pPr>
       <w:r>
         <w:rPr>
-          <w:rFonts w:ascii="Arial" w:hAnsi="Arial"/>
+          <w:rFonts w:ascii="Calibri" w:hAnsi="Calibri"/>
           <w:b/>
-          <w:color w:val="00529B"/>
-          <w:sz w:val="28"/>
-        </w:rPr>
-        <w:t>9. Tecnologias</w:t>
-      </w:r>
-    </w:p>
-    <w:p>
-      <w:pPr>
-        <w:spacing w:after="120" w:line="276" w:lineRule="auto"/>
-      </w:pPr>
-      <w:r>
-        <w:rPr>
-          <w:rFonts w:ascii="Arial" w:hAnsi="Arial"/>
-          <w:b/>
-          <w:color w:val="282828"/>
-          <w:sz w:val="21"/>
+          <w:color w:val="000000"/>
+          <w:sz w:val="22"/>
         </w:rPr>
         <w:t xml:space="preserve">• Backend: </w:t>
       </w:r>
       <w:r>
         <w:rPr>
-          <w:rFonts w:ascii="Arial" w:hAnsi="Arial"/>
-          <w:color w:val="282828"/>
-          <w:sz w:val="21"/>
+          <w:rFonts w:ascii="Calibri" w:hAnsi="Calibri"/>
+          <w:color w:val="000000"/>
+          <w:sz w:val="22"/>
         </w:rPr>
         <w:t>Node.js, Express</w:t>
       </w:r>
     </w:p>
     <w:p>
       <w:pPr>
-        <w:spacing w:after="120" w:line="276" w:lineRule="auto"/>
+        <w:keepNext/>
+        <w:pageBreakBefore w:val="0"/>
+        <w:widowControl/>
+        <w:spacing w:after="60" w:line="259" w:lineRule="auto" w:before="0"/>
+        <w:ind w:firstLine="0" w:left="0"/>
       </w:pPr>
       <w:r>
         <w:rPr>
-          <w:rFonts w:ascii="Arial" w:hAnsi="Arial"/>
+          <w:rFonts w:ascii="Calibri" w:hAnsi="Calibri"/>
           <w:b/>
-          <w:color w:val="282828"/>
-          <w:sz w:val="21"/>
+          <w:color w:val="000000"/>
+          <w:sz w:val="22"/>
         </w:rPr>
         <w:t xml:space="preserve">• APIs: </w:t>
       </w:r>
       <w:r>
         <w:rPr>
-          <w:rFonts w:ascii="Arial" w:hAnsi="Arial"/>
-          <w:color w:val="282828"/>
-          <w:sz w:val="21"/>
+          <w:rFonts w:ascii="Calibri" w:hAnsi="Calibri"/>
+          <w:color w:val="000000"/>
+          <w:sz w:val="22"/>
         </w:rPr>
         <w:t>RESTful (Express), GraphQL (Apollo Server)</w:t>
       </w:r>
     </w:p>
     <w:p>
       <w:pPr>
-        <w:spacing w:after="120" w:line="276" w:lineRule="auto"/>
+        <w:keepNext/>
+        <w:pageBreakBefore w:val="0"/>
+        <w:widowControl/>
+        <w:spacing w:after="60" w:line="259" w:lineRule="auto" w:before="0"/>
+        <w:ind w:firstLine="0" w:left="0"/>
       </w:pPr>
       <w:r>
         <w:rPr>
-          <w:rFonts w:ascii="Arial" w:hAnsi="Arial"/>
+          <w:rFonts w:ascii="Calibri" w:hAnsi="Calibri"/>
           <w:b/>
-          <w:color w:val="282828"/>
-          <w:sz w:val="21"/>
+          <w:color w:val="000000"/>
+          <w:sz w:val="22"/>
         </w:rPr>
         <w:t xml:space="preserve">• Banco de Dados: </w:t>
       </w:r>
       <w:r>
         <w:rPr>
-          <w:rFonts w:ascii="Arial" w:hAnsi="Arial"/>
-          <w:color w:val="282828"/>
-          <w:sz w:val="21"/>
+          <w:rFonts w:ascii="Calibri" w:hAnsi="Calibri"/>
+          <w:color w:val="000000"/>
+          <w:sz w:val="22"/>
         </w:rPr>
         <w:t>MongoDB (NoSQL)</w:t>
       </w:r>
     </w:p>
     <w:p>
       <w:pPr>
-        <w:spacing w:after="120" w:line="276" w:lineRule="auto"/>
+        <w:keepNext/>
+        <w:pageBreakBefore w:val="0"/>
+        <w:widowControl/>
+        <w:spacing w:after="60" w:line="259" w:lineRule="auto" w:before="0"/>
+        <w:ind w:firstLine="0" w:left="0"/>
       </w:pPr>
       <w:r>
         <w:rPr>
-          <w:rFonts w:ascii="Arial" w:hAnsi="Arial"/>
+          <w:rFonts w:ascii="Calibri" w:hAnsi="Calibri"/>
           <w:b/>
-          <w:color w:val="282828"/>
-          <w:sz w:val="21"/>
+          <w:color w:val="000000"/>
+          <w:sz w:val="22"/>
         </w:rPr>
         <w:t xml:space="preserve">• Autenticação e Autorização: </w:t>
       </w:r>
       <w:r>
         <w:rPr>
-          <w:rFonts w:ascii="Arial" w:hAnsi="Arial"/>
-          <w:color w:val="282828"/>
-          <w:sz w:val="21"/>
+          <w:rFonts w:ascii="Calibri" w:hAnsi="Calibri"/>
+          <w:color w:val="000000"/>
+          <w:sz w:val="22"/>
         </w:rPr>
         <w:t>JWT (JSON Web Token)</w:t>
       </w:r>
     </w:p>
     <w:p>
       <w:pPr>
-        <w:spacing w:after="120" w:line="276" w:lineRule="auto"/>
+        <w:keepNext w:val="0"/>
+        <w:pageBreakBefore w:val="0"/>
+        <w:widowControl/>
+        <w:spacing w:after="60" w:line="259" w:lineRule="auto" w:before="0"/>
+        <w:ind w:firstLine="0" w:left="0"/>
       </w:pPr>
       <w:r>
         <w:rPr>
-          <w:rFonts w:ascii="Arial" w:hAnsi="Arial"/>
+          <w:rFonts w:ascii="Calibri" w:hAnsi="Calibri"/>
           <w:b/>
-          <w:color w:val="282828"/>
-          <w:sz w:val="21"/>
+          <w:color w:val="000000"/>
+          <w:sz w:val="22"/>
         </w:rPr>
         <w:t xml:space="preserve">• Frontend: </w:t>
       </w:r>
       <w:r>
         <w:rPr>
-          <w:rFonts w:ascii="Arial" w:hAnsi="Arial"/>
-          <w:color w:val="282828"/>
-          <w:sz w:val="21"/>
+          <w:rFonts w:ascii="Calibri" w:hAnsi="Calibri"/>
+          <w:color w:val="000000"/>
+          <w:sz w:val="22"/>
         </w:rPr>
         <w:t>React</w:t>
       </w:r>
     </w:p>
     <w:p>
       <w:pPr>
+        <w:pStyle w:val="2"/>
         <w:keepNext/>
-        <w:spacing w:before="360" w:after="120"/>
+        <w:pageBreakBefore w:val="0"/>
+        <w:widowControl/>
+        <w:spacing w:before="240" w:after="100" w:line="259" w:lineRule="auto"/>
+        <w:ind w:firstLine="0" w:left="0"/>
       </w:pPr>
       <w:r>
-        <w:rPr>
-          <w:rFonts w:ascii="Arial" w:hAnsi="Arial"/>
-          <w:b/>
-          <w:color w:val="00529B"/>
-          <w:sz w:val="28"/>
-        </w:rPr>
-        <w:t>10. Proposta Inicial de Arquitetura</w:t>
+        <w:t>10 Proposta Inicial de Arquitetura</w:t>
       </w:r>
     </w:p>
     <w:p>
       <w:pPr>
-        <w:spacing w:after="120"/>
+        <w:keepNext/>
+        <w:pageBreakBefore w:val="0"/>
+        <w:widowControl/>
+        <w:spacing w:after="100" w:before="0" w:line="259" w:lineRule="auto"/>
+        <w:ind w:firstLine="0" w:left="0"/>
+        <w:jc w:val="center"/>
       </w:pPr>
       <w:r>
-        <w:rPr>
-          <w:rFonts w:ascii="Courier New" w:hAnsi="Courier New"/>
-          <w:sz w:val="17"/>
-        </w:rPr>
-        <w:t xml:space="preserve">                ┌──────────────────┐</w:t>
-      </w:r>
-      <w:r>
-        <w:rPr>
-          <w:rFonts w:ascii="Courier New" w:hAnsi="Courier New"/>
-          <w:sz w:val="17"/>
-        </w:rPr>
-        <w:br w:type="textWrapping"/>
-      </w:r>
-      <w:r>
-        <w:rPr>
-          <w:rFonts w:ascii="Courier New" w:hAnsi="Courier New"/>
-          <w:sz w:val="17"/>
-        </w:rPr>
-        <w:t xml:space="preserve">                │      REACT       │</w:t>
-      </w:r>
-      <w:r>
-        <w:rPr>
-          <w:rFonts w:ascii="Courier New" w:hAnsi="Courier New"/>
-          <w:sz w:val="17"/>
-        </w:rPr>
-        <w:br w:type="textWrapping"/>
-      </w:r>
-      <w:r>
-        <w:rPr>
-          <w:rFonts w:ascii="Courier New" w:hAnsi="Courier New"/>
-          <w:sz w:val="17"/>
-        </w:rPr>
-        <w:t xml:space="preserve">                │    FRONTEND      │</w:t>
-      </w:r>
-      <w:r>
-        <w:rPr>
-          <w:rFonts w:ascii="Courier New" w:hAnsi="Courier New"/>
-          <w:sz w:val="17"/>
-        </w:rPr>
-        <w:br w:type="textWrapping"/>
-      </w:r>
-      <w:r>
-        <w:rPr>
-          <w:rFonts w:ascii="Courier New" w:hAnsi="Courier New"/>
-          <w:sz w:val="17"/>
-        </w:rPr>
-        <w:t xml:space="preserve">                └────────┬─────────┘</w:t>
-      </w:r>
-      <w:r>
-        <w:rPr>
-          <w:rFonts w:ascii="Courier New" w:hAnsi="Courier New"/>
-          <w:sz w:val="17"/>
-        </w:rPr>
-        <w:br w:type="textWrapping"/>
-      </w:r>
-      <w:r>
-        <w:rPr>
-          <w:rFonts w:ascii="Courier New" w:hAnsi="Courier New"/>
-          <w:sz w:val="17"/>
-        </w:rPr>
-        <w:t xml:space="preserve">                         │</w:t>
-      </w:r>
-      <w:r>
-        <w:rPr>
-          <w:rFonts w:ascii="Courier New" w:hAnsi="Courier New"/>
-          <w:sz w:val="17"/>
-        </w:rPr>
-        <w:br w:type="textWrapping"/>
-      </w:r>
-      <w:r>
-        <w:rPr>
-          <w:rFonts w:ascii="Courier New" w:hAnsi="Courier New"/>
-          <w:sz w:val="17"/>
-        </w:rPr>
-        <w:t xml:space="preserve">                    HTTP / API</w:t>
-      </w:r>
-      <w:r>
-        <w:rPr>
-          <w:rFonts w:ascii="Courier New" w:hAnsi="Courier New"/>
-          <w:sz w:val="17"/>
-        </w:rPr>
-        <w:br w:type="textWrapping"/>
-      </w:r>
-      <w:r>
-        <w:rPr>
-          <w:rFonts w:ascii="Courier New" w:hAnsi="Courier New"/>
-          <w:sz w:val="17"/>
-        </w:rPr>
-        <w:t xml:space="preserve">                         │</w:t>
-      </w:r>
-      <w:r>
-        <w:rPr>
-          <w:rFonts w:ascii="Courier New" w:hAnsi="Courier New"/>
-          <w:sz w:val="17"/>
-        </w:rPr>
-        <w:br w:type="textWrapping"/>
-      </w:r>
-      <w:r>
-        <w:rPr>
-          <w:rFonts w:ascii="Courier New" w:hAnsi="Courier New"/>
-          <w:sz w:val="17"/>
-        </w:rPr>
-        <w:t xml:space="preserve">            ┌────────────▼────────────┐</w:t>
-      </w:r>
-      <w:r>
-        <w:rPr>
-          <w:rFonts w:ascii="Courier New" w:hAnsi="Courier New"/>
-          <w:sz w:val="17"/>
-        </w:rPr>
-        <w:br w:type="textWrapping"/>
-      </w:r>
-      <w:r>
-        <w:rPr>
-          <w:rFonts w:ascii="Courier New" w:hAnsi="Courier New"/>
-          <w:sz w:val="17"/>
-        </w:rPr>
-        <w:t xml:space="preserve">            │     NODE.JS + EXPRESS   │</w:t>
-      </w:r>
-      <w:r>
-        <w:rPr>
-          <w:rFonts w:ascii="Courier New" w:hAnsi="Courier New"/>
-          <w:sz w:val="17"/>
-        </w:rPr>
-        <w:br w:type="textWrapping"/>
-      </w:r>
-      <w:r>
-        <w:rPr>
-          <w:rFonts w:ascii="Courier New" w:hAnsi="Courier New"/>
-          <w:sz w:val="17"/>
-        </w:rPr>
-        <w:t xml:space="preserve">            │         BACKEND         │</w:t>
-      </w:r>
-      <w:r>
-        <w:rPr>
-          <w:rFonts w:ascii="Courier New" w:hAnsi="Courier New"/>
-          <w:sz w:val="17"/>
-        </w:rPr>
-        <w:br w:type="textWrapping"/>
-      </w:r>
-      <w:r>
-        <w:rPr>
-          <w:rFonts w:ascii="Courier New" w:hAnsi="Courier New"/>
-          <w:sz w:val="17"/>
-        </w:rPr>
-        <w:t xml:space="preserve">            └───────┬─────────┬───────┘</w:t>
-      </w:r>
-      <w:r>
-        <w:rPr>
-          <w:rFonts w:ascii="Courier New" w:hAnsi="Courier New"/>
-          <w:sz w:val="17"/>
-        </w:rPr>
-        <w:br w:type="textWrapping"/>
-      </w:r>
-      <w:r>
-        <w:rPr>
-          <w:rFonts w:ascii="Courier New" w:hAnsi="Courier New"/>
-          <w:sz w:val="17"/>
-        </w:rPr>
-        <w:t xml:space="preserve">                    │         │</w:t>
-      </w:r>
-      <w:r>
-        <w:rPr>
-          <w:rFonts w:ascii="Courier New" w:hAnsi="Courier New"/>
-          <w:sz w:val="17"/>
-        </w:rPr>
-        <w:br w:type="textWrapping"/>
-      </w:r>
-      <w:r>
-        <w:rPr>
-          <w:rFonts w:ascii="Courier New" w:hAnsi="Courier New"/>
-          <w:sz w:val="17"/>
-        </w:rPr>
-        <w:t xml:space="preserve">             REST / API    GraphQL</w:t>
-      </w:r>
-      <w:r>
-        <w:rPr>
-          <w:rFonts w:ascii="Courier New" w:hAnsi="Courier New"/>
-          <w:sz w:val="17"/>
-        </w:rPr>
-        <w:br w:type="textWrapping"/>
-      </w:r>
-      <w:r>
-        <w:rPr>
-          <w:rFonts w:ascii="Courier New" w:hAnsi="Courier New"/>
-          <w:sz w:val="17"/>
-        </w:rPr>
-        <w:t xml:space="preserve">                    │         │</w:t>
-      </w:r>
-      <w:r>
-        <w:rPr>
-          <w:rFonts w:ascii="Courier New" w:hAnsi="Courier New"/>
-          <w:sz w:val="17"/>
-        </w:rPr>
-        <w:br w:type="textWrapping"/>
-      </w:r>
-      <w:r>
-        <w:rPr>
-          <w:rFonts w:ascii="Courier New" w:hAnsi="Courier New"/>
-          <w:sz w:val="17"/>
-        </w:rPr>
-        <w:t xml:space="preserve">                    └────┬────┘</w:t>
-      </w:r>
-      <w:r>
-        <w:rPr>
-          <w:rFonts w:ascii="Courier New" w:hAnsi="Courier New"/>
-          <w:sz w:val="17"/>
-        </w:rPr>
-        <w:br w:type="textWrapping"/>
-      </w:r>
-      <w:r>
-        <w:rPr>
-          <w:rFonts w:ascii="Courier New" w:hAnsi="Courier New"/>
-          <w:sz w:val="17"/>
-        </w:rPr>
-        <w:t xml:space="preserve">                         │</w:t>
-      </w:r>
-      <w:r>
-        <w:rPr>
-          <w:rFonts w:ascii="Courier New" w:hAnsi="Courier New"/>
-          <w:sz w:val="17"/>
-        </w:rPr>
-        <w:br w:type="textWrapping"/>
-      </w:r>
-      <w:r>
-        <w:rPr>
-          <w:rFonts w:ascii="Courier New" w:hAnsi="Courier New"/>
-          <w:sz w:val="17"/>
-        </w:rPr>
-        <w:t xml:space="preserve">                 ┌───────▼───────┐</w:t>
-      </w:r>
-      <w:r>
-        <w:rPr>
-          <w:rFonts w:ascii="Courier New" w:hAnsi="Courier New"/>
-          <w:sz w:val="17"/>
-        </w:rPr>
-        <w:br w:type="textWrapping"/>
-      </w:r>
-      <w:r>
-        <w:rPr>
-          <w:rFonts w:ascii="Courier New" w:hAnsi="Courier New"/>
-          <w:sz w:val="17"/>
-        </w:rPr>
-        <w:t xml:space="preserve">                 │    MONGODB    │</w:t>
-      </w:r>
-      <w:r>
-        <w:rPr>
-          <w:rFonts w:ascii="Courier New" w:hAnsi="Courier New"/>
-          <w:sz w:val="17"/>
-        </w:rPr>
-        <w:br w:type="textWrapping"/>
-      </w:r>
-      <w:r>
-        <w:rPr>
-          <w:rFonts w:ascii="Courier New" w:hAnsi="Courier New"/>
-          <w:sz w:val="17"/>
-        </w:rPr>
-        <w:t xml:space="preserve">                 │   DATABASE    │</w:t>
-      </w:r>
-      <w:r>
-        <w:rPr>
-          <w:rFonts w:ascii="Courier New" w:hAnsi="Courier New"/>
-          <w:sz w:val="17"/>
-        </w:rPr>
-        <w:br w:type="textWrapping"/>
-      </w:r>
-      <w:r>
-        <w:rPr>
-          <w:rFonts w:ascii="Courier New" w:hAnsi="Courier New"/>
-          <w:sz w:val="17"/>
-        </w:rPr>
-        <w:t xml:space="preserve">                 └───────────────┘</w:t>
-      </w:r>
-      <w:r>
-        <w:rPr>
-          <w:rFonts w:ascii="Courier New" w:hAnsi="Courier New"/>
-          <w:sz w:val="17"/>
-        </w:rPr>
-        <w:br w:type="textWrapping"/>
-      </w:r>
-      <w:r>
-        <w:rPr>
-          <w:rFonts w:ascii="Courier New" w:hAnsi="Courier New"/>
-          <w:sz w:val="17"/>
-        </w:rPr>
-        <w:t xml:space="preserve">                  JWT</w:t>
-      </w:r>
-      <w:r>
-        <w:rPr>
-          <w:rFonts w:ascii="Courier New" w:hAnsi="Courier New"/>
-          <w:sz w:val="17"/>
-        </w:rPr>
-        <w:br w:type="textWrapping"/>
-      </w:r>
-      <w:r>
-        <w:rPr>
-          <w:rFonts w:ascii="Courier New" w:hAnsi="Courier New"/>
-          <w:sz w:val="17"/>
-        </w:rPr>
-        <w:t xml:space="preserve">         Autenticação e autorização</w:t>
+        <w:drawing>
+          <wp:inline xmlns:a="http://schemas.openxmlformats.org/drawingml/2006/main" xmlns:pic="http://schemas.openxmlformats.org/drawingml/2006/picture">
+            <wp:extent cx="5212080" cy="2571660"/>
+            <wp:docPr id="2" name="Picture 2" descr="React se comunica por HTTP com Express. As interfaces REST e GraphQL compartilham o MongoDB. JWT controla autenticação e autorização."/>
+            <wp:cNvGraphicFramePr>
+              <a:graphicFrameLocks noChangeAspect="1"/>
+            </wp:cNvGraphicFramePr>
+            <a:graphic>
+              <a:graphicData uri="http://schemas.openxmlformats.org/drawingml/2006/picture">
+                <pic:pic>
+                  <pic:nvPicPr>
+                    <pic:cNvPr id="0" name="scope_architecture.png"/>
+                    <pic:cNvPicPr/>
+                  </pic:nvPicPr>
+                  <pic:blipFill>
+                    <a:blip r:embed="rId10"/>
+                    <a:stretch>
+                      <a:fillRect/>
+                    </a:stretch>
+                  </pic:blipFill>
+                  <pic:spPr>
+                    <a:xfrm>
+                      <a:off x="0" y="0"/>
+                      <a:ext cx="5212080" cy="2571660"/>
+                    </a:xfrm>
+                    <a:prstGeom prst="rect"/>
+                  </pic:spPr>
+                </pic:pic>
+              </a:graphicData>
+            </a:graphic>
+          </wp:inline>
+        </w:drawing>
       </w:r>
     </w:p>
     <w:p>
       <w:pPr>
-        <w:spacing w:before="120"/>
+        <w:pageBreakBefore w:val="0"/>
+        <w:widowControl/>
+        <w:spacing w:before="0" w:after="100" w:line="259" w:lineRule="auto"/>
+        <w:ind w:firstLine="0" w:left="0"/>
       </w:pPr>
       <w:r>
         <w:rPr>
-          <w:rFonts w:ascii="Arial" w:hAnsi="Arial"/>
+          <w:rFonts w:ascii="Calibri" w:hAnsi="Calibri"/>
           <w:i/>
-          <w:color w:val="646464"/>
-          <w:sz w:val="18"/>
+          <w:color w:val="000000"/>
+          <w:sz w:val="20"/>
         </w:rPr>
         <w:t>Observação: Esse diagrama representa a arquitetura esperada de forma geral. A arquitetura definitiva será definida e refinada durante o desenvolvimento.</w:t>
       </w:r>
@@ -2840,7 +4899,8 @@
       <w:spacing w:after="200" w:line="276" w:lineRule="auto"/>
     </w:pPr>
     <w:rPr>
-      <w:rFonts w:asciiTheme="minorHAnsi" w:hAnsiTheme="minorHAnsi" w:eastAsiaTheme="minorEastAsia" w:cstheme="minorBidi"/>
+      <w:rFonts w:asciiTheme="minorHAnsi" w:hAnsiTheme="minorHAnsi" w:eastAsiaTheme="minorEastAsia" w:cstheme="minorBidi" w:ascii="Calibri" w:hAnsi="Calibri"/>
+      <w:color w:val="000000"/>
       <w:sz w:val="22"/>
       <w:szCs w:val="22"/>
       <w:lang w:val="en-US" w:eastAsia="en-US" w:bidi="ar-SA"/>
@@ -2856,14 +4916,14 @@
     <w:pPr>
       <w:keepNext/>
       <w:keepLines/>
-      <w:spacing w:before="480" w:after="0"/>
+      <w:spacing w:before="240" w:after="100"/>
       <w:outlineLvl w:val="0"/>
     </w:pPr>
     <w:rPr>
-      <w:rFonts w:asciiTheme="majorHAnsi" w:hAnsiTheme="majorHAnsi" w:eastAsiaTheme="majorEastAsia" w:cstheme="majorBidi"/>
+      <w:rFonts w:asciiTheme="majorHAnsi" w:hAnsiTheme="majorHAnsi" w:eastAsiaTheme="majorEastAsia" w:cstheme="majorBidi" w:ascii="Calibri" w:hAnsi="Calibri"/>
       <w:b/>
       <w:bCs/>
-      <w:color w:val="376092" w:themeColor="accent1" w:themeShade="BF"/>
+      <w:color w:val="000000"/>
       <w:sz w:val="28"/>
       <w:szCs w:val="28"/>
     </w:rPr>
@@ -2879,15 +4939,15 @@
     <w:pPr>
       <w:keepNext/>
       <w:keepLines/>
-      <w:spacing w:before="200" w:after="0"/>
+      <w:spacing w:before="240" w:after="100"/>
       <w:outlineLvl w:val="1"/>
     </w:pPr>
     <w:rPr>
-      <w:rFonts w:asciiTheme="majorHAnsi" w:hAnsiTheme="majorHAnsi" w:eastAsiaTheme="majorEastAsia" w:cstheme="majorBidi"/>
+      <w:rFonts w:asciiTheme="majorHAnsi" w:hAnsiTheme="majorHAnsi" w:eastAsiaTheme="majorEastAsia" w:cstheme="majorBidi" w:ascii="Calibri" w:hAnsi="Calibri"/>
       <w:b/>
       <w:bCs/>
-      <w:color w:val="4F81BD" w:themeColor="accent1"/>
-      <w:sz w:val="26"/>
+      <w:color w:val="000000"/>
+      <w:sz w:val="24"/>
       <w:szCs w:val="26"/>
       <w14:textFill>
         <w14:solidFill>
@@ -3151,18 +5211,16 @@
     <w:qFormat/>
     <w:uiPriority w:val="10"/>
     <w:pPr>
-      <w:pBdr>
-        <w:bottom w:val="single" w:color="4F81BD" w:themeColor="accent1" w:sz="8" w:space="4"/>
-      </w:pBdr>
-      <w:spacing w:after="300" w:line="240" w:lineRule="auto"/>
+      <w:keepNext/>
+      <w:spacing w:after="100" w:line="240" w:lineRule="auto" w:before="240"/>
       <w:contextualSpacing/>
     </w:pPr>
     <w:rPr>
-      <w:rFonts w:asciiTheme="majorHAnsi" w:hAnsiTheme="majorHAnsi" w:eastAsiaTheme="majorEastAsia" w:cstheme="majorBidi"/>
-      <w:color w:val="17375E" w:themeColor="text2" w:themeShade="BF"/>
+      <w:rFonts w:asciiTheme="majorHAnsi" w:hAnsiTheme="majorHAnsi" w:eastAsiaTheme="majorEastAsia" w:cstheme="majorBidi" w:ascii="Calibri" w:hAnsi="Calibri"/>
+      <w:color w:val="000000"/>
       <w:spacing w:val="5"/>
       <w:kern w:val="28"/>
-      <w:sz w:val="52"/>
+      <w:sz w:val="36"/>
       <w:szCs w:val="52"/>
     </w:rPr>
   </w:style>
@@ -3754,9 +5812,6 @@
     <w:qFormat/>
     <w:uiPriority w:val="30"/>
     <w:pPr>
-      <w:pBdr>
-        <w:bottom w:val="single" w:color="4F81BD" w:themeColor="accent1" w:sz="4" w:space="4"/>
-      </w:pBdr>
       <w:spacing w:before="200" w:after="280"/>
       <w:ind w:left="936" w:right="936"/>
     </w:pPr>
